--- a/6th_semester/Конструирование по/laba1/Отчёт_КПО_1.docx
+++ b/6th_semester/Конструирование по/laba1/Отчёт_КПО_1.docx
@@ -422,7 +422,7 @@
     </w:p>
     <w:tbl>
       <w:tblPr>
-        <w:tblStyle w:val="754"/>
+        <w:tblStyle w:val="756"/>
         <w:tblW w:w="0" w:type="auto"/>
         <w:tblBorders>
           <w:top w:val="none" w:color="000000" w:sz="0" w:space="0"/>
@@ -1315,10 +1315,10 @@
     </w:p>
     <w:p>
       <w:pPr>
-        <w:pBdr/>
-        <w:spacing w:after="240" w:before="240" w:line="360" w:lineRule="auto"/>
-        <w:ind/>
-        <w:jc w:val="center"/>
+        <w:pStyle w:val="929"/>
+        <w:pBdr/>
+        <w:spacing/>
+        <w:ind/>
         <w:rPr/>
       </w:pPr>
       <w:r>
@@ -1329,7 +1329,7 @@
           <w:sz w:val="28"/>
           <w:szCs w:val="28"/>
         </w:rPr>
-        <w:t xml:space="preserve">Цели</w:t>
+        <w:t xml:space="preserve">1 Цели</w:t>
       </w:r>
       <w:r/>
     </w:p>
@@ -1351,32 +1351,16 @@
           <w:sz w:val="28"/>
           <w:szCs w:val="28"/>
         </w:rPr>
-        <w:t xml:space="preserve">Целью данной лабораторной работы является выбор темы проекта (название и назначение), архитектура которой будет разрабатываться в течение семестра.</w:t>
+        <w:t xml:space="preserve">Целью данной лабораторной работы является выбор темы проекта, архитектура которой будет разрабатываться в течение семестра.</w:t>
       </w:r>
       <w:r/>
     </w:p>
     <w:p>
       <w:pPr>
-        <w:pBdr/>
-        <w:spacing w:after="0" w:before="0" w:line="360" w:lineRule="auto"/>
-        <w:ind/>
-        <w:rPr/>
-      </w:pPr>
-      <w:r>
-        <w:rPr>
-          <w:rFonts w:ascii="Times New Roman" w:hAnsi="Times New Roman" w:eastAsia="Times New Roman" w:cs="Times New Roman"/>
-          <w:sz w:val="28"/>
-          <w:szCs w:val="28"/>
-        </w:rPr>
-      </w:r>
-      <w:r/>
-    </w:p>
-    <w:p>
-      <w:pPr>
-        <w:pBdr/>
-        <w:spacing w:after="240" w:before="240" w:line="360" w:lineRule="auto"/>
-        <w:ind/>
-        <w:jc w:val="center"/>
+        <w:pStyle w:val="929"/>
+        <w:pBdr/>
+        <w:spacing/>
+        <w:ind/>
         <w:rPr/>
       </w:pPr>
       <w:r>
@@ -1387,7 +1371,7 @@
           <w:sz w:val="28"/>
           <w:szCs w:val="28"/>
         </w:rPr>
-        <w:t xml:space="preserve">Задачи</w:t>
+        <w:t xml:space="preserve">2 Задачи</w:t>
       </w:r>
       <w:r/>
     </w:p>
@@ -1415,7 +1399,7 @@
     </w:p>
     <w:p>
       <w:pPr>
-        <w:pStyle w:val="935"/>
+        <w:pStyle w:val="937"/>
         <w:suppressLineNumbers w:val="false"/>
         <w:pBdr/>
         <w:spacing/>
@@ -1427,78 +1411,78 @@
       <w:r>
         <w:t xml:space="preserve">выбрать тематику приложения;</w:t>
       </w:r>
-      <w:r/>
-    </w:p>
-    <w:p>
-      <w:pPr>
-        <w:pStyle w:val="935"/>
-        <w:suppressLineNumbers w:val="false"/>
-        <w:pBdr/>
-        <w:spacing/>
-        <w:ind/>
+      <w:r>
         <w:rPr>
           <w14:ligatures w14:val="none"/>
         </w:rPr>
+      </w:r>
+    </w:p>
+    <w:p>
+      <w:pPr>
+        <w:pStyle w:val="937"/>
+        <w:suppressLineNumbers w:val="false"/>
+        <w:pBdr/>
+        <w:spacing/>
+        <w:ind/>
+        <w:rPr>
+          <w14:ligatures w14:val="none"/>
+        </w:rPr>
       </w:pPr>
       <w:r>
         <w:t xml:space="preserve">продумать название и задачи, которые оно выполняет;</w:t>
       </w:r>
-      <w:r/>
-    </w:p>
-    <w:p>
-      <w:pPr>
-        <w:pStyle w:val="935"/>
-        <w:suppressLineNumbers w:val="false"/>
-        <w:pBdr/>
-        <w:spacing/>
-        <w:ind/>
+      <w:r>
         <w:rPr>
           <w14:ligatures w14:val="none"/>
         </w:rPr>
+      </w:r>
+    </w:p>
+    <w:p>
+      <w:pPr>
+        <w:pStyle w:val="937"/>
+        <w:suppressLineNumbers w:val="false"/>
+        <w:pBdr/>
+        <w:spacing/>
+        <w:ind/>
+        <w:rPr>
+          <w14:ligatures w14:val="none"/>
+        </w:rPr>
       </w:pPr>
       <w:r>
         <w:t xml:space="preserve">составить краткое описание системы и её характеристик;</w:t>
       </w:r>
-      <w:r/>
-    </w:p>
-    <w:p>
-      <w:pPr>
-        <w:pStyle w:val="935"/>
-        <w:suppressLineNumbers w:val="false"/>
-        <w:pBdr/>
-        <w:spacing/>
-        <w:ind/>
+      <w:r>
         <w:rPr>
           <w14:ligatures w14:val="none"/>
         </w:rPr>
+      </w:r>
+    </w:p>
+    <w:p>
+      <w:pPr>
+        <w:pStyle w:val="937"/>
+        <w:suppressLineNumbers w:val="false"/>
+        <w:pBdr/>
+        <w:spacing/>
+        <w:ind/>
+        <w:rPr>
+          <w14:ligatures w14:val="none"/>
+        </w:rPr>
       </w:pPr>
       <w:r>
         <w:t xml:space="preserve">построить UML-диаграмму вариантов использования описываемой системы.</w:t>
       </w:r>
-      <w:r/>
+      <w:r>
+        <w:rPr>
+          <w14:ligatures w14:val="none"/>
+        </w:rPr>
+      </w:r>
     </w:p>
     <w:p>
       <w:pPr>
-        <w:pBdr/>
-        <w:spacing w:after="0" w:before="0" w:line="360" w:lineRule="auto"/>
-        <w:ind/>
-        <w:rPr/>
-      </w:pPr>
-      <w:r>
-        <w:rPr>
-          <w:rFonts w:ascii="Times New Roman" w:hAnsi="Times New Roman" w:eastAsia="Times New Roman" w:cs="Times New Roman"/>
-          <w:sz w:val="28"/>
-          <w:szCs w:val="28"/>
-        </w:rPr>
-      </w:r>
-      <w:r/>
-    </w:p>
-    <w:p>
-      <w:pPr>
-        <w:pBdr/>
-        <w:spacing w:after="240" w:before="240" w:line="360" w:lineRule="auto"/>
-        <w:ind w:firstLine="705"/>
-        <w:jc w:val="left"/>
+        <w:pStyle w:val="911"/>
+        <w:pBdr/>
+        <w:spacing/>
+        <w:ind/>
         <w:rPr/>
       </w:pPr>
       <w:r>
@@ -1509,7 +1493,7 @@
           <w:sz w:val="28"/>
           <w:szCs w:val="28"/>
         </w:rPr>
-        <w:t xml:space="preserve">1 Описание системы</w:t>
+        <w:t xml:space="preserve">3 Описание системы</w:t>
       </w:r>
       <w:r/>
     </w:p>
@@ -1529,7 +1513,7 @@
           <w:sz w:val="28"/>
           <w:szCs w:val="28"/>
         </w:rPr>
-        <w:t xml:space="preserve">1.1 Название и концепция системы</w:t>
+        <w:t xml:space="preserve">3.1 Название и концепция системы</w:t>
       </w:r>
       <w:r/>
     </w:p>
@@ -1558,22 +1542,6 @@
     <w:p>
       <w:pPr>
         <w:pBdr/>
-        <w:spacing w:after="0" w:before="0" w:line="360" w:lineRule="auto"/>
-        <w:ind/>
-        <w:rPr/>
-      </w:pPr>
-      <w:r>
-        <w:rPr>
-          <w:rFonts w:ascii="Times New Roman" w:hAnsi="Times New Roman" w:eastAsia="Times New Roman" w:cs="Times New Roman"/>
-          <w:sz w:val="28"/>
-          <w:szCs w:val="28"/>
-        </w:rPr>
-      </w:r>
-      <w:r/>
-    </w:p>
-    <w:p>
-      <w:pPr>
-        <w:pBdr/>
         <w:spacing w:after="120" w:before="200" w:line="360" w:lineRule="auto"/>
         <w:ind w:firstLine="705"/>
         <w:jc w:val="left"/>
@@ -1587,7 +1555,7 @@
           <w:sz w:val="28"/>
           <w:szCs w:val="28"/>
         </w:rPr>
-        <w:t xml:space="preserve">1.2 Назначение системы</w:t>
+        <w:t xml:space="preserve">3.2 Назначение системы</w:t>
       </w:r>
       <w:r/>
     </w:p>
@@ -1609,23 +1577,7 @@
           <w:sz w:val="28"/>
           <w:szCs w:val="28"/>
         </w:rPr>
-        <w:t xml:space="preserve">Основное назначение NewNote – предоставить пользователям удобный, минималистичный инструмент для ведения заметок без лишней функциональности. В отличие от громоздких аналогов, NewNote ориентирован на скорость и простоту: открыл, написал, сохранил.</w:t>
-      </w:r>
-      <w:r/>
-    </w:p>
-    <w:p>
-      <w:pPr>
-        <w:pBdr/>
-        <w:spacing w:after="0" w:before="0" w:line="360" w:lineRule="auto"/>
-        <w:ind/>
-        <w:rPr/>
-      </w:pPr>
-      <w:r>
-        <w:rPr>
-          <w:rFonts w:ascii="Times New Roman" w:hAnsi="Times New Roman" w:eastAsia="Times New Roman" w:cs="Times New Roman"/>
-          <w:sz w:val="28"/>
-          <w:szCs w:val="28"/>
-        </w:rPr>
+        <w:t xml:space="preserve">Основное назначение NewNote – предоставить пользователям удобный, минималистичный инструмент для ведения заметок без лишней функциональности.</w:t>
       </w:r>
       <w:r/>
     </w:p>
@@ -1645,7 +1597,7 @@
           <w:sz w:val="28"/>
           <w:szCs w:val="28"/>
         </w:rPr>
-        <w:t xml:space="preserve">1.3 Основные характеристики системы</w:t>
+        <w:t xml:space="preserve">3.3 Основные характеристики системы</w:t>
       </w:r>
       <w:r/>
     </w:p>
@@ -1673,7 +1625,7 @@
     </w:p>
     <w:p>
       <w:pPr>
-        <w:pStyle w:val="935"/>
+        <w:pStyle w:val="937"/>
         <w:pBdr/>
         <w:spacing/>
         <w:ind/>
@@ -1691,7 +1643,7 @@
     </w:p>
     <w:p>
       <w:pPr>
-        <w:pStyle w:val="935"/>
+        <w:pStyle w:val="937"/>
         <w:pBdr/>
         <w:spacing/>
         <w:ind/>
@@ -1709,7 +1661,7 @@
     </w:p>
     <w:p>
       <w:pPr>
-        <w:pStyle w:val="935"/>
+        <w:pStyle w:val="937"/>
         <w:pBdr/>
         <w:spacing/>
         <w:ind/>
@@ -1721,13 +1673,13 @@
           <w:sz w:val="28"/>
           <w:szCs w:val="28"/>
         </w:rPr>
-        <w:t xml:space="preserve">аутентификация – двухканальная: по адресу электронной почты и по SMS-коду;</w:t>
+        <w:t xml:space="preserve">аутентификация – по адресу электронной почты и по SMS-коду;</w:t>
       </w:r>
       <w:r/>
     </w:p>
     <w:p>
       <w:pPr>
-        <w:pStyle w:val="935"/>
+        <w:pStyle w:val="937"/>
         <w:pBdr/>
         <w:spacing/>
         <w:ind/>
@@ -1745,7 +1697,7 @@
     </w:p>
     <w:p>
       <w:pPr>
-        <w:pStyle w:val="935"/>
+        <w:pStyle w:val="937"/>
         <w:pBdr/>
         <w:spacing/>
         <w:ind/>
@@ -1772,7 +1724,7 @@
     </w:p>
     <w:p>
       <w:pPr>
-        <w:pStyle w:val="935"/>
+        <w:pStyle w:val="937"/>
         <w:pBdr/>
         <w:spacing/>
         <w:ind/>
@@ -1784,23 +1736,50 @@
           <w:sz w:val="28"/>
           <w:szCs w:val="28"/>
         </w:rPr>
-        <w:t xml:space="preserve">доступность – круглосуточная, без ограничений по количеству заметок.</w:t>
+        <w:t xml:space="preserve">доступность – круглосуточная</w:t>
       </w:r>
-      <w:r/>
-    </w:p>
-    <w:p>
-      <w:pPr>
-        <w:pBdr/>
-        <w:spacing w:after="0" w:before="0" w:line="360" w:lineRule="auto"/>
-        <w:ind/>
-        <w:rPr/>
-      </w:pPr>
+      <w:r>
+        <w:rPr>
+          <w:rFonts w:ascii="Times New Roman" w:hAnsi="Times New Roman" w:eastAsia="Times New Roman" w:cs="Times New Roman"/>
+          <w:sz w:val="28"/>
+          <w:szCs w:val="28"/>
+          <w:lang w:val="ru-RU"/>
+        </w:rPr>
+        <w:t xml:space="preserve"> с </w:t>
+      </w:r>
+      <w:r>
+        <w:rPr>
+          <w:rFonts w:ascii="Times New Roman" w:hAnsi="Times New Roman" w:eastAsia="Times New Roman" w:cs="Times New Roman"/>
+          <w:sz w:val="28"/>
+          <w:szCs w:val="28"/>
+          <w:lang w:val="en-US"/>
+        </w:rPr>
+        <w:t xml:space="preserve">uptime=</w:t>
+      </w:r>
       <w:r>
         <w:rPr>
           <w:rFonts w:ascii="Times New Roman" w:hAnsi="Times New Roman" w:eastAsia="Times New Roman" w:cs="Times New Roman"/>
           <w:sz w:val="28"/>
           <w:szCs w:val="28"/>
         </w:rPr>
+        <w:t xml:space="preserve">99,5% (≈4 ч/мес простоя)</w:t>
+      </w:r>
+      <w:r/>
+      <w:r>
+        <w:rPr>
+          <w:rFonts w:ascii="Times New Roman" w:hAnsi="Times New Roman" w:eastAsia="Times New Roman" w:cs="Times New Roman"/>
+          <w:sz w:val="28"/>
+          <w:szCs w:val="28"/>
+          <w:lang w:val="ru-RU"/>
+        </w:rPr>
+      </w:r>
+      <w:r>
+        <w:rPr>
+          <w:rFonts w:ascii="Times New Roman" w:hAnsi="Times New Roman" w:eastAsia="Times New Roman" w:cs="Times New Roman"/>
+          <w:sz w:val="28"/>
+          <w:szCs w:val="28"/>
+        </w:rPr>
+        <w:t xml:space="preserve">, без ограничений по количеству заметок.</w:t>
       </w:r>
       <w:r/>
     </w:p>
@@ -1820,7 +1799,7 @@
           <w:sz w:val="28"/>
           <w:szCs w:val="28"/>
         </w:rPr>
-        <w:t xml:space="preserve">1.4 Участники системы</w:t>
+        <w:t xml:space="preserve">3.4 Участники системы</w:t>
       </w:r>
       <w:r/>
     </w:p>
@@ -1848,7 +1827,7 @@
     </w:p>
     <w:p>
       <w:pPr>
-        <w:pStyle w:val="935"/>
+        <w:pStyle w:val="937"/>
         <w:pBdr/>
         <w:spacing/>
         <w:ind/>
@@ -1866,7 +1845,7 @@
     </w:p>
     <w:p>
       <w:pPr>
-        <w:pStyle w:val="935"/>
+        <w:pStyle w:val="937"/>
         <w:pBdr/>
         <w:spacing/>
         <w:ind/>
@@ -1881,14 +1860,6 @@
         <w:t xml:space="preserve">зарегистрированный пользователь – имеет доступ ко всем функциям управления заметками после успешной аутентификации.</w:t>
       </w:r>
       <w:r/>
-    </w:p>
-    <w:p>
-      <w:pPr>
-        <w:pBdr/>
-        <w:spacing w:after="0" w:before="0" w:line="360" w:lineRule="auto"/>
-        <w:ind/>
-        <w:rPr/>
-      </w:pPr>
       <w:r>
         <w:rPr>
           <w:rFonts w:ascii="Times New Roman" w:hAnsi="Times New Roman" w:eastAsia="Times New Roman" w:cs="Times New Roman"/>
@@ -1897,6 +1868,7 @@
         </w:rPr>
       </w:r>
       <w:r/>
+      <w:r/>
     </w:p>
     <w:p>
       <w:pPr>
@@ -1914,7 +1886,7 @@
           <w:sz w:val="28"/>
           <w:szCs w:val="28"/>
         </w:rPr>
-        <w:t xml:space="preserve">2 UML-диаграмма вариантов использования</w:t>
+        <w:t xml:space="preserve">4 UML-диаграмма вариантов использования</w:t>
       </w:r>
       <w:r/>
     </w:p>
@@ -1980,7 +1952,7 @@
     </w:p>
     <w:p>
       <w:pPr>
-        <w:pStyle w:val="935"/>
+        <w:pStyle w:val="937"/>
         <w:pBdr/>
         <w:spacing/>
         <w:ind/>
@@ -1998,7 +1970,7 @@
     </w:p>
     <w:p>
       <w:pPr>
-        <w:pStyle w:val="935"/>
+        <w:pStyle w:val="937"/>
         <w:pBdr/>
         <w:spacing/>
         <w:ind/>
@@ -2017,35 +1989,20 @@
     <w:p>
       <w:pPr>
         <w:pBdr/>
-        <w:spacing w:after="0" w:before="0" w:line="360" w:lineRule="auto"/>
-        <w:ind/>
-        <w:rPr/>
-      </w:pPr>
-      <w:r>
-        <w:rPr>
-          <w:rFonts w:ascii="Times New Roman" w:hAnsi="Times New Roman" w:eastAsia="Times New Roman" w:cs="Times New Roman"/>
-          <w:sz w:val="28"/>
-          <w:szCs w:val="28"/>
-        </w:rPr>
-      </w:r>
-      <w:r/>
-    </w:p>
-    <w:p>
-      <w:pPr>
-        <w:pBdr/>
         <w:spacing w:after="0" w:before="120" w:line="360" w:lineRule="auto"/>
         <w:ind/>
         <w:jc w:val="center"/>
         <w:rPr/>
       </w:pPr>
+      <w:r/>
       <w:r>
         <mc:AlternateContent>
           <mc:Choice Requires="wpg">
             <w:drawing>
               <wp:inline xmlns:wp="http://schemas.openxmlformats.org/drawingml/2006/wordprocessingDrawing" distT="0" distB="0" distL="0" distR="0">
-                <wp:extent cx="4953000" cy="3409950"/>
+                <wp:extent cx="6120765" cy="6164905"/>
                 <wp:effectExtent l="0" t="0" r="0" b="0"/>
-                <wp:docPr id="1" name="" descr="" title=""/>
+                <wp:docPr id="1" name=""/>
                 <wp:cNvGraphicFramePr>
                   <a:graphicFrameLocks xmlns:a="http://schemas.openxmlformats.org/drawingml/2006/main" noChangeAspect="1"/>
                 </wp:cNvGraphicFramePr>
@@ -2053,7 +2010,7 @@
                   <a:graphicData uri="http://schemas.openxmlformats.org/drawingml/2006/picture">
                     <pic:pic xmlns:pic="http://schemas.openxmlformats.org/drawingml/2006/picture">
                       <pic:nvPicPr>
-                        <pic:cNvPr id="0" name="" descr=""/>
+                        <pic:cNvPr id="1208027029" name=""/>
                         <pic:cNvPicPr>
                           <a:picLocks noChangeAspect="1"/>
                         </pic:cNvPicPr>
@@ -2066,7 +2023,7 @@
                       <pic:spPr bwMode="auto">
                         <a:xfrm>
                           <a:off x="0" y="0"/>
-                          <a:ext cx="4953000" cy="3409950"/>
+                          <a:ext cx="6120764" cy="6164904"/>
                         </a:xfrm>
                         <a:prstGeom prst="rect">
                           <a:avLst/>
@@ -2099,7 +2056,7 @@
                 <v:path o:extrusionok="f" gradientshapeok="t" o:connecttype="rect"/>
                 <o:lock v:ext="edit" aspectratio="t"/>
               </v:shapetype>
-              <v:shape id="_x0000_i0" o:spid="_x0000_s0" type="#_x0000_t75" style="width:390.00pt;height:268.50pt;mso-wrap-distance-left:0.00pt;mso-wrap-distance-top:0.00pt;mso-wrap-distance-right:0.00pt;mso-wrap-distance-bottom:0.00pt;z-index:1;" stroked="false">
+              <v:shape id="_x0000_i0" o:spid="_x0000_s0" type="#_x0000_t75" style="width:481.95pt;height:485.43pt;mso-wrap-distance-left:0.00pt;mso-wrap-distance-top:0.00pt;mso-wrap-distance-right:0.00pt;mso-wrap-distance-bottom:0.00pt;z-index:1;" stroked="false">
                 <v:imagedata r:id="rId15" o:title=""/>
                 <o:lock v:ext="edit" rotation="t"/>
               </v:shape>
@@ -2107,6 +2064,9 @@
           </mc:Fallback>
         </mc:AlternateContent>
       </w:r>
+      <w:r/>
+      <w:r/>
+      <w:r/>
       <w:r/>
     </w:p>
     <w:p>
@@ -2129,226 +2089,10 @@
     </w:p>
     <w:p>
       <w:pPr>
-        <w:pBdr/>
-        <w:spacing w:after="0" w:before="0" w:line="360" w:lineRule="auto"/>
-        <w:ind/>
-        <w:rPr/>
-      </w:pPr>
-      <w:r>
-        <w:rPr>
-          <w:rFonts w:ascii="Times New Roman" w:hAnsi="Times New Roman" w:eastAsia="Times New Roman" w:cs="Times New Roman"/>
-          <w:sz w:val="28"/>
-          <w:szCs w:val="28"/>
-        </w:rPr>
-      </w:r>
-      <w:r/>
-    </w:p>
-    <w:p>
-      <w:pPr>
-        <w:pBdr/>
-        <w:spacing w:after="0" w:before="0" w:line="360" w:lineRule="auto"/>
-        <w:ind w:firstLine="705"/>
-        <w:jc w:val="both"/>
-        <w:rPr/>
-      </w:pPr>
-      <w:r>
-        <w:rPr>
-          <w:rFonts w:ascii="Times New Roman" w:hAnsi="Times New Roman" w:eastAsia="Times New Roman" w:cs="Times New Roman"/>
-          <w:b w:val="0"/>
-          <w:bCs w:val="0"/>
-          <w:i w:val="0"/>
-          <w:iCs w:val="0"/>
-          <w:sz w:val="28"/>
-          <w:szCs w:val="28"/>
-        </w:rPr>
-        <w:t xml:space="preserve">Варианты использования системы:</w:t>
-      </w:r>
-      <w:r/>
-    </w:p>
-    <w:p>
-      <w:pPr>
-        <w:pStyle w:val="935"/>
-        <w:pBdr/>
-        <w:spacing/>
-        <w:ind/>
-        <w:rPr/>
-      </w:pPr>
-      <w:r>
-        <w:rPr>
-          <w:rFonts w:ascii="Times New Roman" w:hAnsi="Times New Roman" w:eastAsia="Times New Roman" w:cs="Times New Roman"/>
-          <w:sz w:val="28"/>
-          <w:szCs w:val="28"/>
-        </w:rPr>
-        <w:t xml:space="preserve">«Зарегистрироваться» – создание новой учётной записи с указанием e-mail и номера телефона;</w:t>
-      </w:r>
-      <w:r/>
-    </w:p>
-    <w:p>
-      <w:pPr>
-        <w:pStyle w:val="935"/>
-        <w:pBdr/>
-        <w:spacing/>
-        <w:ind/>
-        <w:rPr/>
-      </w:pPr>
-      <w:r>
-        <w:rPr>
-          <w:rFonts w:ascii="Times New Roman" w:hAnsi="Times New Roman" w:eastAsia="Times New Roman" w:cs="Times New Roman"/>
-          <w:sz w:val="28"/>
-          <w:szCs w:val="28"/>
-        </w:rPr>
-        <w:t xml:space="preserve">«Войти по e-mail» – вход в систему через адрес электронной почты и пароль;</w:t>
-      </w:r>
-      <w:r/>
-    </w:p>
-    <w:p>
-      <w:pPr>
-        <w:pStyle w:val="935"/>
-        <w:pBdr/>
-        <w:spacing/>
-        <w:ind/>
-        <w:rPr/>
-      </w:pPr>
-      <w:r>
-        <w:rPr>
-          <w:rFonts w:ascii="Times New Roman" w:hAnsi="Times New Roman" w:eastAsia="Times New Roman" w:cs="Times New Roman"/>
-          <w:sz w:val="28"/>
-          <w:szCs w:val="28"/>
-        </w:rPr>
-        <w:t xml:space="preserve">«Войти по SMS» – вход через одноразовый SMS-код, отправляемый на привязанный номер телефона;</w:t>
-      </w:r>
-      <w:r/>
-    </w:p>
-    <w:p>
-      <w:pPr>
-        <w:pStyle w:val="935"/>
-        <w:pBdr/>
-        <w:spacing/>
-        <w:ind/>
-        <w:rPr/>
-      </w:pPr>
-      <w:r>
-        <w:rPr>
-          <w:rFonts w:ascii="Times New Roman" w:hAnsi="Times New Roman" w:eastAsia="Times New Roman" w:cs="Times New Roman"/>
-          <w:sz w:val="28"/>
-          <w:szCs w:val="28"/>
-        </w:rPr>
-        <w:t xml:space="preserve">«Создать заметку» – добавление новой записи с заголовком и текстом;</w:t>
-      </w:r>
-      <w:r/>
-    </w:p>
-    <w:p>
-      <w:pPr>
-        <w:pStyle w:val="935"/>
-        <w:pBdr/>
-        <w:spacing/>
-        <w:ind/>
-        <w:rPr/>
-      </w:pPr>
-      <w:r>
-        <w:rPr>
-          <w:rFonts w:ascii="Times New Roman" w:hAnsi="Times New Roman" w:eastAsia="Times New Roman" w:cs="Times New Roman"/>
-          <w:sz w:val="28"/>
-          <w:szCs w:val="28"/>
-        </w:rPr>
-        <w:t xml:space="preserve">«Просмотреть заметки» – отображение списка всех заметок пользователя;</w:t>
-      </w:r>
-      <w:r/>
-    </w:p>
-    <w:p>
-      <w:pPr>
-        <w:pStyle w:val="935"/>
-        <w:pBdr/>
-        <w:spacing/>
-        <w:ind/>
-        <w:rPr/>
-      </w:pPr>
-      <w:r>
-        <w:rPr>
-          <w:rFonts w:ascii="Times New Roman" w:hAnsi="Times New Roman" w:eastAsia="Times New Roman" w:cs="Times New Roman"/>
-          <w:sz w:val="28"/>
-          <w:szCs w:val="28"/>
-        </w:rPr>
-        <w:t xml:space="preserve">«Редактировать заметку» – изменение содержимого существующей заметки;</w:t>
-      </w:r>
-      <w:r/>
-    </w:p>
-    <w:p>
-      <w:pPr>
-        <w:pStyle w:val="935"/>
-        <w:pBdr/>
-        <w:spacing/>
-        <w:ind/>
-        <w:rPr/>
-      </w:pPr>
-      <w:r>
-        <w:rPr>
-          <w:rFonts w:ascii="Times New Roman" w:hAnsi="Times New Roman" w:eastAsia="Times New Roman" w:cs="Times New Roman"/>
-          <w:sz w:val="28"/>
-          <w:szCs w:val="28"/>
-        </w:rPr>
-        <w:t xml:space="preserve">«Удалить заметку» – безвозвратное удаление выбранной записи;</w:t>
-      </w:r>
-      <w:r/>
-    </w:p>
-    <w:p>
-      <w:pPr>
-        <w:pStyle w:val="935"/>
-        <w:pBdr/>
-        <w:spacing/>
-        <w:ind/>
-        <w:rPr/>
-      </w:pPr>
-      <w:r>
-        <w:rPr>
-          <w:rFonts w:ascii="Times New Roman" w:hAnsi="Times New Roman" w:eastAsia="Times New Roman" w:cs="Times New Roman"/>
-          <w:sz w:val="28"/>
-          <w:szCs w:val="28"/>
-        </w:rPr>
-        <w:t xml:space="preserve">«Искать заметки» – фильтрация записей по ключевому слову в заголовке;</w:t>
-      </w:r>
-      <w:r/>
-    </w:p>
-    <w:p>
-      <w:pPr>
-        <w:pStyle w:val="935"/>
-        <w:pBdr/>
-        <w:spacing/>
-        <w:ind/>
-        <w:rPr/>
-      </w:pPr>
-      <w:r>
-        <w:rPr>
-          <w:rFonts w:ascii="Times New Roman" w:hAnsi="Times New Roman" w:eastAsia="Times New Roman" w:cs="Times New Roman"/>
-          <w:sz w:val="28"/>
-          <w:szCs w:val="28"/>
-        </w:rPr>
-        <w:t xml:space="preserve">«Выйти из системы» – завершение сеанса работы с очисткой данных сессии.</w:t>
-      </w:r>
-      <w:r/>
-    </w:p>
-    <w:p>
-      <w:pPr>
-        <w:pBdr/>
-        <w:spacing w:after="0" w:before="0" w:line="360" w:lineRule="auto"/>
-        <w:ind/>
-        <w:rPr/>
-      </w:pPr>
-      <w:r>
-        <w:rPr>
-          <w:rFonts w:ascii="Times New Roman" w:hAnsi="Times New Roman" w:eastAsia="Times New Roman" w:cs="Times New Roman"/>
-          <w:sz w:val="28"/>
-          <w:szCs w:val="28"/>
-        </w:rPr>
-      </w:r>
-      <w:r/>
-    </w:p>
-    <w:p>
-      <w:pPr>
-        <w:pBdr/>
-        <w:spacing w:after="240" w:before="240" w:line="360" w:lineRule="auto"/>
-        <w:ind/>
-        <w:jc w:val="center"/>
+        <w:pStyle w:val="929"/>
+        <w:pBdr/>
+        <w:spacing/>
+        <w:ind/>
         <w:rPr/>
       </w:pPr>
       <w:r>
@@ -2359,7 +2103,7 @@
           <w:sz w:val="28"/>
           <w:szCs w:val="28"/>
         </w:rPr>
-        <w:t xml:space="preserve">Заключение</w:t>
+        <w:t xml:space="preserve">5 Заключение</w:t>
       </w:r>
       <w:r/>
     </w:p>
@@ -2394,22 +2138,6 @@
           <w:szCs w:val="28"/>
         </w:rPr>
         <w:t xml:space="preserve">рана и описана система NewNote – минималистичное веб-приложение для создания и хранения заметок. Определены основные характеристики системы: двухканальная аутентификация (по e-mail и по SMS), персональное хранилище заметок и базовые операции работы с ними.</w:t>
-      </w:r>
-      <w:r/>
-    </w:p>
-    <w:p>
-      <w:pPr>
-        <w:pBdr/>
-        <w:spacing w:after="0" w:before="0" w:line="360" w:lineRule="auto"/>
-        <w:ind/>
-        <w:rPr/>
-      </w:pPr>
-      <w:r>
-        <w:rPr>
-          <w:rFonts w:ascii="Times New Roman" w:hAnsi="Times New Roman" w:eastAsia="Times New Roman" w:cs="Times New Roman"/>
-          <w:sz w:val="28"/>
-          <w:szCs w:val="28"/>
-        </w:rPr>
       </w:r>
       <w:r/>
     </w:p>
@@ -2755,7 +2483,7 @@
         <w:spacing/>
         <w:ind w:hanging="360" w:left="720"/>
       </w:pPr>
-      <w:pStyle w:val="935"/>
+      <w:pStyle w:val="937"/>
       <w:rPr>
         <w:rFonts w:ascii="Times New Roman" w:hAnsi="Times New Roman" w:cs="Times New Roman"/>
         <w:b w:val="0"/>
@@ -2889,6 +2617,135 @@
       <w:rPr>
         <w:rFonts w:hint="default" w:ascii="Wingdings" w:hAnsi="Wingdings" w:eastAsia="Wingdings" w:cs="Wingdings"/>
       </w:rPr>
+      <w:start w:val="1"/>
+      <w:suff w:val="tab"/>
+    </w:lvl>
+  </w:abstractNum>
+  <w:abstractNum w:abstractNumId="2">
+    <w:nsid w:val="68AEE37C"/>
+    <w:lvl w:ilvl="0">
+      <w:isLgl w:val="false"/>
+      <w:lvlJc w:val="left"/>
+      <w:lvlText w:val="%1."/>
+      <w:numFmt w:val="decimal"/>
+      <w:pPr>
+        <w:pBdr/>
+        <w:spacing/>
+        <w:ind w:hanging="360" w:left="1414"/>
+      </w:pPr>
+      <w:rPr/>
+      <w:start w:val="1"/>
+      <w:suff w:val="tab"/>
+    </w:lvl>
+    <w:lvl w:ilvl="1">
+      <w:isLgl w:val="false"/>
+      <w:lvlJc w:val="left"/>
+      <w:lvlText w:val="%2."/>
+      <w:numFmt w:val="lowerLetter"/>
+      <w:pPr>
+        <w:pBdr/>
+        <w:spacing/>
+        <w:ind w:hanging="360" w:left="2134"/>
+      </w:pPr>
+      <w:rPr/>
+      <w:start w:val="1"/>
+      <w:suff w:val="tab"/>
+    </w:lvl>
+    <w:lvl w:ilvl="2">
+      <w:isLgl w:val="false"/>
+      <w:lvlJc w:val="right"/>
+      <w:lvlText w:val="%3."/>
+      <w:numFmt w:val="lowerRoman"/>
+      <w:pPr>
+        <w:pBdr/>
+        <w:spacing/>
+        <w:ind w:hanging="180" w:left="2854"/>
+      </w:pPr>
+      <w:rPr/>
+      <w:start w:val="1"/>
+      <w:suff w:val="tab"/>
+    </w:lvl>
+    <w:lvl w:ilvl="3">
+      <w:isLgl w:val="false"/>
+      <w:lvlJc w:val="left"/>
+      <w:lvlText w:val="%4."/>
+      <w:numFmt w:val="decimal"/>
+      <w:pPr>
+        <w:pBdr/>
+        <w:spacing/>
+        <w:ind w:hanging="360" w:left="3574"/>
+      </w:pPr>
+      <w:rPr/>
+      <w:start w:val="1"/>
+      <w:suff w:val="tab"/>
+    </w:lvl>
+    <w:lvl w:ilvl="4">
+      <w:isLgl w:val="false"/>
+      <w:lvlJc w:val="left"/>
+      <w:lvlText w:val="%5."/>
+      <w:numFmt w:val="lowerLetter"/>
+      <w:pPr>
+        <w:pBdr/>
+        <w:spacing/>
+        <w:ind w:hanging="360" w:left="4294"/>
+      </w:pPr>
+      <w:rPr/>
+      <w:start w:val="1"/>
+      <w:suff w:val="tab"/>
+    </w:lvl>
+    <w:lvl w:ilvl="5">
+      <w:isLgl w:val="false"/>
+      <w:lvlJc w:val="right"/>
+      <w:lvlText w:val="%6."/>
+      <w:numFmt w:val="lowerRoman"/>
+      <w:pPr>
+        <w:pBdr/>
+        <w:spacing/>
+        <w:ind w:hanging="180" w:left="5014"/>
+      </w:pPr>
+      <w:rPr/>
+      <w:start w:val="1"/>
+      <w:suff w:val="tab"/>
+    </w:lvl>
+    <w:lvl w:ilvl="6">
+      <w:isLgl w:val="false"/>
+      <w:lvlJc w:val="left"/>
+      <w:lvlText w:val="%7."/>
+      <w:numFmt w:val="decimal"/>
+      <w:pPr>
+        <w:pBdr/>
+        <w:spacing/>
+        <w:ind w:hanging="360" w:left="5734"/>
+      </w:pPr>
+      <w:rPr/>
+      <w:start w:val="1"/>
+      <w:suff w:val="tab"/>
+    </w:lvl>
+    <w:lvl w:ilvl="7">
+      <w:isLgl w:val="false"/>
+      <w:lvlJc w:val="left"/>
+      <w:lvlText w:val="%8."/>
+      <w:numFmt w:val="lowerLetter"/>
+      <w:pPr>
+        <w:pBdr/>
+        <w:spacing/>
+        <w:ind w:hanging="360" w:left="6454"/>
+      </w:pPr>
+      <w:rPr/>
+      <w:start w:val="1"/>
+      <w:suff w:val="tab"/>
+    </w:lvl>
+    <w:lvl w:ilvl="8">
+      <w:isLgl w:val="false"/>
+      <w:lvlJc w:val="right"/>
+      <w:lvlText w:val="%9."/>
+      <w:numFmt w:val="lowerRoman"/>
+      <w:pPr>
+        <w:pBdr/>
+        <w:spacing/>
+        <w:ind w:hanging="180" w:left="7174"/>
+      </w:pPr>
+      <w:rPr/>
       <w:start w:val="1"/>
       <w:suff w:val="tab"/>
     </w:lvl>
@@ -2901,6 +2758,9 @@
   </w:num>
   <w:num w:numId="2">
     <w:abstractNumId w:val="1"/>
+  </w:num>
+  <w:num w:numId="3">
+    <w:abstractNumId w:val="2"/>
   </w:num>
 </w:numbering>
 </file>
@@ -3061,7 +2921,7 @@
     <w:lsdException w:name="Bibliography" w:uiPriority="37"/>
     <w:lsdException w:name="TOC Heading" w:uiPriority="39" w:qFormat="1"/>
   </w:latentStyles>
-  <w:style w:type="table" w:styleId="753" w:default="1">
+  <w:style w:type="table" w:styleId="755" w:default="1">
     <w:name w:val="Normal Table"/>
     <w:uiPriority w:val="99"/>
     <w:semiHidden/>
@@ -3254,9 +3114,9 @@
       </w:tcPr>
     </w:tblStylePr>
   </w:style>
-  <w:style w:type="table" w:styleId="754">
+  <w:style w:type="table" w:styleId="756">
     <w:name w:val="Table Grid"/>
-    <w:basedOn w:val="753"/>
+    <w:basedOn w:val="755"/>
     <w:uiPriority w:val="59"/>
     <w:pPr>
       <w:pBdr/>
@@ -3453,9 +3313,9 @@
       </w:tcPr>
     </w:tblStylePr>
   </w:style>
-  <w:style w:type="table" w:styleId="755">
+  <w:style w:type="table" w:styleId="757">
     <w:name w:val="Table Grid Light"/>
-    <w:basedOn w:val="753"/>
+    <w:basedOn w:val="755"/>
     <w:uiPriority w:val="59"/>
     <w:pPr>
       <w:pBdr/>
@@ -3652,9 +3512,9 @@
       </w:tcPr>
     </w:tblStylePr>
   </w:style>
-  <w:style w:type="table" w:styleId="756">
+  <w:style w:type="table" w:styleId="758">
     <w:name w:val="Plain Table 1"/>
-    <w:basedOn w:val="753"/>
+    <w:basedOn w:val="755"/>
     <w:uiPriority w:val="59"/>
     <w:pPr>
       <w:pBdr/>
@@ -3877,9 +3737,9 @@
       </w:tcPr>
     </w:tblStylePr>
   </w:style>
-  <w:style w:type="table" w:styleId="757">
+  <w:style w:type="table" w:styleId="759">
     <w:name w:val="Plain Table 2"/>
-    <w:basedOn w:val="753"/>
+    <w:basedOn w:val="755"/>
     <w:uiPriority w:val="59"/>
     <w:pPr>
       <w:pBdr/>
@@ -4110,9 +3970,9 @@
       </w:tcPr>
     </w:tblStylePr>
   </w:style>
-  <w:style w:type="table" w:styleId="758">
+  <w:style w:type="table" w:styleId="760">
     <w:name w:val="Plain Table 3"/>
-    <w:basedOn w:val="753"/>
+    <w:basedOn w:val="755"/>
     <w:uiPriority w:val="99"/>
     <w:pPr>
       <w:pBdr/>
@@ -4340,9 +4200,9 @@
       </w:tcPr>
     </w:tblStylePr>
   </w:style>
-  <w:style w:type="table" w:styleId="759">
+  <w:style w:type="table" w:styleId="761">
     <w:name w:val="Plain Table 4"/>
-    <w:basedOn w:val="753"/>
+    <w:basedOn w:val="755"/>
     <w:uiPriority w:val="99"/>
     <w:pPr>
       <w:pBdr/>
@@ -4556,9 +4416,9 @@
       </w:tcPr>
     </w:tblStylePr>
   </w:style>
-  <w:style w:type="table" w:styleId="760">
+  <w:style w:type="table" w:styleId="762">
     <w:name w:val="Plain Table 5"/>
-    <w:basedOn w:val="753"/>
+    <w:basedOn w:val="755"/>
     <w:uiPriority w:val="99"/>
     <w:pPr>
       <w:pBdr/>
@@ -4789,9 +4649,9 @@
       </w:tcPr>
     </w:tblStylePr>
   </w:style>
-  <w:style w:type="table" w:styleId="761">
+  <w:style w:type="table" w:styleId="763">
     <w:name w:val="Grid Table 1 Light"/>
-    <w:basedOn w:val="753"/>
+    <w:basedOn w:val="755"/>
     <w:uiPriority w:val="99"/>
     <w:pPr>
       <w:pBdr/>
@@ -5012,9 +4872,9 @@
       </w:tcPr>
     </w:tblStylePr>
   </w:style>
-  <w:style w:type="table" w:styleId="762">
+  <w:style w:type="table" w:styleId="764">
     <w:name w:val="Grid Table 1 Light - Accent 1"/>
-    <w:basedOn w:val="753"/>
+    <w:basedOn w:val="755"/>
     <w:uiPriority w:val="99"/>
     <w:pPr>
       <w:pBdr/>
@@ -5235,9 +5095,9 @@
       </w:tcPr>
     </w:tblStylePr>
   </w:style>
-  <w:style w:type="table" w:styleId="763">
+  <w:style w:type="table" w:styleId="765">
     <w:name w:val="Grid Table 1 Light - Accent 2"/>
-    <w:basedOn w:val="753"/>
+    <w:basedOn w:val="755"/>
     <w:uiPriority w:val="99"/>
     <w:pPr>
       <w:pBdr/>
@@ -5458,9 +5318,9 @@
       </w:tcPr>
     </w:tblStylePr>
   </w:style>
-  <w:style w:type="table" w:styleId="764">
+  <w:style w:type="table" w:styleId="766">
     <w:name w:val="Grid Table 1 Light - Accent 3"/>
-    <w:basedOn w:val="753"/>
+    <w:basedOn w:val="755"/>
     <w:uiPriority w:val="99"/>
     <w:pPr>
       <w:pBdr/>
@@ -5681,9 +5541,9 @@
       </w:tcPr>
     </w:tblStylePr>
   </w:style>
-  <w:style w:type="table" w:styleId="765">
+  <w:style w:type="table" w:styleId="767">
     <w:name w:val="Grid Table 1 Light - Accent 4"/>
-    <w:basedOn w:val="753"/>
+    <w:basedOn w:val="755"/>
     <w:uiPriority w:val="99"/>
     <w:pPr>
       <w:pBdr/>
@@ -5904,9 +5764,9 @@
       </w:tcPr>
     </w:tblStylePr>
   </w:style>
-  <w:style w:type="table" w:styleId="766">
+  <w:style w:type="table" w:styleId="768">
     <w:name w:val="Grid Table 1 Light - Accent 5"/>
-    <w:basedOn w:val="753"/>
+    <w:basedOn w:val="755"/>
     <w:uiPriority w:val="99"/>
     <w:pPr>
       <w:pBdr/>
@@ -6127,9 +5987,9 @@
       </w:tcPr>
     </w:tblStylePr>
   </w:style>
-  <w:style w:type="table" w:styleId="767">
+  <w:style w:type="table" w:styleId="769">
     <w:name w:val="Grid Table 1 Light - Accent 6"/>
-    <w:basedOn w:val="753"/>
+    <w:basedOn w:val="755"/>
     <w:uiPriority w:val="99"/>
     <w:pPr>
       <w:pBdr/>
@@ -6350,9 +6210,9 @@
       </w:tcPr>
     </w:tblStylePr>
   </w:style>
-  <w:style w:type="table" w:styleId="768">
+  <w:style w:type="table" w:styleId="770">
     <w:name w:val="Grid Table 2"/>
-    <w:basedOn w:val="753"/>
+    <w:basedOn w:val="755"/>
     <w:uiPriority w:val="99"/>
     <w:pPr>
       <w:pBdr/>
@@ -6582,9 +6442,9 @@
       </w:tcPr>
     </w:tblStylePr>
   </w:style>
-  <w:style w:type="table" w:styleId="769">
+  <w:style w:type="table" w:styleId="771">
     <w:name w:val="Grid Table 2 - Accent 1"/>
-    <w:basedOn w:val="753"/>
+    <w:basedOn w:val="755"/>
     <w:uiPriority w:val="99"/>
     <w:pPr>
       <w:pBdr/>
@@ -6814,9 +6674,9 @@
       </w:tcPr>
     </w:tblStylePr>
   </w:style>
-  <w:style w:type="table" w:styleId="770">
+  <w:style w:type="table" w:styleId="772">
     <w:name w:val="Grid Table 2 - Accent 2"/>
-    <w:basedOn w:val="753"/>
+    <w:basedOn w:val="755"/>
     <w:uiPriority w:val="99"/>
     <w:pPr>
       <w:pBdr/>
@@ -7046,9 +6906,9 @@
       </w:tcPr>
     </w:tblStylePr>
   </w:style>
-  <w:style w:type="table" w:styleId="771">
+  <w:style w:type="table" w:styleId="773">
     <w:name w:val="Grid Table 2 - Accent 3"/>
-    <w:basedOn w:val="753"/>
+    <w:basedOn w:val="755"/>
     <w:uiPriority w:val="99"/>
     <w:pPr>
       <w:pBdr/>
@@ -7278,9 +7138,9 @@
       </w:tcPr>
     </w:tblStylePr>
   </w:style>
-  <w:style w:type="table" w:styleId="772">
+  <w:style w:type="table" w:styleId="774">
     <w:name w:val="Grid Table 2 - Accent 4"/>
-    <w:basedOn w:val="753"/>
+    <w:basedOn w:val="755"/>
     <w:uiPriority w:val="99"/>
     <w:pPr>
       <w:pBdr/>
@@ -7510,9 +7370,9 @@
       </w:tcPr>
     </w:tblStylePr>
   </w:style>
-  <w:style w:type="table" w:styleId="773">
+  <w:style w:type="table" w:styleId="775">
     <w:name w:val="Grid Table 2 - Accent 5"/>
-    <w:basedOn w:val="753"/>
+    <w:basedOn w:val="755"/>
     <w:uiPriority w:val="99"/>
     <w:pPr>
       <w:pBdr/>
@@ -7742,9 +7602,9 @@
       </w:tcPr>
     </w:tblStylePr>
   </w:style>
-  <w:style w:type="table" w:styleId="774">
+  <w:style w:type="table" w:styleId="776">
     <w:name w:val="Grid Table 2 - Accent 6"/>
-    <w:basedOn w:val="753"/>
+    <w:basedOn w:val="755"/>
     <w:uiPriority w:val="99"/>
     <w:pPr>
       <w:pBdr/>
@@ -7974,9 +7834,9 @@
       </w:tcPr>
     </w:tblStylePr>
   </w:style>
-  <w:style w:type="table" w:styleId="775">
+  <w:style w:type="table" w:styleId="777">
     <w:name w:val="Grid Table 3"/>
-    <w:basedOn w:val="753"/>
+    <w:basedOn w:val="755"/>
     <w:uiPriority w:val="99"/>
     <w:pPr>
       <w:pBdr/>
@@ -8219,9 +8079,9 @@
       </w:tcPr>
     </w:tblStylePr>
   </w:style>
-  <w:style w:type="table" w:styleId="776">
+  <w:style w:type="table" w:styleId="778">
     <w:name w:val="Grid Table 3 - Accent 1"/>
-    <w:basedOn w:val="753"/>
+    <w:basedOn w:val="755"/>
     <w:uiPriority w:val="99"/>
     <w:pPr>
       <w:pBdr/>
@@ -8464,9 +8324,9 @@
       </w:tcPr>
     </w:tblStylePr>
   </w:style>
-  <w:style w:type="table" w:styleId="777">
+  <w:style w:type="table" w:styleId="779">
     <w:name w:val="Grid Table 3 - Accent 2"/>
-    <w:basedOn w:val="753"/>
+    <w:basedOn w:val="755"/>
     <w:uiPriority w:val="99"/>
     <w:pPr>
       <w:pBdr/>
@@ -8709,9 +8569,9 @@
       </w:tcPr>
     </w:tblStylePr>
   </w:style>
-  <w:style w:type="table" w:styleId="778">
+  <w:style w:type="table" w:styleId="780">
     <w:name w:val="Grid Table 3 - Accent 3"/>
-    <w:basedOn w:val="753"/>
+    <w:basedOn w:val="755"/>
     <w:uiPriority w:val="99"/>
     <w:pPr>
       <w:pBdr/>
@@ -8954,9 +8814,9 @@
       </w:tcPr>
     </w:tblStylePr>
   </w:style>
-  <w:style w:type="table" w:styleId="779">
+  <w:style w:type="table" w:styleId="781">
     <w:name w:val="Grid Table 3 - Accent 4"/>
-    <w:basedOn w:val="753"/>
+    <w:basedOn w:val="755"/>
     <w:uiPriority w:val="99"/>
     <w:pPr>
       <w:pBdr/>
@@ -9199,9 +9059,9 @@
       </w:tcPr>
     </w:tblStylePr>
   </w:style>
-  <w:style w:type="table" w:styleId="780">
+  <w:style w:type="table" w:styleId="782">
     <w:name w:val="Grid Table 3 - Accent 5"/>
-    <w:basedOn w:val="753"/>
+    <w:basedOn w:val="755"/>
     <w:uiPriority w:val="99"/>
     <w:pPr>
       <w:pBdr/>
@@ -9444,9 +9304,9 @@
       </w:tcPr>
     </w:tblStylePr>
   </w:style>
-  <w:style w:type="table" w:styleId="781">
+  <w:style w:type="table" w:styleId="783">
     <w:name w:val="Grid Table 3 - Accent 6"/>
-    <w:basedOn w:val="753"/>
+    <w:basedOn w:val="755"/>
     <w:uiPriority w:val="99"/>
     <w:pPr>
       <w:pBdr/>
@@ -9689,9 +9549,9 @@
       </w:tcPr>
     </w:tblStylePr>
   </w:style>
-  <w:style w:type="table" w:styleId="782">
+  <w:style w:type="table" w:styleId="784">
     <w:name w:val="Grid Table 4"/>
-    <w:basedOn w:val="753"/>
+    <w:basedOn w:val="755"/>
     <w:uiPriority w:val="59"/>
     <w:pPr>
       <w:pBdr/>
@@ -9922,9 +9782,9 @@
       </w:tcPr>
     </w:tblStylePr>
   </w:style>
-  <w:style w:type="table" w:styleId="783">
+  <w:style w:type="table" w:styleId="785">
     <w:name w:val="Grid Table 4 - Accent 1"/>
-    <w:basedOn w:val="753"/>
+    <w:basedOn w:val="755"/>
     <w:uiPriority w:val="59"/>
     <w:pPr>
       <w:pBdr/>
@@ -10155,9 +10015,9 @@
       </w:tcPr>
     </w:tblStylePr>
   </w:style>
-  <w:style w:type="table" w:styleId="784">
+  <w:style w:type="table" w:styleId="786">
     <w:name w:val="Grid Table 4 - Accent 2"/>
-    <w:basedOn w:val="753"/>
+    <w:basedOn w:val="755"/>
     <w:uiPriority w:val="59"/>
     <w:pPr>
       <w:pBdr/>
@@ -10388,9 +10248,9 @@
       </w:tcPr>
     </w:tblStylePr>
   </w:style>
-  <w:style w:type="table" w:styleId="785">
+  <w:style w:type="table" w:styleId="787">
     <w:name w:val="Grid Table 4 - Accent 3"/>
-    <w:basedOn w:val="753"/>
+    <w:basedOn w:val="755"/>
     <w:uiPriority w:val="59"/>
     <w:pPr>
       <w:pBdr/>
@@ -10621,9 +10481,9 @@
       </w:tcPr>
     </w:tblStylePr>
   </w:style>
-  <w:style w:type="table" w:styleId="786">
+  <w:style w:type="table" w:styleId="788">
     <w:name w:val="Grid Table 4 - Accent 4"/>
-    <w:basedOn w:val="753"/>
+    <w:basedOn w:val="755"/>
     <w:uiPriority w:val="59"/>
     <w:pPr>
       <w:pBdr/>
@@ -10854,9 +10714,9 @@
       </w:tcPr>
     </w:tblStylePr>
   </w:style>
-  <w:style w:type="table" w:styleId="787">
+  <w:style w:type="table" w:styleId="789">
     <w:name w:val="Grid Table 4 - Accent 5"/>
-    <w:basedOn w:val="753"/>
+    <w:basedOn w:val="755"/>
     <w:uiPriority w:val="59"/>
     <w:pPr>
       <w:pBdr/>
@@ -11087,9 +10947,9 @@
       </w:tcPr>
     </w:tblStylePr>
   </w:style>
-  <w:style w:type="table" w:styleId="788">
+  <w:style w:type="table" w:styleId="790">
     <w:name w:val="Grid Table 4 - Accent 6"/>
-    <w:basedOn w:val="753"/>
+    <w:basedOn w:val="755"/>
     <w:uiPriority w:val="59"/>
     <w:pPr>
       <w:pBdr/>
@@ -11320,9 +11180,9 @@
       </w:tcPr>
     </w:tblStylePr>
   </w:style>
-  <w:style w:type="table" w:styleId="789">
+  <w:style w:type="table" w:styleId="791">
     <w:name w:val="Grid Table 5 Dark"/>
-    <w:basedOn w:val="753"/>
+    <w:basedOn w:val="755"/>
     <w:uiPriority w:val="99"/>
     <w:pPr>
       <w:pBdr/>
@@ -11548,9 +11408,9 @@
       </w:tcPr>
     </w:tblStylePr>
   </w:style>
-  <w:style w:type="table" w:styleId="790">
+  <w:style w:type="table" w:styleId="792">
     <w:name w:val="Grid Table 5 Dark- Accent 1"/>
-    <w:basedOn w:val="753"/>
+    <w:basedOn w:val="755"/>
     <w:uiPriority w:val="99"/>
     <w:pPr>
       <w:pBdr/>
@@ -11776,9 +11636,9 @@
       </w:tcPr>
     </w:tblStylePr>
   </w:style>
-  <w:style w:type="table" w:styleId="791">
+  <w:style w:type="table" w:styleId="793">
     <w:name w:val="Grid Table 5 Dark - Accent 2"/>
-    <w:basedOn w:val="753"/>
+    <w:basedOn w:val="755"/>
     <w:uiPriority w:val="99"/>
     <w:pPr>
       <w:pBdr/>
@@ -12004,9 +11864,9 @@
       </w:tcPr>
     </w:tblStylePr>
   </w:style>
-  <w:style w:type="table" w:styleId="792">
+  <w:style w:type="table" w:styleId="794">
     <w:name w:val="Grid Table 5 Dark - Accent 3"/>
-    <w:basedOn w:val="753"/>
+    <w:basedOn w:val="755"/>
     <w:uiPriority w:val="99"/>
     <w:pPr>
       <w:pBdr/>
@@ -12232,9 +12092,9 @@
       </w:tcPr>
     </w:tblStylePr>
   </w:style>
-  <w:style w:type="table" w:styleId="793">
+  <w:style w:type="table" w:styleId="795">
     <w:name w:val="Grid Table 5 Dark- Accent 4"/>
-    <w:basedOn w:val="753"/>
+    <w:basedOn w:val="755"/>
     <w:uiPriority w:val="99"/>
     <w:pPr>
       <w:pBdr/>
@@ -12460,9 +12320,9 @@
       </w:tcPr>
     </w:tblStylePr>
   </w:style>
-  <w:style w:type="table" w:styleId="794">
+  <w:style w:type="table" w:styleId="796">
     <w:name w:val="Grid Table 5 Dark - Accent 5"/>
-    <w:basedOn w:val="753"/>
+    <w:basedOn w:val="755"/>
     <w:uiPriority w:val="99"/>
     <w:pPr>
       <w:pBdr/>
@@ -12688,9 +12548,9 @@
       </w:tcPr>
     </w:tblStylePr>
   </w:style>
-  <w:style w:type="table" w:styleId="795">
+  <w:style w:type="table" w:styleId="797">
     <w:name w:val="Grid Table 5 Dark - Accent 6"/>
-    <w:basedOn w:val="753"/>
+    <w:basedOn w:val="755"/>
     <w:uiPriority w:val="99"/>
     <w:pPr>
       <w:pBdr/>
@@ -12916,9 +12776,9 @@
       </w:tcPr>
     </w:tblStylePr>
   </w:style>
-  <w:style w:type="table" w:styleId="796">
+  <w:style w:type="table" w:styleId="798">
     <w:name w:val="Grid Table 6 Colorful"/>
-    <w:basedOn w:val="753"/>
+    <w:basedOn w:val="755"/>
     <w:uiPriority w:val="99"/>
     <w:pPr>
       <w:pBdr/>
@@ -13146,9 +13006,9 @@
       </w:tcPr>
     </w:tblStylePr>
   </w:style>
-  <w:style w:type="table" w:styleId="797">
+  <w:style w:type="table" w:styleId="799">
     <w:name w:val="Grid Table 6 Colorful - Accent 1"/>
-    <w:basedOn w:val="753"/>
+    <w:basedOn w:val="755"/>
     <w:uiPriority w:val="99"/>
     <w:pPr>
       <w:pBdr/>
@@ -13376,9 +13236,9 @@
       </w:tcPr>
     </w:tblStylePr>
   </w:style>
-  <w:style w:type="table" w:styleId="798">
+  <w:style w:type="table" w:styleId="800">
     <w:name w:val="Grid Table 6 Colorful - Accent 2"/>
-    <w:basedOn w:val="753"/>
+    <w:basedOn w:val="755"/>
     <w:uiPriority w:val="99"/>
     <w:pPr>
       <w:pBdr/>
@@ -13606,9 +13466,9 @@
       </w:tcPr>
     </w:tblStylePr>
   </w:style>
-  <w:style w:type="table" w:styleId="799">
+  <w:style w:type="table" w:styleId="801">
     <w:name w:val="Grid Table 6 Colorful - Accent 3"/>
-    <w:basedOn w:val="753"/>
+    <w:basedOn w:val="755"/>
     <w:uiPriority w:val="99"/>
     <w:pPr>
       <w:pBdr/>
@@ -13836,9 +13696,9 @@
       </w:tcPr>
     </w:tblStylePr>
   </w:style>
-  <w:style w:type="table" w:styleId="800">
+  <w:style w:type="table" w:styleId="802">
     <w:name w:val="Grid Table 6 Colorful - Accent 4"/>
-    <w:basedOn w:val="753"/>
+    <w:basedOn w:val="755"/>
     <w:uiPriority w:val="99"/>
     <w:pPr>
       <w:pBdr/>
@@ -14066,9 +13926,9 @@
       </w:tcPr>
     </w:tblStylePr>
   </w:style>
-  <w:style w:type="table" w:styleId="801">
+  <w:style w:type="table" w:styleId="803">
     <w:name w:val="Grid Table 6 Colorful - Accent 5"/>
-    <w:basedOn w:val="753"/>
+    <w:basedOn w:val="755"/>
     <w:uiPriority w:val="99"/>
     <w:pPr>
       <w:pBdr/>
@@ -14296,9 +14156,9 @@
       </w:tcPr>
     </w:tblStylePr>
   </w:style>
-  <w:style w:type="table" w:styleId="802">
+  <w:style w:type="table" w:styleId="804">
     <w:name w:val="Grid Table 6 Colorful - Accent 6"/>
-    <w:basedOn w:val="753"/>
+    <w:basedOn w:val="755"/>
     <w:uiPriority w:val="99"/>
     <w:pPr>
       <w:pBdr/>
@@ -14526,9 +14386,9 @@
       </w:tcPr>
     </w:tblStylePr>
   </w:style>
-  <w:style w:type="table" w:styleId="803">
+  <w:style w:type="table" w:styleId="805">
     <w:name w:val="Grid Table 7 Colorful"/>
-    <w:basedOn w:val="753"/>
+    <w:basedOn w:val="755"/>
     <w:uiPriority w:val="99"/>
     <w:pPr>
       <w:pBdr/>
@@ -14780,9 +14640,9 @@
       </w:tcPr>
     </w:tblStylePr>
   </w:style>
-  <w:style w:type="table" w:styleId="804">
+  <w:style w:type="table" w:styleId="806">
     <w:name w:val="Grid Table 7 Colorful - Accent 1"/>
-    <w:basedOn w:val="753"/>
+    <w:basedOn w:val="755"/>
     <w:uiPriority w:val="99"/>
     <w:pPr>
       <w:pBdr/>
@@ -15034,9 +14894,9 @@
       </w:tcPr>
     </w:tblStylePr>
   </w:style>
-  <w:style w:type="table" w:styleId="805">
+  <w:style w:type="table" w:styleId="807">
     <w:name w:val="Grid Table 7 Colorful - Accent 2"/>
-    <w:basedOn w:val="753"/>
+    <w:basedOn w:val="755"/>
     <w:uiPriority w:val="99"/>
     <w:pPr>
       <w:pBdr/>
@@ -15288,9 +15148,9 @@
       </w:tcPr>
     </w:tblStylePr>
   </w:style>
-  <w:style w:type="table" w:styleId="806">
+  <w:style w:type="table" w:styleId="808">
     <w:name w:val="Grid Table 7 Colorful - Accent 3"/>
-    <w:basedOn w:val="753"/>
+    <w:basedOn w:val="755"/>
     <w:uiPriority w:val="99"/>
     <w:pPr>
       <w:pBdr/>
@@ -15542,9 +15402,9 @@
       </w:tcPr>
     </w:tblStylePr>
   </w:style>
-  <w:style w:type="table" w:styleId="807">
+  <w:style w:type="table" w:styleId="809">
     <w:name w:val="Grid Table 7 Colorful - Accent 4"/>
-    <w:basedOn w:val="753"/>
+    <w:basedOn w:val="755"/>
     <w:uiPriority w:val="99"/>
     <w:pPr>
       <w:pBdr/>
@@ -15796,9 +15656,9 @@
       </w:tcPr>
     </w:tblStylePr>
   </w:style>
-  <w:style w:type="table" w:styleId="808">
+  <w:style w:type="table" w:styleId="810">
     <w:name w:val="Grid Table 7 Colorful - Accent 5"/>
-    <w:basedOn w:val="753"/>
+    <w:basedOn w:val="755"/>
     <w:uiPriority w:val="99"/>
     <w:pPr>
       <w:pBdr/>
@@ -16050,9 +15910,9 @@
       </w:tcPr>
     </w:tblStylePr>
   </w:style>
-  <w:style w:type="table" w:styleId="809">
+  <w:style w:type="table" w:styleId="811">
     <w:name w:val="Grid Table 7 Colorful - Accent 6"/>
-    <w:basedOn w:val="753"/>
+    <w:basedOn w:val="755"/>
     <w:uiPriority w:val="99"/>
     <w:pPr>
       <w:pBdr/>
@@ -16304,9 +16164,9 @@
       </w:tcPr>
     </w:tblStylePr>
   </w:style>
-  <w:style w:type="table" w:styleId="810">
+  <w:style w:type="table" w:styleId="812">
     <w:name w:val="List Table 1 Light"/>
-    <w:basedOn w:val="753"/>
+    <w:basedOn w:val="755"/>
     <w:uiPriority w:val="99"/>
     <w:pPr>
       <w:pBdr/>
@@ -16520,9 +16380,9 @@
       </w:tcPr>
     </w:tblStylePr>
   </w:style>
-  <w:style w:type="table" w:styleId="811">
+  <w:style w:type="table" w:styleId="813">
     <w:name w:val="List Table 1 Light - Accent 1"/>
-    <w:basedOn w:val="753"/>
+    <w:basedOn w:val="755"/>
     <w:uiPriority w:val="99"/>
     <w:pPr>
       <w:pBdr/>
@@ -16736,9 +16596,9 @@
       </w:tcPr>
     </w:tblStylePr>
   </w:style>
-  <w:style w:type="table" w:styleId="812">
+  <w:style w:type="table" w:styleId="814">
     <w:name w:val="List Table 1 Light - Accent 2"/>
-    <w:basedOn w:val="753"/>
+    <w:basedOn w:val="755"/>
     <w:uiPriority w:val="99"/>
     <w:pPr>
       <w:pBdr/>
@@ -16952,9 +16812,9 @@
       </w:tcPr>
     </w:tblStylePr>
   </w:style>
-  <w:style w:type="table" w:styleId="813">
+  <w:style w:type="table" w:styleId="815">
     <w:name w:val="List Table 1 Light - Accent 3"/>
-    <w:basedOn w:val="753"/>
+    <w:basedOn w:val="755"/>
     <w:uiPriority w:val="99"/>
     <w:pPr>
       <w:pBdr/>
@@ -17168,9 +17028,9 @@
       </w:tcPr>
     </w:tblStylePr>
   </w:style>
-  <w:style w:type="table" w:styleId="814">
+  <w:style w:type="table" w:styleId="816">
     <w:name w:val="List Table 1 Light - Accent 4"/>
-    <w:basedOn w:val="753"/>
+    <w:basedOn w:val="755"/>
     <w:uiPriority w:val="99"/>
     <w:pPr>
       <w:pBdr/>
@@ -17384,9 +17244,9 @@
       </w:tcPr>
     </w:tblStylePr>
   </w:style>
-  <w:style w:type="table" w:styleId="815">
+  <w:style w:type="table" w:styleId="817">
     <w:name w:val="List Table 1 Light - Accent 5"/>
-    <w:basedOn w:val="753"/>
+    <w:basedOn w:val="755"/>
     <w:uiPriority w:val="99"/>
     <w:pPr>
       <w:pBdr/>
@@ -17600,9 +17460,9 @@
       </w:tcPr>
     </w:tblStylePr>
   </w:style>
-  <w:style w:type="table" w:styleId="816">
+  <w:style w:type="table" w:styleId="818">
     <w:name w:val="List Table 1 Light - Accent 6"/>
-    <w:basedOn w:val="753"/>
+    <w:basedOn w:val="755"/>
     <w:uiPriority w:val="99"/>
     <w:pPr>
       <w:pBdr/>
@@ -17816,9 +17676,9 @@
       </w:tcPr>
     </w:tblStylePr>
   </w:style>
-  <w:style w:type="table" w:styleId="817">
+  <w:style w:type="table" w:styleId="819">
     <w:name w:val="List Table 2"/>
-    <w:basedOn w:val="753"/>
+    <w:basedOn w:val="755"/>
     <w:uiPriority w:val="99"/>
     <w:pPr>
       <w:pBdr/>
@@ -18054,9 +17914,9 @@
       </w:tcPr>
     </w:tblStylePr>
   </w:style>
-  <w:style w:type="table" w:styleId="818">
+  <w:style w:type="table" w:styleId="820">
     <w:name w:val="List Table 2 - Accent 1"/>
-    <w:basedOn w:val="753"/>
+    <w:basedOn w:val="755"/>
     <w:uiPriority w:val="99"/>
     <w:pPr>
       <w:pBdr/>
@@ -18292,9 +18152,9 @@
       </w:tcPr>
     </w:tblStylePr>
   </w:style>
-  <w:style w:type="table" w:styleId="819">
+  <w:style w:type="table" w:styleId="821">
     <w:name w:val="List Table 2 - Accent 2"/>
-    <w:basedOn w:val="753"/>
+    <w:basedOn w:val="755"/>
     <w:uiPriority w:val="99"/>
     <w:pPr>
       <w:pBdr/>
@@ -18530,9 +18390,9 @@
       </w:tcPr>
     </w:tblStylePr>
   </w:style>
-  <w:style w:type="table" w:styleId="820">
+  <w:style w:type="table" w:styleId="822">
     <w:name w:val="List Table 2 - Accent 3"/>
-    <w:basedOn w:val="753"/>
+    <w:basedOn w:val="755"/>
     <w:uiPriority w:val="99"/>
     <w:pPr>
       <w:pBdr/>
@@ -18768,9 +18628,9 @@
       </w:tcPr>
     </w:tblStylePr>
   </w:style>
-  <w:style w:type="table" w:styleId="821">
+  <w:style w:type="table" w:styleId="823">
     <w:name w:val="List Table 2 - Accent 4"/>
-    <w:basedOn w:val="753"/>
+    <w:basedOn w:val="755"/>
     <w:uiPriority w:val="99"/>
     <w:pPr>
       <w:pBdr/>
@@ -19006,9 +18866,9 @@
       </w:tcPr>
     </w:tblStylePr>
   </w:style>
-  <w:style w:type="table" w:styleId="822">
+  <w:style w:type="table" w:styleId="824">
     <w:name w:val="List Table 2 - Accent 5"/>
-    <w:basedOn w:val="753"/>
+    <w:basedOn w:val="755"/>
     <w:uiPriority w:val="99"/>
     <w:pPr>
       <w:pBdr/>
@@ -19244,9 +19104,9 @@
       </w:tcPr>
     </w:tblStylePr>
   </w:style>
-  <w:style w:type="table" w:styleId="823">
+  <w:style w:type="table" w:styleId="825">
     <w:name w:val="List Table 2 - Accent 6"/>
-    <w:basedOn w:val="753"/>
+    <w:basedOn w:val="755"/>
     <w:uiPriority w:val="99"/>
     <w:pPr>
       <w:pBdr/>
@@ -19482,9 +19342,9 @@
       </w:tcPr>
     </w:tblStylePr>
   </w:style>
-  <w:style w:type="table" w:styleId="824">
+  <w:style w:type="table" w:styleId="826">
     <w:name w:val="List Table 3"/>
-    <w:basedOn w:val="753"/>
+    <w:basedOn w:val="755"/>
     <w:uiPriority w:val="99"/>
     <w:pPr>
       <w:pBdr/>
@@ -19710,9 +19570,9 @@
       </w:tcPr>
     </w:tblStylePr>
   </w:style>
-  <w:style w:type="table" w:styleId="825">
+  <w:style w:type="table" w:styleId="827">
     <w:name w:val="List Table 3 - Accent 1"/>
-    <w:basedOn w:val="753"/>
+    <w:basedOn w:val="755"/>
     <w:uiPriority w:val="99"/>
     <w:pPr>
       <w:pBdr/>
@@ -19938,9 +19798,9 @@
       </w:tcPr>
     </w:tblStylePr>
   </w:style>
-  <w:style w:type="table" w:styleId="826">
+  <w:style w:type="table" w:styleId="828">
     <w:name w:val="List Table 3 - Accent 2"/>
-    <w:basedOn w:val="753"/>
+    <w:basedOn w:val="755"/>
     <w:uiPriority w:val="99"/>
     <w:pPr>
       <w:pBdr/>
@@ -20166,9 +20026,9 @@
       </w:tcPr>
     </w:tblStylePr>
   </w:style>
-  <w:style w:type="table" w:styleId="827">
+  <w:style w:type="table" w:styleId="829">
     <w:name w:val="List Table 3 - Accent 3"/>
-    <w:basedOn w:val="753"/>
+    <w:basedOn w:val="755"/>
     <w:uiPriority w:val="99"/>
     <w:pPr>
       <w:pBdr/>
@@ -20394,9 +20254,9 @@
       </w:tcPr>
     </w:tblStylePr>
   </w:style>
-  <w:style w:type="table" w:styleId="828">
+  <w:style w:type="table" w:styleId="830">
     <w:name w:val="List Table 3 - Accent 4"/>
-    <w:basedOn w:val="753"/>
+    <w:basedOn w:val="755"/>
     <w:uiPriority w:val="99"/>
     <w:pPr>
       <w:pBdr/>
@@ -20622,9 +20482,9 @@
       </w:tcPr>
     </w:tblStylePr>
   </w:style>
-  <w:style w:type="table" w:styleId="829">
+  <w:style w:type="table" w:styleId="831">
     <w:name w:val="List Table 3 - Accent 5"/>
-    <w:basedOn w:val="753"/>
+    <w:basedOn w:val="755"/>
     <w:uiPriority w:val="99"/>
     <w:pPr>
       <w:pBdr/>
@@ -20850,9 +20710,9 @@
       </w:tcPr>
     </w:tblStylePr>
   </w:style>
-  <w:style w:type="table" w:styleId="830">
+  <w:style w:type="table" w:styleId="832">
     <w:name w:val="List Table 3 - Accent 6"/>
-    <w:basedOn w:val="753"/>
+    <w:basedOn w:val="755"/>
     <w:uiPriority w:val="99"/>
     <w:pPr>
       <w:pBdr/>
@@ -21078,9 +20938,9 @@
       </w:tcPr>
     </w:tblStylePr>
   </w:style>
-  <w:style w:type="table" w:styleId="831">
+  <w:style w:type="table" w:styleId="833">
     <w:name w:val="List Table 4"/>
-    <w:basedOn w:val="753"/>
+    <w:basedOn w:val="755"/>
     <w:uiPriority w:val="99"/>
     <w:pPr>
       <w:pBdr/>
@@ -21303,9 +21163,9 @@
       </w:tcPr>
     </w:tblStylePr>
   </w:style>
-  <w:style w:type="table" w:styleId="832">
+  <w:style w:type="table" w:styleId="834">
     <w:name w:val="List Table 4 - Accent 1"/>
-    <w:basedOn w:val="753"/>
+    <w:basedOn w:val="755"/>
     <w:uiPriority w:val="99"/>
     <w:pPr>
       <w:pBdr/>
@@ -21528,9 +21388,9 @@
       </w:tcPr>
     </w:tblStylePr>
   </w:style>
-  <w:style w:type="table" w:styleId="833">
+  <w:style w:type="table" w:styleId="835">
     <w:name w:val="List Table 4 - Accent 2"/>
-    <w:basedOn w:val="753"/>
+    <w:basedOn w:val="755"/>
     <w:uiPriority w:val="99"/>
     <w:pPr>
       <w:pBdr/>
@@ -21753,9 +21613,9 @@
       </w:tcPr>
     </w:tblStylePr>
   </w:style>
-  <w:style w:type="table" w:styleId="834">
+  <w:style w:type="table" w:styleId="836">
     <w:name w:val="List Table 4 - Accent 3"/>
-    <w:basedOn w:val="753"/>
+    <w:basedOn w:val="755"/>
     <w:uiPriority w:val="99"/>
     <w:pPr>
       <w:pBdr/>
@@ -21978,9 +21838,9 @@
       </w:tcPr>
     </w:tblStylePr>
   </w:style>
-  <w:style w:type="table" w:styleId="835">
+  <w:style w:type="table" w:styleId="837">
     <w:name w:val="List Table 4 - Accent 4"/>
-    <w:basedOn w:val="753"/>
+    <w:basedOn w:val="755"/>
     <w:uiPriority w:val="99"/>
     <w:pPr>
       <w:pBdr/>
@@ -22203,9 +22063,9 @@
       </w:tcPr>
     </w:tblStylePr>
   </w:style>
-  <w:style w:type="table" w:styleId="836">
+  <w:style w:type="table" w:styleId="838">
     <w:name w:val="List Table 4 - Accent 5"/>
-    <w:basedOn w:val="753"/>
+    <w:basedOn w:val="755"/>
     <w:uiPriority w:val="99"/>
     <w:pPr>
       <w:pBdr/>
@@ -22428,9 +22288,9 @@
       </w:tcPr>
     </w:tblStylePr>
   </w:style>
-  <w:style w:type="table" w:styleId="837">
+  <w:style w:type="table" w:styleId="839">
     <w:name w:val="List Table 4 - Accent 6"/>
-    <w:basedOn w:val="753"/>
+    <w:basedOn w:val="755"/>
     <w:uiPriority w:val="99"/>
     <w:pPr>
       <w:pBdr/>
@@ -22653,9 +22513,9 @@
       </w:tcPr>
     </w:tblStylePr>
   </w:style>
-  <w:style w:type="table" w:styleId="838">
+  <w:style w:type="table" w:styleId="840">
     <w:name w:val="List Table 5 Dark"/>
-    <w:basedOn w:val="753"/>
+    <w:basedOn w:val="755"/>
     <w:uiPriority w:val="99"/>
     <w:pPr>
       <w:pBdr/>
@@ -22895,9 +22755,9 @@
       </w:tcPr>
     </w:tblStylePr>
   </w:style>
-  <w:style w:type="table" w:styleId="839">
+  <w:style w:type="table" w:styleId="841">
     <w:name w:val="List Table 5 Dark - Accent 1"/>
-    <w:basedOn w:val="753"/>
+    <w:basedOn w:val="755"/>
     <w:uiPriority w:val="99"/>
     <w:pPr>
       <w:pBdr/>
@@ -23137,9 +22997,9 @@
       </w:tcPr>
     </w:tblStylePr>
   </w:style>
-  <w:style w:type="table" w:styleId="840">
+  <w:style w:type="table" w:styleId="842">
     <w:name w:val="List Table 5 Dark - Accent 2"/>
-    <w:basedOn w:val="753"/>
+    <w:basedOn w:val="755"/>
     <w:uiPriority w:val="99"/>
     <w:pPr>
       <w:pBdr/>
@@ -23379,9 +23239,9 @@
       </w:tcPr>
     </w:tblStylePr>
   </w:style>
-  <w:style w:type="table" w:styleId="841">
+  <w:style w:type="table" w:styleId="843">
     <w:name w:val="List Table 5 Dark - Accent 3"/>
-    <w:basedOn w:val="753"/>
+    <w:basedOn w:val="755"/>
     <w:uiPriority w:val="99"/>
     <w:pPr>
       <w:pBdr/>
@@ -23621,9 +23481,9 @@
       </w:tcPr>
     </w:tblStylePr>
   </w:style>
-  <w:style w:type="table" w:styleId="842">
+  <w:style w:type="table" w:styleId="844">
     <w:name w:val="List Table 5 Dark - Accent 4"/>
-    <w:basedOn w:val="753"/>
+    <w:basedOn w:val="755"/>
     <w:uiPriority w:val="99"/>
     <w:pPr>
       <w:pBdr/>
@@ -23863,9 +23723,9 @@
       </w:tcPr>
     </w:tblStylePr>
   </w:style>
-  <w:style w:type="table" w:styleId="843">
+  <w:style w:type="table" w:styleId="845">
     <w:name w:val="List Table 5 Dark - Accent 5"/>
-    <w:basedOn w:val="753"/>
+    <w:basedOn w:val="755"/>
     <w:uiPriority w:val="99"/>
     <w:pPr>
       <w:pBdr/>
@@ -24105,9 +23965,9 @@
       </w:tcPr>
     </w:tblStylePr>
   </w:style>
-  <w:style w:type="table" w:styleId="844">
+  <w:style w:type="table" w:styleId="846">
     <w:name w:val="List Table 5 Dark - Accent 6"/>
-    <w:basedOn w:val="753"/>
+    <w:basedOn w:val="755"/>
     <w:uiPriority w:val="99"/>
     <w:pPr>
       <w:pBdr/>
@@ -24347,9 +24207,9 @@
       </w:tcPr>
     </w:tblStylePr>
   </w:style>
-  <w:style w:type="table" w:styleId="845">
+  <w:style w:type="table" w:styleId="847">
     <w:name w:val="List Table 6 Colorful"/>
-    <w:basedOn w:val="753"/>
+    <w:basedOn w:val="755"/>
     <w:uiPriority w:val="99"/>
     <w:pPr>
       <w:pBdr/>
@@ -24570,9 +24430,9 @@
       </w:tcPr>
     </w:tblStylePr>
   </w:style>
-  <w:style w:type="table" w:styleId="846">
+  <w:style w:type="table" w:styleId="848">
     <w:name w:val="List Table 6 Colorful - Accent 1"/>
-    <w:basedOn w:val="753"/>
+    <w:basedOn w:val="755"/>
     <w:uiPriority w:val="99"/>
     <w:pPr>
       <w:pBdr/>
@@ -24793,9 +24653,9 @@
       </w:tcPr>
     </w:tblStylePr>
   </w:style>
-  <w:style w:type="table" w:styleId="847">
+  <w:style w:type="table" w:styleId="849">
     <w:name w:val="List Table 6 Colorful - Accent 2"/>
-    <w:basedOn w:val="753"/>
+    <w:basedOn w:val="755"/>
     <w:uiPriority w:val="99"/>
     <w:pPr>
       <w:pBdr/>
@@ -25016,9 +24876,9 @@
       </w:tcPr>
     </w:tblStylePr>
   </w:style>
-  <w:style w:type="table" w:styleId="848">
+  <w:style w:type="table" w:styleId="850">
     <w:name w:val="List Table 6 Colorful - Accent 3"/>
-    <w:basedOn w:val="753"/>
+    <w:basedOn w:val="755"/>
     <w:uiPriority w:val="99"/>
     <w:pPr>
       <w:pBdr/>
@@ -25239,9 +25099,9 @@
       </w:tcPr>
     </w:tblStylePr>
   </w:style>
-  <w:style w:type="table" w:styleId="849">
+  <w:style w:type="table" w:styleId="851">
     <w:name w:val="List Table 6 Colorful - Accent 4"/>
-    <w:basedOn w:val="753"/>
+    <w:basedOn w:val="755"/>
     <w:uiPriority w:val="99"/>
     <w:pPr>
       <w:pBdr/>
@@ -25462,9 +25322,9 @@
       </w:tcPr>
     </w:tblStylePr>
   </w:style>
-  <w:style w:type="table" w:styleId="850">
+  <w:style w:type="table" w:styleId="852">
     <w:name w:val="List Table 6 Colorful - Accent 5"/>
-    <w:basedOn w:val="753"/>
+    <w:basedOn w:val="755"/>
     <w:uiPriority w:val="99"/>
     <w:pPr>
       <w:pBdr/>
@@ -25685,9 +25545,9 @@
       </w:tcPr>
     </w:tblStylePr>
   </w:style>
-  <w:style w:type="table" w:styleId="851">
+  <w:style w:type="table" w:styleId="853">
     <w:name w:val="List Table 6 Colorful - Accent 6"/>
-    <w:basedOn w:val="753"/>
+    <w:basedOn w:val="755"/>
     <w:uiPriority w:val="99"/>
     <w:pPr>
       <w:pBdr/>
@@ -25908,9 +25768,9 @@
       </w:tcPr>
     </w:tblStylePr>
   </w:style>
-  <w:style w:type="table" w:styleId="852">
+  <w:style w:type="table" w:styleId="854">
     <w:name w:val="List Table 7 Colorful"/>
-    <w:basedOn w:val="753"/>
+    <w:basedOn w:val="755"/>
     <w:uiPriority w:val="99"/>
     <w:pPr>
       <w:pBdr/>
@@ -26164,9 +26024,9 @@
       </w:tcPr>
     </w:tblStylePr>
   </w:style>
-  <w:style w:type="table" w:styleId="853">
+  <w:style w:type="table" w:styleId="855">
     <w:name w:val="List Table 7 Colorful - Accent 1"/>
-    <w:basedOn w:val="753"/>
+    <w:basedOn w:val="755"/>
     <w:uiPriority w:val="99"/>
     <w:pPr>
       <w:pBdr/>
@@ -26420,9 +26280,9 @@
       </w:tcPr>
     </w:tblStylePr>
   </w:style>
-  <w:style w:type="table" w:styleId="854">
+  <w:style w:type="table" w:styleId="856">
     <w:name w:val="List Table 7 Colorful - Accent 2"/>
-    <w:basedOn w:val="753"/>
+    <w:basedOn w:val="755"/>
     <w:uiPriority w:val="99"/>
     <w:pPr>
       <w:pBdr/>
@@ -26676,9 +26536,9 @@
       </w:tcPr>
     </w:tblStylePr>
   </w:style>
-  <w:style w:type="table" w:styleId="855">
+  <w:style w:type="table" w:styleId="857">
     <w:name w:val="List Table 7 Colorful - Accent 3"/>
-    <w:basedOn w:val="753"/>
+    <w:basedOn w:val="755"/>
     <w:uiPriority w:val="99"/>
     <w:pPr>
       <w:pBdr/>
@@ -26932,9 +26792,9 @@
       </w:tcPr>
     </w:tblStylePr>
   </w:style>
-  <w:style w:type="table" w:styleId="856">
+  <w:style w:type="table" w:styleId="858">
     <w:name w:val="List Table 7 Colorful - Accent 4"/>
-    <w:basedOn w:val="753"/>
+    <w:basedOn w:val="755"/>
     <w:uiPriority w:val="99"/>
     <w:pPr>
       <w:pBdr/>
@@ -27188,9 +27048,9 @@
       </w:tcPr>
     </w:tblStylePr>
   </w:style>
-  <w:style w:type="table" w:styleId="857">
+  <w:style w:type="table" w:styleId="859">
     <w:name w:val="List Table 7 Colorful - Accent 5"/>
-    <w:basedOn w:val="753"/>
+    <w:basedOn w:val="755"/>
     <w:uiPriority w:val="99"/>
     <w:pPr>
       <w:pBdr/>
@@ -27444,9 +27304,9 @@
       </w:tcPr>
     </w:tblStylePr>
   </w:style>
-  <w:style w:type="table" w:styleId="858">
+  <w:style w:type="table" w:styleId="860">
     <w:name w:val="List Table 7 Colorful - Accent 6"/>
-    <w:basedOn w:val="753"/>
+    <w:basedOn w:val="755"/>
     <w:uiPriority w:val="99"/>
     <w:pPr>
       <w:pBdr/>
@@ -27700,9 +27560,9 @@
       </w:tcPr>
     </w:tblStylePr>
   </w:style>
-  <w:style w:type="table" w:styleId="859">
+  <w:style w:type="table" w:styleId="861">
     <w:name w:val="Lined - Accent"/>
-    <w:basedOn w:val="753"/>
+    <w:basedOn w:val="755"/>
     <w:uiPriority w:val="99"/>
     <w:pPr>
       <w:pBdr/>
@@ -27937,9 +27797,9 @@
       </w:tcPr>
     </w:tblStylePr>
   </w:style>
-  <w:style w:type="table" w:styleId="860">
+  <w:style w:type="table" w:styleId="862">
     <w:name w:val="Lined - Accent 1"/>
-    <w:basedOn w:val="753"/>
+    <w:basedOn w:val="755"/>
     <w:uiPriority w:val="99"/>
     <w:pPr>
       <w:pBdr/>
@@ -28174,9 +28034,9 @@
       </w:tcPr>
     </w:tblStylePr>
   </w:style>
-  <w:style w:type="table" w:styleId="861">
+  <w:style w:type="table" w:styleId="863">
     <w:name w:val="Lined - Accent 2"/>
-    <w:basedOn w:val="753"/>
+    <w:basedOn w:val="755"/>
     <w:uiPriority w:val="99"/>
     <w:pPr>
       <w:pBdr/>
@@ -28411,9 +28271,9 @@
       </w:tcPr>
     </w:tblStylePr>
   </w:style>
-  <w:style w:type="table" w:styleId="862">
+  <w:style w:type="table" w:styleId="864">
     <w:name w:val="Lined - Accent 3"/>
-    <w:basedOn w:val="753"/>
+    <w:basedOn w:val="755"/>
     <w:uiPriority w:val="99"/>
     <w:pPr>
       <w:pBdr/>
@@ -28648,9 +28508,9 @@
       </w:tcPr>
     </w:tblStylePr>
   </w:style>
-  <w:style w:type="table" w:styleId="863">
+  <w:style w:type="table" w:styleId="865">
     <w:name w:val="Lined - Accent 4"/>
-    <w:basedOn w:val="753"/>
+    <w:basedOn w:val="755"/>
     <w:uiPriority w:val="99"/>
     <w:pPr>
       <w:pBdr/>
@@ -28885,9 +28745,9 @@
       </w:tcPr>
     </w:tblStylePr>
   </w:style>
-  <w:style w:type="table" w:styleId="864">
+  <w:style w:type="table" w:styleId="866">
     <w:name w:val="Lined - Accent 5"/>
-    <w:basedOn w:val="753"/>
+    <w:basedOn w:val="755"/>
     <w:uiPriority w:val="99"/>
     <w:pPr>
       <w:pBdr/>
@@ -29122,9 +28982,9 @@
       </w:tcPr>
     </w:tblStylePr>
   </w:style>
-  <w:style w:type="table" w:styleId="865">
+  <w:style w:type="table" w:styleId="867">
     <w:name w:val="Lined - Accent 6"/>
-    <w:basedOn w:val="753"/>
+    <w:basedOn w:val="755"/>
     <w:uiPriority w:val="99"/>
     <w:pPr>
       <w:pBdr/>
@@ -29359,9 +29219,9 @@
       </w:tcPr>
     </w:tblStylePr>
   </w:style>
-  <w:style w:type="table" w:styleId="866">
+  <w:style w:type="table" w:styleId="868">
     <w:name w:val="Bordered &amp; Lined - Accent"/>
-    <w:basedOn w:val="753"/>
+    <w:basedOn w:val="755"/>
     <w:uiPriority w:val="99"/>
     <w:pPr>
       <w:pBdr/>
@@ -29603,9 +29463,9 @@
       </w:tcPr>
     </w:tblStylePr>
   </w:style>
-  <w:style w:type="table" w:styleId="867">
+  <w:style w:type="table" w:styleId="869">
     <w:name w:val="Bordered &amp; Lined - Accent 1"/>
-    <w:basedOn w:val="753"/>
+    <w:basedOn w:val="755"/>
     <w:uiPriority w:val="99"/>
     <w:pPr>
       <w:pBdr/>
@@ -29847,9 +29707,9 @@
       </w:tcPr>
     </w:tblStylePr>
   </w:style>
-  <w:style w:type="table" w:styleId="868">
+  <w:style w:type="table" w:styleId="870">
     <w:name w:val="Bordered &amp; Lined - Accent 2"/>
-    <w:basedOn w:val="753"/>
+    <w:basedOn w:val="755"/>
     <w:uiPriority w:val="99"/>
     <w:pPr>
       <w:pBdr/>
@@ -30091,9 +29951,9 @@
       </w:tcPr>
     </w:tblStylePr>
   </w:style>
-  <w:style w:type="table" w:styleId="869">
+  <w:style w:type="table" w:styleId="871">
     <w:name w:val="Bordered &amp; Lined - Accent 3"/>
-    <w:basedOn w:val="753"/>
+    <w:basedOn w:val="755"/>
     <w:uiPriority w:val="99"/>
     <w:pPr>
       <w:pBdr/>
@@ -30335,9 +30195,9 @@
       </w:tcPr>
     </w:tblStylePr>
   </w:style>
-  <w:style w:type="table" w:styleId="870">
+  <w:style w:type="table" w:styleId="872">
     <w:name w:val="Bordered &amp; Lined - Accent 4"/>
-    <w:basedOn w:val="753"/>
+    <w:basedOn w:val="755"/>
     <w:uiPriority w:val="99"/>
     <w:pPr>
       <w:pBdr/>
@@ -30579,9 +30439,9 @@
       </w:tcPr>
     </w:tblStylePr>
   </w:style>
-  <w:style w:type="table" w:styleId="871">
+  <w:style w:type="table" w:styleId="873">
     <w:name w:val="Bordered &amp; Lined - Accent 5"/>
-    <w:basedOn w:val="753"/>
+    <w:basedOn w:val="755"/>
     <w:uiPriority w:val="99"/>
     <w:pPr>
       <w:pBdr/>
@@ -30823,9 +30683,9 @@
       </w:tcPr>
     </w:tblStylePr>
   </w:style>
-  <w:style w:type="table" w:styleId="872">
+  <w:style w:type="table" w:styleId="874">
     <w:name w:val="Bordered &amp; Lined - Accent 6"/>
-    <w:basedOn w:val="753"/>
+    <w:basedOn w:val="755"/>
     <w:uiPriority w:val="99"/>
     <w:pPr>
       <w:pBdr/>
@@ -31067,9 +30927,9 @@
       </w:tcPr>
     </w:tblStylePr>
   </w:style>
-  <w:style w:type="table" w:styleId="873">
+  <w:style w:type="table" w:styleId="875">
     <w:name w:val="Bordered"/>
-    <w:basedOn w:val="753"/>
+    <w:basedOn w:val="755"/>
     <w:uiPriority w:val="99"/>
     <w:pPr>
       <w:pBdr/>
@@ -31298,9 +31158,9 @@
       </w:tcPr>
     </w:tblStylePr>
   </w:style>
-  <w:style w:type="table" w:styleId="874">
+  <w:style w:type="table" w:styleId="876">
     <w:name w:val="Bordered - Accent 1"/>
-    <w:basedOn w:val="753"/>
+    <w:basedOn w:val="755"/>
     <w:uiPriority w:val="99"/>
     <w:pPr>
       <w:pBdr/>
@@ -31529,9 +31389,9 @@
       </w:tcPr>
     </w:tblStylePr>
   </w:style>
-  <w:style w:type="table" w:styleId="875">
+  <w:style w:type="table" w:styleId="877">
     <w:name w:val="Bordered - Accent 2"/>
-    <w:basedOn w:val="753"/>
+    <w:basedOn w:val="755"/>
     <w:uiPriority w:val="99"/>
     <w:pPr>
       <w:pBdr/>
@@ -31760,9 +31620,9 @@
       </w:tcPr>
     </w:tblStylePr>
   </w:style>
-  <w:style w:type="table" w:styleId="876">
+  <w:style w:type="table" w:styleId="878">
     <w:name w:val="Bordered - Accent 3"/>
-    <w:basedOn w:val="753"/>
+    <w:basedOn w:val="755"/>
     <w:uiPriority w:val="99"/>
     <w:pPr>
       <w:pBdr/>
@@ -31991,9 +31851,9 @@
       </w:tcPr>
     </w:tblStylePr>
   </w:style>
-  <w:style w:type="table" w:styleId="877">
+  <w:style w:type="table" w:styleId="879">
     <w:name w:val="Bordered - Accent 4"/>
-    <w:basedOn w:val="753"/>
+    <w:basedOn w:val="755"/>
     <w:uiPriority w:val="99"/>
     <w:pPr>
       <w:pBdr/>
@@ -32222,9 +32082,9 @@
       </w:tcPr>
     </w:tblStylePr>
   </w:style>
-  <w:style w:type="table" w:styleId="878">
+  <w:style w:type="table" w:styleId="880">
     <w:name w:val="Bordered - Accent 5"/>
-    <w:basedOn w:val="753"/>
+    <w:basedOn w:val="755"/>
     <w:uiPriority w:val="99"/>
     <w:pPr>
       <w:pBdr/>
@@ -32453,9 +32313,9 @@
       </w:tcPr>
     </w:tblStylePr>
   </w:style>
-  <w:style w:type="table" w:styleId="879">
+  <w:style w:type="table" w:styleId="881">
     <w:name w:val="Bordered - Accent 6"/>
-    <w:basedOn w:val="753"/>
+    <w:basedOn w:val="755"/>
     <w:uiPriority w:val="99"/>
     <w:pPr>
       <w:pBdr/>
@@ -32684,7 +32544,7 @@
       </w:tcPr>
     </w:tblStylePr>
   </w:style>
-  <w:style w:type="paragraph" w:styleId="880" w:default="1">
+  <w:style w:type="paragraph" w:styleId="882" w:default="1">
     <w:name w:val="Normal"/>
     <w:qFormat/>
     <w:pPr>
@@ -32693,11 +32553,11 @@
       <w:ind/>
     </w:pPr>
   </w:style>
-  <w:style w:type="paragraph" w:styleId="881">
+  <w:style w:type="paragraph" w:styleId="883">
     <w:name w:val="Heading 7"/>
-    <w:basedOn w:val="880"/>
-    <w:next w:val="880"/>
-    <w:link w:val="892"/>
+    <w:basedOn w:val="882"/>
+    <w:next w:val="882"/>
+    <w:link w:val="894"/>
     <w:uiPriority w:val="9"/>
     <w:unhideWhenUsed/>
     <w:qFormat/>
@@ -32714,11 +32574,11 @@
       <w:color w:val="595959" w:themeColor="text1" w:themeTint="A6"/>
     </w:rPr>
   </w:style>
-  <w:style w:type="paragraph" w:styleId="882">
+  <w:style w:type="paragraph" w:styleId="884">
     <w:name w:val="Heading 8"/>
-    <w:basedOn w:val="880"/>
-    <w:next w:val="880"/>
-    <w:link w:val="893"/>
+    <w:basedOn w:val="882"/>
+    <w:next w:val="882"/>
+    <w:link w:val="895"/>
     <w:uiPriority w:val="9"/>
     <w:unhideWhenUsed/>
     <w:qFormat/>
@@ -32737,11 +32597,11 @@
       <w:color w:val="272727" w:themeColor="text1" w:themeTint="D8"/>
     </w:rPr>
   </w:style>
-  <w:style w:type="paragraph" w:styleId="883">
+  <w:style w:type="paragraph" w:styleId="885">
     <w:name w:val="Heading 9"/>
-    <w:basedOn w:val="880"/>
-    <w:next w:val="880"/>
-    <w:link w:val="894"/>
+    <w:basedOn w:val="882"/>
+    <w:next w:val="882"/>
+    <w:link w:val="896"/>
     <w:uiPriority w:val="9"/>
     <w:unhideWhenUsed/>
     <w:qFormat/>
@@ -32760,7 +32620,7 @@
       <w:color w:val="272727" w:themeColor="text1" w:themeTint="D8"/>
     </w:rPr>
   </w:style>
-  <w:style w:type="character" w:styleId="884" w:default="1">
+  <w:style w:type="character" w:styleId="886" w:default="1">
     <w:name w:val="Default Paragraph Font"/>
     <w:uiPriority w:val="1"/>
     <w:semiHidden/>
@@ -32771,7 +32631,7 @@
       <w:ind/>
     </w:pPr>
   </w:style>
-  <w:style w:type="numbering" w:styleId="885" w:default="1">
+  <w:style w:type="numbering" w:styleId="887" w:default="1">
     <w:name w:val="No List"/>
     <w:uiPriority w:val="99"/>
     <w:semiHidden/>
@@ -32782,10 +32642,10 @@
       <w:ind/>
     </w:pPr>
   </w:style>
-  <w:style w:type="character" w:styleId="886">
+  <w:style w:type="character" w:styleId="888">
     <w:name w:val="Heading 1 Char"/>
-    <w:basedOn w:val="884"/>
-    <w:link w:val="928"/>
+    <w:basedOn w:val="886"/>
+    <w:link w:val="930"/>
     <w:uiPriority w:val="9"/>
     <w:pPr>
       <w:pBdr/>
@@ -32799,10 +32659,10 @@
       <w:szCs w:val="40"/>
     </w:rPr>
   </w:style>
-  <w:style w:type="character" w:styleId="887">
+  <w:style w:type="character" w:styleId="889">
     <w:name w:val="Heading 2 Char"/>
-    <w:basedOn w:val="884"/>
-    <w:link w:val="929"/>
+    <w:basedOn w:val="886"/>
+    <w:link w:val="931"/>
     <w:uiPriority w:val="9"/>
     <w:pPr>
       <w:pBdr/>
@@ -32816,10 +32676,10 @@
       <w:szCs w:val="32"/>
     </w:rPr>
   </w:style>
-  <w:style w:type="character" w:styleId="888">
+  <w:style w:type="character" w:styleId="890">
     <w:name w:val="Heading 3 Char"/>
-    <w:basedOn w:val="884"/>
-    <w:link w:val="930"/>
+    <w:basedOn w:val="886"/>
+    <w:link w:val="932"/>
     <w:uiPriority w:val="9"/>
     <w:pPr>
       <w:pBdr/>
@@ -32833,10 +32693,10 @@
       <w:szCs w:val="28"/>
     </w:rPr>
   </w:style>
-  <w:style w:type="character" w:styleId="889">
+  <w:style w:type="character" w:styleId="891">
     <w:name w:val="Heading 4 Char"/>
-    <w:basedOn w:val="884"/>
-    <w:link w:val="931"/>
+    <w:basedOn w:val="886"/>
+    <w:link w:val="933"/>
     <w:uiPriority w:val="9"/>
     <w:pPr>
       <w:pBdr/>
@@ -32850,10 +32710,10 @@
       <w:color w:val="0f4761" w:themeColor="accent1" w:themeShade="BF"/>
     </w:rPr>
   </w:style>
-  <w:style w:type="character" w:styleId="890">
+  <w:style w:type="character" w:styleId="892">
     <w:name w:val="Heading 5 Char"/>
-    <w:basedOn w:val="884"/>
-    <w:link w:val="932"/>
+    <w:basedOn w:val="886"/>
+    <w:link w:val="934"/>
     <w:uiPriority w:val="9"/>
     <w:pPr>
       <w:pBdr/>
@@ -32865,10 +32725,10 @@
       <w:color w:val="0f4761" w:themeColor="accent1" w:themeShade="BF"/>
     </w:rPr>
   </w:style>
-  <w:style w:type="character" w:styleId="891">
+  <w:style w:type="character" w:styleId="893">
     <w:name w:val="Heading 6 Char"/>
-    <w:basedOn w:val="884"/>
-    <w:link w:val="933"/>
+    <w:basedOn w:val="886"/>
+    <w:link w:val="935"/>
     <w:uiPriority w:val="9"/>
     <w:pPr>
       <w:pBdr/>
@@ -32882,10 +32742,10 @@
       <w:color w:val="595959" w:themeColor="text1" w:themeTint="A6"/>
     </w:rPr>
   </w:style>
-  <w:style w:type="character" w:styleId="892">
+  <w:style w:type="character" w:styleId="894">
     <w:name w:val="Heading 7 Char"/>
-    <w:basedOn w:val="884"/>
-    <w:link w:val="881"/>
+    <w:basedOn w:val="886"/>
+    <w:link w:val="883"/>
     <w:uiPriority w:val="9"/>
     <w:pPr>
       <w:pBdr/>
@@ -32897,10 +32757,10 @@
       <w:color w:val="595959" w:themeColor="text1" w:themeTint="A6"/>
     </w:rPr>
   </w:style>
-  <w:style w:type="character" w:styleId="893">
+  <w:style w:type="character" w:styleId="895">
     <w:name w:val="Heading 8 Char"/>
-    <w:basedOn w:val="884"/>
-    <w:link w:val="882"/>
+    <w:basedOn w:val="886"/>
+    <w:link w:val="884"/>
     <w:uiPriority w:val="9"/>
     <w:pPr>
       <w:pBdr/>
@@ -32914,10 +32774,10 @@
       <w:color w:val="272727" w:themeColor="text1" w:themeTint="D8"/>
     </w:rPr>
   </w:style>
-  <w:style w:type="character" w:styleId="894">
+  <w:style w:type="character" w:styleId="896">
     <w:name w:val="Heading 9 Char"/>
-    <w:basedOn w:val="884"/>
-    <w:link w:val="883"/>
+    <w:basedOn w:val="886"/>
+    <w:link w:val="885"/>
     <w:uiPriority w:val="9"/>
     <w:pPr>
       <w:pBdr/>
@@ -32931,10 +32791,10 @@
       <w:color w:val="272727" w:themeColor="text1" w:themeTint="D8"/>
     </w:rPr>
   </w:style>
-  <w:style w:type="character" w:styleId="895">
+  <w:style w:type="character" w:styleId="897">
     <w:name w:val="Title Char"/>
-    <w:basedOn w:val="884"/>
-    <w:link w:val="927"/>
+    <w:basedOn w:val="886"/>
+    <w:link w:val="929"/>
     <w:uiPriority w:val="10"/>
     <w:pPr>
       <w:pBdr/>
@@ -32948,11 +32808,11 @@
       <w:szCs w:val="56"/>
     </w:rPr>
   </w:style>
-  <w:style w:type="paragraph" w:styleId="896">
+  <w:style w:type="paragraph" w:styleId="898">
     <w:name w:val="Subtitle"/>
-    <w:basedOn w:val="880"/>
-    <w:next w:val="880"/>
-    <w:link w:val="897"/>
+    <w:basedOn w:val="882"/>
+    <w:next w:val="882"/>
+    <w:link w:val="899"/>
     <w:uiPriority w:val="11"/>
     <w:qFormat/>
     <w:pPr>
@@ -32970,10 +32830,10 @@
       <w:szCs w:val="28"/>
     </w:rPr>
   </w:style>
-  <w:style w:type="character" w:styleId="897">
+  <w:style w:type="character" w:styleId="899">
     <w:name w:val="Subtitle Char"/>
-    <w:basedOn w:val="884"/>
-    <w:link w:val="896"/>
+    <w:basedOn w:val="886"/>
+    <w:link w:val="898"/>
     <w:uiPriority w:val="11"/>
     <w:pPr>
       <w:pBdr/>
@@ -32987,11 +32847,11 @@
       <w:szCs w:val="28"/>
     </w:rPr>
   </w:style>
-  <w:style w:type="paragraph" w:styleId="898">
+  <w:style w:type="paragraph" w:styleId="900">
     <w:name w:val="Quote"/>
-    <w:basedOn w:val="880"/>
-    <w:next w:val="880"/>
-    <w:link w:val="899"/>
+    <w:basedOn w:val="882"/>
+    <w:next w:val="882"/>
+    <w:link w:val="901"/>
     <w:uiPriority w:val="29"/>
     <w:qFormat/>
     <w:pPr>
@@ -33006,10 +32866,10 @@
       <w:color w:val="404040" w:themeColor="text1" w:themeTint="BF"/>
     </w:rPr>
   </w:style>
-  <w:style w:type="character" w:styleId="899">
+  <w:style w:type="character" w:styleId="901">
     <w:name w:val="Quote Char"/>
-    <w:basedOn w:val="884"/>
-    <w:link w:val="898"/>
+    <w:basedOn w:val="886"/>
+    <w:link w:val="900"/>
     <w:uiPriority w:val="29"/>
     <w:pPr>
       <w:pBdr/>
@@ -33022,9 +32882,9 @@
       <w:color w:val="404040" w:themeColor="text1" w:themeTint="BF"/>
     </w:rPr>
   </w:style>
-  <w:style w:type="character" w:styleId="900">
+  <w:style w:type="character" w:styleId="902">
     <w:name w:val="Intense Emphasis"/>
-    <w:basedOn w:val="884"/>
+    <w:basedOn w:val="886"/>
     <w:uiPriority w:val="21"/>
     <w:qFormat/>
     <w:pPr>
@@ -33038,11 +32898,11 @@
       <w:color w:val="0f4761" w:themeColor="accent1" w:themeShade="BF"/>
     </w:rPr>
   </w:style>
-  <w:style w:type="paragraph" w:styleId="901">
+  <w:style w:type="paragraph" w:styleId="903">
     <w:name w:val="Intense Quote"/>
-    <w:basedOn w:val="880"/>
-    <w:next w:val="880"/>
-    <w:link w:val="902"/>
+    <w:basedOn w:val="882"/>
+    <w:next w:val="882"/>
+    <w:link w:val="904"/>
     <w:uiPriority w:val="30"/>
     <w:qFormat/>
     <w:pPr>
@@ -33060,10 +32920,10 @@
       <w:color w:val="0f4761" w:themeColor="accent1" w:themeShade="BF"/>
     </w:rPr>
   </w:style>
-  <w:style w:type="character" w:styleId="902">
+  <w:style w:type="character" w:styleId="904">
     <w:name w:val="Intense Quote Char"/>
-    <w:basedOn w:val="884"/>
-    <w:link w:val="901"/>
+    <w:basedOn w:val="886"/>
+    <w:link w:val="903"/>
     <w:uiPriority w:val="30"/>
     <w:pPr>
       <w:pBdr/>
@@ -33076,9 +32936,9 @@
       <w:color w:val="0f4761" w:themeColor="accent1" w:themeShade="BF"/>
     </w:rPr>
   </w:style>
-  <w:style w:type="character" w:styleId="903">
+  <w:style w:type="character" w:styleId="905">
     <w:name w:val="Intense Reference"/>
-    <w:basedOn w:val="884"/>
+    <w:basedOn w:val="886"/>
     <w:uiPriority w:val="32"/>
     <w:qFormat/>
     <w:pPr>
@@ -33094,9 +32954,9 @@
       <w:spacing w:val="5"/>
     </w:rPr>
   </w:style>
-  <w:style w:type="paragraph" w:styleId="904">
+  <w:style w:type="paragraph" w:styleId="906">
     <w:name w:val="No Spacing"/>
-    <w:basedOn w:val="880"/>
+    <w:basedOn w:val="882"/>
     <w:uiPriority w:val="1"/>
     <w:qFormat/>
     <w:pPr>
@@ -33105,9 +32965,9 @@
       <w:ind/>
     </w:pPr>
   </w:style>
-  <w:style w:type="character" w:styleId="905">
+  <w:style w:type="character" w:styleId="907">
     <w:name w:val="Subtle Emphasis"/>
-    <w:basedOn w:val="884"/>
+    <w:basedOn w:val="886"/>
     <w:uiPriority w:val="19"/>
     <w:qFormat/>
     <w:pPr>
@@ -33121,9 +32981,9 @@
       <w:color w:val="404040" w:themeColor="text1" w:themeTint="BF"/>
     </w:rPr>
   </w:style>
-  <w:style w:type="character" w:styleId="906">
+  <w:style w:type="character" w:styleId="908">
     <w:name w:val="Emphasis"/>
-    <w:basedOn w:val="884"/>
+    <w:basedOn w:val="886"/>
     <w:uiPriority w:val="20"/>
     <w:qFormat/>
     <w:pPr>
@@ -33136,9 +32996,9 @@
       <w:iCs/>
     </w:rPr>
   </w:style>
-  <w:style w:type="character" w:styleId="907">
+  <w:style w:type="character" w:styleId="909">
     <w:name w:val="Subtle Reference"/>
-    <w:basedOn w:val="884"/>
+    <w:basedOn w:val="886"/>
     <w:uiPriority w:val="31"/>
     <w:qFormat/>
     <w:pPr>
@@ -33151,9 +33011,9 @@
       <w:color w:val="5a5a5a" w:themeColor="text1" w:themeTint="A5"/>
     </w:rPr>
   </w:style>
-  <w:style w:type="character" w:styleId="908">
+  <w:style w:type="character" w:styleId="910">
     <w:name w:val="Book Title"/>
-    <w:basedOn w:val="884"/>
+    <w:basedOn w:val="886"/>
     <w:uiPriority w:val="33"/>
     <w:qFormat/>
     <w:pPr>
@@ -33169,10 +33029,46 @@
       <w:spacing w:val="5"/>
     </w:rPr>
   </w:style>
-  <w:style w:type="paragraph" w:styleId="909">
+  <w:style w:type="paragraph" w:styleId="911">
     <w:name w:val="Header"/>
-    <w:basedOn w:val="880"/>
-    <w:link w:val="910"/>
+    <w:basedOn w:val="929"/>
+    <w:link w:val="912"/>
+    <w:uiPriority w:val="99"/>
+    <w:unhideWhenUsed/>
+    <w:pPr>
+      <w:pBdr/>
+      <w:spacing/>
+      <w:ind/>
+    </w:pPr>
+    <w:rPr>
+      <w:rFonts w:ascii="Times New Roman" w:hAnsi="Times New Roman" w:eastAsia="Times New Roman" w:cs="Times New Roman"/>
+      <w:b/>
+      <w:bCs/>
+      <w:sz w:val="28"/>
+      <w:szCs w:val="28"/>
+    </w:rPr>
+  </w:style>
+  <w:style w:type="character" w:styleId="912">
+    <w:name w:val="Header Char"/>
+    <w:link w:val="911"/>
+    <w:uiPriority w:val="99"/>
+    <w:pPr>
+      <w:pBdr/>
+      <w:spacing/>
+      <w:ind/>
+    </w:pPr>
+    <w:rPr>
+      <w:rFonts w:ascii="Times New Roman" w:hAnsi="Times New Roman" w:eastAsia="Times New Roman" w:cs="Times New Roman"/>
+      <w:b/>
+      <w:bCs/>
+      <w:sz w:val="28"/>
+      <w:szCs w:val="28"/>
+    </w:rPr>
+  </w:style>
+  <w:style w:type="paragraph" w:styleId="913">
+    <w:name w:val="Footer"/>
+    <w:basedOn w:val="882"/>
+    <w:link w:val="914"/>
     <w:uiPriority w:val="99"/>
     <w:unhideWhenUsed/>
     <w:pPr>
@@ -33185,10 +33081,10 @@
       <w:ind/>
     </w:pPr>
   </w:style>
-  <w:style w:type="character" w:styleId="910">
-    <w:name w:val="Header Char"/>
-    <w:basedOn w:val="884"/>
-    <w:link w:val="909"/>
+  <w:style w:type="character" w:styleId="914">
+    <w:name w:val="Footer Char"/>
+    <w:basedOn w:val="886"/>
+    <w:link w:val="913"/>
     <w:uiPriority w:val="99"/>
     <w:pPr>
       <w:pBdr/>
@@ -33196,37 +33092,10 @@
       <w:ind/>
     </w:pPr>
   </w:style>
-  <w:style w:type="paragraph" w:styleId="911">
-    <w:name w:val="Footer"/>
-    <w:basedOn w:val="880"/>
-    <w:link w:val="912"/>
-    <w:uiPriority w:val="99"/>
-    <w:unhideWhenUsed/>
-    <w:pPr>
-      <w:pBdr/>
-      <w:tabs>
-        <w:tab w:val="center" w:leader="none" w:pos="4844"/>
-        <w:tab w:val="right" w:leader="none" w:pos="9689"/>
-      </w:tabs>
-      <w:spacing w:after="0" w:line="240" w:lineRule="auto"/>
-      <w:ind/>
-    </w:pPr>
-  </w:style>
-  <w:style w:type="character" w:styleId="912">
-    <w:name w:val="Footer Char"/>
-    <w:basedOn w:val="884"/>
-    <w:link w:val="911"/>
-    <w:uiPriority w:val="99"/>
-    <w:pPr>
-      <w:pBdr/>
-      <w:spacing/>
-      <w:ind/>
-    </w:pPr>
-  </w:style>
-  <w:style w:type="paragraph" w:styleId="913">
+  <w:style w:type="paragraph" w:styleId="915">
     <w:name w:val="Caption"/>
-    <w:basedOn w:val="880"/>
-    <w:next w:val="880"/>
+    <w:basedOn w:val="882"/>
+    <w:next w:val="882"/>
     <w:uiPriority w:val="35"/>
     <w:unhideWhenUsed/>
     <w:qFormat/>
@@ -33243,9 +33112,9 @@
       <w:szCs w:val="18"/>
     </w:rPr>
   </w:style>
-  <w:style w:type="character" w:styleId="914">
+  <w:style w:type="character" w:styleId="916">
     <w:name w:val="FollowedHyperlink"/>
-    <w:basedOn w:val="884"/>
+    <w:basedOn w:val="886"/>
     <w:uiPriority w:val="99"/>
     <w:semiHidden/>
     <w:unhideWhenUsed/>
@@ -33259,10 +33128,10 @@
       <w:u w:val="single"/>
     </w:rPr>
   </w:style>
-  <w:style w:type="paragraph" w:styleId="915">
+  <w:style w:type="paragraph" w:styleId="917">
     <w:name w:val="toc 1"/>
-    <w:basedOn w:val="880"/>
-    <w:next w:val="880"/>
+    <w:basedOn w:val="882"/>
+    <w:next w:val="882"/>
     <w:uiPriority w:val="39"/>
     <w:unhideWhenUsed/>
     <w:pPr>
@@ -33271,10 +33140,10 @@
       <w:ind/>
     </w:pPr>
   </w:style>
-  <w:style w:type="paragraph" w:styleId="916">
+  <w:style w:type="paragraph" w:styleId="918">
     <w:name w:val="toc 2"/>
-    <w:basedOn w:val="880"/>
-    <w:next w:val="880"/>
+    <w:basedOn w:val="882"/>
+    <w:next w:val="882"/>
     <w:uiPriority w:val="39"/>
     <w:unhideWhenUsed/>
     <w:pPr>
@@ -33283,10 +33152,10 @@
       <w:ind w:left="220"/>
     </w:pPr>
   </w:style>
-  <w:style w:type="paragraph" w:styleId="917">
+  <w:style w:type="paragraph" w:styleId="919">
     <w:name w:val="toc 3"/>
-    <w:basedOn w:val="880"/>
-    <w:next w:val="880"/>
+    <w:basedOn w:val="882"/>
+    <w:next w:val="882"/>
     <w:uiPriority w:val="39"/>
     <w:unhideWhenUsed/>
     <w:pPr>
@@ -33295,10 +33164,10 @@
       <w:ind w:left="440"/>
     </w:pPr>
   </w:style>
-  <w:style w:type="paragraph" w:styleId="918">
+  <w:style w:type="paragraph" w:styleId="920">
     <w:name w:val="toc 4"/>
-    <w:basedOn w:val="880"/>
-    <w:next w:val="880"/>
+    <w:basedOn w:val="882"/>
+    <w:next w:val="882"/>
     <w:uiPriority w:val="39"/>
     <w:unhideWhenUsed/>
     <w:pPr>
@@ -33307,10 +33176,10 @@
       <w:ind w:left="660"/>
     </w:pPr>
   </w:style>
-  <w:style w:type="paragraph" w:styleId="919">
+  <w:style w:type="paragraph" w:styleId="921">
     <w:name w:val="toc 5"/>
-    <w:basedOn w:val="880"/>
-    <w:next w:val="880"/>
+    <w:basedOn w:val="882"/>
+    <w:next w:val="882"/>
     <w:uiPriority w:val="39"/>
     <w:unhideWhenUsed/>
     <w:pPr>
@@ -33319,10 +33188,10 @@
       <w:ind w:left="880"/>
     </w:pPr>
   </w:style>
-  <w:style w:type="paragraph" w:styleId="920">
+  <w:style w:type="paragraph" w:styleId="922">
     <w:name w:val="toc 6"/>
-    <w:basedOn w:val="880"/>
-    <w:next w:val="880"/>
+    <w:basedOn w:val="882"/>
+    <w:next w:val="882"/>
     <w:uiPriority w:val="39"/>
     <w:unhideWhenUsed/>
     <w:pPr>
@@ -33331,10 +33200,10 @@
       <w:ind w:left="1100"/>
     </w:pPr>
   </w:style>
-  <w:style w:type="paragraph" w:styleId="921">
+  <w:style w:type="paragraph" w:styleId="923">
     <w:name w:val="toc 7"/>
-    <w:basedOn w:val="880"/>
-    <w:next w:val="880"/>
+    <w:basedOn w:val="882"/>
+    <w:next w:val="882"/>
     <w:uiPriority w:val="39"/>
     <w:unhideWhenUsed/>
     <w:pPr>
@@ -33343,10 +33212,10 @@
       <w:ind w:left="1320"/>
     </w:pPr>
   </w:style>
-  <w:style w:type="paragraph" w:styleId="922">
+  <w:style w:type="paragraph" w:styleId="924">
     <w:name w:val="toc 8"/>
-    <w:basedOn w:val="880"/>
-    <w:next w:val="880"/>
+    <w:basedOn w:val="882"/>
+    <w:next w:val="882"/>
     <w:uiPriority w:val="39"/>
     <w:unhideWhenUsed/>
     <w:pPr>
@@ -33355,10 +33224,10 @@
       <w:ind w:left="1540"/>
     </w:pPr>
   </w:style>
-  <w:style w:type="paragraph" w:styleId="923">
+  <w:style w:type="paragraph" w:styleId="925">
     <w:name w:val="toc 9"/>
-    <w:basedOn w:val="880"/>
-    <w:next w:val="880"/>
+    <w:basedOn w:val="882"/>
+    <w:next w:val="882"/>
     <w:uiPriority w:val="39"/>
     <w:unhideWhenUsed/>
     <w:pPr>
@@ -33367,9 +33236,9 @@
       <w:ind w:left="1760"/>
     </w:pPr>
   </w:style>
-  <w:style w:type="character" w:styleId="924">
+  <w:style w:type="character" w:styleId="926">
     <w:name w:val="Placeholder Text"/>
-    <w:basedOn w:val="884"/>
+    <w:basedOn w:val="886"/>
     <w:uiPriority w:val="99"/>
     <w:semiHidden/>
     <w:pPr>
@@ -33381,7 +33250,7 @@
       <w:color w:val="666666"/>
     </w:rPr>
   </w:style>
-  <w:style w:type="paragraph" w:styleId="925">
+  <w:style w:type="paragraph" w:styleId="927">
     <w:name w:val="TOC Heading"/>
     <w:uiPriority w:val="39"/>
     <w:unhideWhenUsed/>
@@ -33391,10 +33260,10 @@
       <w:ind/>
     </w:pPr>
   </w:style>
-  <w:style w:type="paragraph" w:styleId="926">
+  <w:style w:type="paragraph" w:styleId="928">
     <w:name w:val="table of figures"/>
-    <w:basedOn w:val="880"/>
-    <w:next w:val="880"/>
+    <w:basedOn w:val="882"/>
+    <w:next w:val="882"/>
     <w:uiPriority w:val="99"/>
     <w:unhideWhenUsed/>
     <w:pPr>
@@ -33403,20 +33272,25 @@
       <w:ind/>
     </w:pPr>
   </w:style>
-  <w:style w:type="paragraph" w:styleId="927">
+  <w:style w:type="paragraph" w:styleId="929">
     <w:name w:val="Title"/>
+    <w:basedOn w:val="882"/>
     <w:qFormat/>
     <w:pPr>
       <w:pBdr/>
-      <w:spacing/>
-      <w:ind/>
+      <w:spacing w:after="240" w:before="240" w:line="360" w:lineRule="auto"/>
+      <w:ind w:firstLine="705"/>
+      <w:jc w:val="left"/>
     </w:pPr>
     <w:rPr>
-      <w:sz w:val="56"/>
-      <w:szCs w:val="56"/>
+      <w:rFonts w:ascii="Times New Roman" w:hAnsi="Times New Roman" w:eastAsia="Times New Roman" w:cs="Times New Roman"/>
+      <w:b/>
+      <w:bCs/>
+      <w:sz w:val="28"/>
+      <w:szCs w:val="28"/>
     </w:rPr>
   </w:style>
-  <w:style w:type="paragraph" w:styleId="928">
+  <w:style w:type="paragraph" w:styleId="930">
     <w:name w:val="Heading 1"/>
     <w:qFormat/>
     <w:pPr>
@@ -33430,7 +33304,7 @@
       <w:szCs w:val="32"/>
     </w:rPr>
   </w:style>
-  <w:style w:type="paragraph" w:styleId="929">
+  <w:style w:type="paragraph" w:styleId="931">
     <w:name w:val="Heading 2"/>
     <w:qFormat/>
     <w:pPr>
@@ -33444,7 +33318,7 @@
       <w:szCs w:val="26"/>
     </w:rPr>
   </w:style>
-  <w:style w:type="paragraph" w:styleId="930">
+  <w:style w:type="paragraph" w:styleId="932">
     <w:name w:val="Heading 3"/>
     <w:qFormat/>
     <w:pPr>
@@ -33458,7 +33332,7 @@
       <w:szCs w:val="24"/>
     </w:rPr>
   </w:style>
-  <w:style w:type="paragraph" w:styleId="931">
+  <w:style w:type="paragraph" w:styleId="933">
     <w:name w:val="Heading 4"/>
     <w:qFormat/>
     <w:pPr>
@@ -33472,7 +33346,7 @@
       <w:color w:val="2e74b5"/>
     </w:rPr>
   </w:style>
-  <w:style w:type="paragraph" w:styleId="932">
+  <w:style w:type="paragraph" w:styleId="934">
     <w:name w:val="Heading 5"/>
     <w:qFormat/>
     <w:pPr>
@@ -33484,7 +33358,7 @@
       <w:color w:val="2e74b5"/>
     </w:rPr>
   </w:style>
-  <w:style w:type="paragraph" w:styleId="933">
+  <w:style w:type="paragraph" w:styleId="935">
     <w:name w:val="Heading 6"/>
     <w:qFormat/>
     <w:pPr>
@@ -33496,7 +33370,7 @@
       <w:color w:val="1f4d78"/>
     </w:rPr>
   </w:style>
-  <w:style w:type="paragraph" w:styleId="934">
+  <w:style w:type="paragraph" w:styleId="936">
     <w:name w:val="Strong"/>
     <w:qFormat/>
     <w:pPr>
@@ -33509,7 +33383,7 @@
       <w:bCs/>
     </w:rPr>
   </w:style>
-  <w:style w:type="paragraph" w:styleId="935">
+  <w:style w:type="paragraph" w:styleId="937">
     <w:name w:val="List Paragraph"/>
     <w:qFormat/>
     <w:pPr>
@@ -33524,7 +33398,7 @@
       <w:jc w:val="both"/>
     </w:pPr>
   </w:style>
-  <w:style w:type="character" w:styleId="936">
+  <w:style w:type="character" w:styleId="938">
     <w:name w:val="Hyperlink"/>
     <w:uiPriority w:val="99"/>
     <w:unhideWhenUsed/>
@@ -33538,7 +33412,7 @@
       <w:u w:val="single"/>
     </w:rPr>
   </w:style>
-  <w:style w:type="character" w:styleId="937">
+  <w:style w:type="character" w:styleId="939">
     <w:name w:val="footnote reference"/>
     <w:uiPriority w:val="99"/>
     <w:semiHidden/>
@@ -33552,9 +33426,9 @@
       <w:vertAlign w:val="superscript"/>
     </w:rPr>
   </w:style>
-  <w:style w:type="paragraph" w:styleId="938">
+  <w:style w:type="paragraph" w:styleId="940">
     <w:name w:val="footnote text"/>
-    <w:link w:val="939"/>
+    <w:link w:val="941"/>
     <w:uiPriority w:val="99"/>
     <w:semiHidden/>
     <w:unhideWhenUsed/>
@@ -33568,9 +33442,9 @@
       <w:szCs w:val="20"/>
     </w:rPr>
   </w:style>
-  <w:style w:type="character" w:styleId="939">
+  <w:style w:type="character" w:styleId="941">
     <w:name w:val="Footnote Text Char"/>
-    <w:link w:val="938"/>
+    <w:link w:val="940"/>
     <w:uiPriority w:val="99"/>
     <w:semiHidden/>
     <w:unhideWhenUsed/>
@@ -33584,7 +33458,7 @@
       <w:szCs w:val="20"/>
     </w:rPr>
   </w:style>
-  <w:style w:type="character" w:styleId="940">
+  <w:style w:type="character" w:styleId="942">
     <w:name w:val="endnote reference"/>
     <w:uiPriority w:val="99"/>
     <w:semiHidden/>
@@ -33598,9 +33472,9 @@
       <w:vertAlign w:val="superscript"/>
     </w:rPr>
   </w:style>
-  <w:style w:type="paragraph" w:styleId="941">
+  <w:style w:type="paragraph" w:styleId="943">
     <w:name w:val="endnote text"/>
-    <w:link w:val="942"/>
+    <w:link w:val="944"/>
     <w:uiPriority w:val="99"/>
     <w:semiHidden/>
     <w:unhideWhenUsed/>
@@ -33614,9 +33488,9 @@
       <w:szCs w:val="20"/>
     </w:rPr>
   </w:style>
-  <w:style w:type="character" w:styleId="942">
+  <w:style w:type="character" w:styleId="944">
     <w:name w:val="Endnote Text Char"/>
-    <w:link w:val="941"/>
+    <w:link w:val="943"/>
     <w:uiPriority w:val="99"/>
     <w:semiHidden/>
     <w:unhideWhenUsed/>
@@ -33653,7 +33527,6 @@
       <w:docPartBody>
         <w:p>
           <w:pPr>
-            <w:pStyle w:val="1_711"/>
             <w:pBdr/>
             <w:spacing/>
             <w:ind/>
@@ -33663,13 +33536,46 @@
             <w:t xml:space="preserve">Пересунько Е. О.</w:t>
           </w:r>
           <w:r/>
-          <w:r/>
-          <w:r/>
         </w:p>
       </w:docPartBody>
     </w:docPart>
   </w:docParts>
 </w:glossaryDocument>
+</file>
+
+<file path=word/glossary/endnotes.xml><?xml version="1.0" encoding="utf-8"?>
+<w:endnotes xmlns:wpc="http://schemas.microsoft.com/office/word/2010/wordprocessingCanvas" xmlns:mc="http://schemas.openxmlformats.org/markup-compatibility/2006" xmlns:o="urn:schemas-microsoft-com:office:office" xmlns:r="http://schemas.openxmlformats.org/officeDocument/2006/relationships" xmlns:m="http://schemas.openxmlformats.org/officeDocument/2006/math" xmlns:v="urn:schemas-microsoft-com:vml" xmlns:wp14="http://schemas.microsoft.com/office/word/2010/wordprocessingDrawing" xmlns:wp="http://schemas.openxmlformats.org/drawingml/2006/wordprocessingDrawing" xmlns:w10="urn:schemas-microsoft-com:office:word" xmlns:w="http://schemas.openxmlformats.org/wordprocessingml/2006/main" xmlns:w14="http://schemas.microsoft.com/office/word/2010/wordml" xmlns:w15="http://schemas.microsoft.com/office/word/2012/wordml" xmlns:wpg="http://schemas.microsoft.com/office/word/2010/wordprocessingGroup" xmlns:wpi="http://schemas.microsoft.com/office/word/2010/wordprocessingInk" xmlns:wne="http://schemas.microsoft.com/office/word/2006/wordml" xmlns:a="http://schemas.openxmlformats.org/drawingml/2006/main" xmlns:wps="http://schemas.microsoft.com/office/word/2010/wordprocessingShape" mc:Ignorable="w14 w15 wp14">
+  <w:endnote w:type="separator" w:id="-1">
+    <w:p>
+      <w:pPr>
+        <w:pBdr/>
+        <w:spacing w:after="0" w:line="240" w:lineRule="auto"/>
+        <w:ind/>
+        <w:rPr/>
+      </w:pPr>
+      <w:r/>
+      <w:r>
+        <w:separator/>
+      </w:r>
+      <w:r/>
+    </w:p>
+  </w:endnote>
+  <w:endnote w:type="continuationSeparator" w:id="0">
+    <w:p>
+      <w:pPr>
+        <w:pBdr/>
+        <w:spacing w:after="0" w:line="240" w:lineRule="auto"/>
+        <w:ind/>
+        <w:rPr/>
+      </w:pPr>
+      <w:r/>
+      <w:r>
+        <w:continuationSeparator/>
+      </w:r>
+      <w:r/>
+    </w:p>
+  </w:endnote>
+</w:endnotes>
 </file>
 
 <file path=word/glossary/fontTable.xml><?xml version="1.0" encoding="utf-8"?>
@@ -33689,6 +33595,41 @@
 </w:fonts>
 </file>
 
+<file path=word/glossary/footnotes.xml><?xml version="1.0" encoding="utf-8"?>
+<w:footnotes xmlns:wpc="http://schemas.microsoft.com/office/word/2010/wordprocessingCanvas" xmlns:mc="http://schemas.openxmlformats.org/markup-compatibility/2006" xmlns:o="urn:schemas-microsoft-com:office:office" xmlns:r="http://schemas.openxmlformats.org/officeDocument/2006/relationships" xmlns:m="http://schemas.openxmlformats.org/officeDocument/2006/math" xmlns:v="urn:schemas-microsoft-com:vml" xmlns:wp14="http://schemas.microsoft.com/office/word/2010/wordprocessingDrawing" xmlns:wp="http://schemas.openxmlformats.org/drawingml/2006/wordprocessingDrawing" xmlns:w10="urn:schemas-microsoft-com:office:word" xmlns:w="http://schemas.openxmlformats.org/wordprocessingml/2006/main" xmlns:w14="http://schemas.microsoft.com/office/word/2010/wordml" xmlns:w15="http://schemas.microsoft.com/office/word/2012/wordml" xmlns:wpg="http://schemas.microsoft.com/office/word/2010/wordprocessingGroup" xmlns:wpi="http://schemas.microsoft.com/office/word/2010/wordprocessingInk" xmlns:wne="http://schemas.microsoft.com/office/word/2006/wordml" xmlns:a="http://schemas.openxmlformats.org/drawingml/2006/main" xmlns:wps="http://schemas.microsoft.com/office/word/2010/wordprocessingShape" mc:Ignorable="w14 w15 wp14">
+  <w:footnote w:type="separator" w:id="-1">
+    <w:p>
+      <w:pPr>
+        <w:pBdr/>
+        <w:spacing w:after="0" w:line="240" w:lineRule="auto"/>
+        <w:ind/>
+        <w:rPr/>
+      </w:pPr>
+      <w:r/>
+      <w:r>
+        <w:separator/>
+      </w:r>
+      <w:r/>
+    </w:p>
+  </w:footnote>
+  <w:footnote w:type="continuationSeparator" w:id="0">
+    <w:p>
+      <w:pPr>
+        <w:pBdr/>
+        <w:spacing w:after="0" w:line="240" w:lineRule="auto"/>
+        <w:ind/>
+        <w:rPr/>
+      </w:pPr>
+      <w:r/>
+      <w:r>
+        <w:continuationSeparator/>
+      </w:r>
+      <w:r/>
+    </w:p>
+  </w:footnote>
+</w:footnotes>
+</file>
+
 <file path=word/glossary/settings.xml><?xml version="1.0" encoding="utf-8"?>
 <w:settings xmlns:mc="http://schemas.openxmlformats.org/markup-compatibility/2006" xmlns:o="urn:schemas-microsoft-com:office:office" xmlns:r="http://schemas.openxmlformats.org/officeDocument/2006/relationships" xmlns:m="http://schemas.openxmlformats.org/officeDocument/2006/math" xmlns:v="urn:schemas-microsoft-com:vml" xmlns:w10="urn:schemas-microsoft-com:office:word" xmlns:w="http://schemas.openxmlformats.org/wordprocessingml/2006/main" xmlns:w14="http://schemas.microsoft.com/office/word/2010/wordml" xmlns:w15="http://schemas.microsoft.com/office/word/2012/wordml" xmlns:sl="http://schemas.openxmlformats.org/schemaLibrary/2006/main" mc:Ignorable="w14 w15">
   <w:zoom w:percent="100"/>
@@ -33701,12 +33642,16 @@
     <w:numFmt w:val="decimal"/>
     <w:numStart w:val="1"/>
     <w:numRestart w:val="continuous"/>
+    <w:footnote w:id="-1"/>
+    <w:footnote w:id="0"/>
   </w:footnotePr>
   <w:endnotePr>
     <w:pos w:val="docEnd"/>
     <w:numFmt w:val="lowerRoman"/>
     <w:numStart w:val="1"/>
     <w:numRestart w:val="continuous"/>
+    <w:endnote w:id="-1"/>
+    <w:endnote w:id="0"/>
   </w:endnotePr>
   <w:compat>
     <w:compatSetting w:name="compatibilityMode" w:uri="http://schemas.microsoft.com/office/word" w:val="12"/>
@@ -33871,7 +33816,7 @@
     <w:lsdException w:name="Bibliography" w:uiPriority="37"/>
     <w:lsdException w:name="TOC Heading" w:uiPriority="39" w:qFormat="1"/>
   </w:latentStyles>
-  <w:style w:type="table" w:styleId="269" w:default="1">
+  <w:style w:type="table" w:styleId="1411" w:default="1">
     <w:name w:val="Normal Table"/>
     <w:uiPriority w:val="99"/>
     <w:semiHidden/>
@@ -34064,9 +34009,9 @@
       </w:tcPr>
     </w:tblStylePr>
   </w:style>
-  <w:style w:type="table" w:styleId="270">
+  <w:style w:type="table" w:styleId="1412">
     <w:name w:val="Table Grid"/>
-    <w:basedOn w:val="269"/>
+    <w:basedOn w:val="1411"/>
     <w:uiPriority w:val="59"/>
     <w:pPr>
       <w:pBdr/>
@@ -34263,9 +34208,9 @@
       </w:tcPr>
     </w:tblStylePr>
   </w:style>
-  <w:style w:type="table" w:styleId="271">
+  <w:style w:type="table" w:styleId="1413">
     <w:name w:val="Table Grid Light"/>
-    <w:basedOn w:val="269"/>
+    <w:basedOn w:val="1411"/>
     <w:uiPriority w:val="59"/>
     <w:pPr>
       <w:pBdr/>
@@ -34462,9 +34407,9 @@
       </w:tcPr>
     </w:tblStylePr>
   </w:style>
-  <w:style w:type="table" w:styleId="272">
+  <w:style w:type="table" w:styleId="1414">
     <w:name w:val="Plain Table 1"/>
-    <w:basedOn w:val="269"/>
+    <w:basedOn w:val="1411"/>
     <w:uiPriority w:val="59"/>
     <w:pPr>
       <w:pBdr/>
@@ -34687,9 +34632,9 @@
       </w:tcPr>
     </w:tblStylePr>
   </w:style>
-  <w:style w:type="table" w:styleId="273">
+  <w:style w:type="table" w:styleId="1415">
     <w:name w:val="Plain Table 2"/>
-    <w:basedOn w:val="269"/>
+    <w:basedOn w:val="1411"/>
     <w:uiPriority w:val="59"/>
     <w:pPr>
       <w:pBdr/>
@@ -34920,9 +34865,9 @@
       </w:tcPr>
     </w:tblStylePr>
   </w:style>
-  <w:style w:type="table" w:styleId="274">
+  <w:style w:type="table" w:styleId="1416">
     <w:name w:val="Plain Table 3"/>
-    <w:basedOn w:val="269"/>
+    <w:basedOn w:val="1411"/>
     <w:uiPriority w:val="99"/>
     <w:pPr>
       <w:pBdr/>
@@ -35150,9 +35095,9 @@
       </w:tcPr>
     </w:tblStylePr>
   </w:style>
-  <w:style w:type="table" w:styleId="275">
+  <w:style w:type="table" w:styleId="1417">
     <w:name w:val="Plain Table 4"/>
-    <w:basedOn w:val="269"/>
+    <w:basedOn w:val="1411"/>
     <w:uiPriority w:val="99"/>
     <w:pPr>
       <w:pBdr/>
@@ -35366,9 +35311,9 @@
       </w:tcPr>
     </w:tblStylePr>
   </w:style>
-  <w:style w:type="table" w:styleId="276">
+  <w:style w:type="table" w:styleId="1418">
     <w:name w:val="Plain Table 5"/>
-    <w:basedOn w:val="269"/>
+    <w:basedOn w:val="1411"/>
     <w:uiPriority w:val="99"/>
     <w:pPr>
       <w:pBdr/>
@@ -35599,9 +35544,9 @@
       </w:tcPr>
     </w:tblStylePr>
   </w:style>
-  <w:style w:type="table" w:styleId="277">
+  <w:style w:type="table" w:styleId="1419">
     <w:name w:val="Grid Table 1 Light"/>
-    <w:basedOn w:val="269"/>
+    <w:basedOn w:val="1411"/>
     <w:uiPriority w:val="99"/>
     <w:pPr>
       <w:pBdr/>
@@ -35822,9 +35767,9 @@
       </w:tcPr>
     </w:tblStylePr>
   </w:style>
-  <w:style w:type="table" w:styleId="278">
+  <w:style w:type="table" w:styleId="1420">
     <w:name w:val="Grid Table 1 Light - Accent 1"/>
-    <w:basedOn w:val="269"/>
+    <w:basedOn w:val="1411"/>
     <w:uiPriority w:val="99"/>
     <w:pPr>
       <w:pBdr/>
@@ -36045,9 +35990,9 @@
       </w:tcPr>
     </w:tblStylePr>
   </w:style>
-  <w:style w:type="table" w:styleId="279">
+  <w:style w:type="table" w:styleId="1421">
     <w:name w:val="Grid Table 1 Light - Accent 2"/>
-    <w:basedOn w:val="269"/>
+    <w:basedOn w:val="1411"/>
     <w:uiPriority w:val="99"/>
     <w:pPr>
       <w:pBdr/>
@@ -36268,9 +36213,9 @@
       </w:tcPr>
     </w:tblStylePr>
   </w:style>
-  <w:style w:type="table" w:styleId="280">
+  <w:style w:type="table" w:styleId="1422">
     <w:name w:val="Grid Table 1 Light - Accent 3"/>
-    <w:basedOn w:val="269"/>
+    <w:basedOn w:val="1411"/>
     <w:uiPriority w:val="99"/>
     <w:pPr>
       <w:pBdr/>
@@ -36491,9 +36436,9 @@
       </w:tcPr>
     </w:tblStylePr>
   </w:style>
-  <w:style w:type="table" w:styleId="281">
+  <w:style w:type="table" w:styleId="1423">
     <w:name w:val="Grid Table 1 Light - Accent 4"/>
-    <w:basedOn w:val="269"/>
+    <w:basedOn w:val="1411"/>
     <w:uiPriority w:val="99"/>
     <w:pPr>
       <w:pBdr/>
@@ -36714,9 +36659,9 @@
       </w:tcPr>
     </w:tblStylePr>
   </w:style>
-  <w:style w:type="table" w:styleId="282">
+  <w:style w:type="table" w:styleId="1424">
     <w:name w:val="Grid Table 1 Light - Accent 5"/>
-    <w:basedOn w:val="269"/>
+    <w:basedOn w:val="1411"/>
     <w:uiPriority w:val="99"/>
     <w:pPr>
       <w:pBdr/>
@@ -36937,9 +36882,9 @@
       </w:tcPr>
     </w:tblStylePr>
   </w:style>
-  <w:style w:type="table" w:styleId="283">
+  <w:style w:type="table" w:styleId="1425">
     <w:name w:val="Grid Table 1 Light - Accent 6"/>
-    <w:basedOn w:val="269"/>
+    <w:basedOn w:val="1411"/>
     <w:uiPriority w:val="99"/>
     <w:pPr>
       <w:pBdr/>
@@ -37160,9 +37105,9 @@
       </w:tcPr>
     </w:tblStylePr>
   </w:style>
-  <w:style w:type="table" w:styleId="284">
+  <w:style w:type="table" w:styleId="1426">
     <w:name w:val="Grid Table 2"/>
-    <w:basedOn w:val="269"/>
+    <w:basedOn w:val="1411"/>
     <w:uiPriority w:val="99"/>
     <w:pPr>
       <w:pBdr/>
@@ -37392,9 +37337,9 @@
       </w:tcPr>
     </w:tblStylePr>
   </w:style>
-  <w:style w:type="table" w:styleId="285">
+  <w:style w:type="table" w:styleId="1427">
     <w:name w:val="Grid Table 2 - Accent 1"/>
-    <w:basedOn w:val="269"/>
+    <w:basedOn w:val="1411"/>
     <w:uiPriority w:val="99"/>
     <w:pPr>
       <w:pBdr/>
@@ -37624,9 +37569,9 @@
       </w:tcPr>
     </w:tblStylePr>
   </w:style>
-  <w:style w:type="table" w:styleId="286">
+  <w:style w:type="table" w:styleId="1428">
     <w:name w:val="Grid Table 2 - Accent 2"/>
-    <w:basedOn w:val="269"/>
+    <w:basedOn w:val="1411"/>
     <w:uiPriority w:val="99"/>
     <w:pPr>
       <w:pBdr/>
@@ -37856,9 +37801,9 @@
       </w:tcPr>
     </w:tblStylePr>
   </w:style>
-  <w:style w:type="table" w:styleId="287">
+  <w:style w:type="table" w:styleId="1429">
     <w:name w:val="Grid Table 2 - Accent 3"/>
-    <w:basedOn w:val="269"/>
+    <w:basedOn w:val="1411"/>
     <w:uiPriority w:val="99"/>
     <w:pPr>
       <w:pBdr/>
@@ -38088,9 +38033,9 @@
       </w:tcPr>
     </w:tblStylePr>
   </w:style>
-  <w:style w:type="table" w:styleId="288">
+  <w:style w:type="table" w:styleId="1430">
     <w:name w:val="Grid Table 2 - Accent 4"/>
-    <w:basedOn w:val="269"/>
+    <w:basedOn w:val="1411"/>
     <w:uiPriority w:val="99"/>
     <w:pPr>
       <w:pBdr/>
@@ -38320,9 +38265,9 @@
       </w:tcPr>
     </w:tblStylePr>
   </w:style>
-  <w:style w:type="table" w:styleId="289">
+  <w:style w:type="table" w:styleId="1431">
     <w:name w:val="Grid Table 2 - Accent 5"/>
-    <w:basedOn w:val="269"/>
+    <w:basedOn w:val="1411"/>
     <w:uiPriority w:val="99"/>
     <w:pPr>
       <w:pBdr/>
@@ -38552,9 +38497,9 @@
       </w:tcPr>
     </w:tblStylePr>
   </w:style>
-  <w:style w:type="table" w:styleId="290">
+  <w:style w:type="table" w:styleId="1432">
     <w:name w:val="Grid Table 2 - Accent 6"/>
-    <w:basedOn w:val="269"/>
+    <w:basedOn w:val="1411"/>
     <w:uiPriority w:val="99"/>
     <w:pPr>
       <w:pBdr/>
@@ -38784,9 +38729,9 @@
       </w:tcPr>
     </w:tblStylePr>
   </w:style>
-  <w:style w:type="table" w:styleId="291">
+  <w:style w:type="table" w:styleId="1433">
     <w:name w:val="Grid Table 3"/>
-    <w:basedOn w:val="269"/>
+    <w:basedOn w:val="1411"/>
     <w:uiPriority w:val="99"/>
     <w:pPr>
       <w:pBdr/>
@@ -38885,29 +38830,6 @@
         <w:tblBorders/>
       </w:tblPr>
       <w:tcPr>
-        <w:shd w:color="ffffff"/>
-        <w:tcBorders>
-          <w:top w:val="none" w:color="000000" w:sz="4" w:space="0"/>
-          <w:left w:val="none" w:color="000000" w:sz="4" w:space="0"/>
-          <w:bottom w:val="none" w:color="000000" w:sz="4" w:space="0"/>
-          <w:right w:val="none" w:color="000000" w:sz="4" w:space="0"/>
-        </w:tcBorders>
-      </w:tcPr>
-    </w:tblStylePr>
-    <w:tblStylePr w:type="firstRow">
-      <w:rPr>
-        <w:b/>
-        <w:color w:val="404040"/>
-      </w:rPr>
-      <w:pPr>
-        <w:pBdr/>
-        <w:spacing/>
-        <w:ind/>
-      </w:pPr>
-      <w:tblPr>
-        <w:tblBorders/>
-      </w:tblPr>
-      <w:tcPr>
         <w:shd w:val="clear" w:color="ffffff"/>
         <w:tcBorders>
           <w:top w:val="none" w:color="000000" w:sz="4" w:space="0"/>
@@ -38917,30 +38839,7 @@
         </w:tcBorders>
       </w:tcPr>
     </w:tblStylePr>
-    <w:tblStylePr w:type="lastCol">
-      <w:rPr>
-        <w:i/>
-        <w:color w:val="404040"/>
-      </w:rPr>
-      <w:pPr>
-        <w:pBdr/>
-        <w:spacing/>
-        <w:ind/>
-      </w:pPr>
-      <w:tblPr>
-        <w:tblBorders/>
-      </w:tblPr>
-      <w:tcPr>
-        <w:shd w:color="ffffff"/>
-        <w:tcBorders>
-          <w:top w:val="none" w:color="000000" w:sz="4" w:space="0"/>
-          <w:left w:val="none" w:color="000000" w:sz="4" w:space="0"/>
-          <w:bottom w:val="none" w:color="000000" w:sz="4" w:space="0"/>
-          <w:right w:val="none" w:color="000000" w:sz="4" w:space="0"/>
-        </w:tcBorders>
-      </w:tcPr>
-    </w:tblStylePr>
-    <w:tblStylePr w:type="lastRow">
+    <w:tblStylePr w:type="firstRow">
       <w:rPr>
         <w:b/>
         <w:color w:val="404040"/>
@@ -38963,6 +38862,52 @@
         </w:tcBorders>
       </w:tcPr>
     </w:tblStylePr>
+    <w:tblStylePr w:type="lastCol">
+      <w:rPr>
+        <w:i/>
+        <w:color w:val="404040"/>
+      </w:rPr>
+      <w:pPr>
+        <w:pBdr/>
+        <w:spacing/>
+        <w:ind/>
+      </w:pPr>
+      <w:tblPr>
+        <w:tblBorders/>
+      </w:tblPr>
+      <w:tcPr>
+        <w:shd w:val="clear" w:color="ffffff"/>
+        <w:tcBorders>
+          <w:top w:val="none" w:color="000000" w:sz="4" w:space="0"/>
+          <w:left w:val="none" w:color="000000" w:sz="4" w:space="0"/>
+          <w:bottom w:val="none" w:color="000000" w:sz="4" w:space="0"/>
+          <w:right w:val="none" w:color="000000" w:sz="4" w:space="0"/>
+        </w:tcBorders>
+      </w:tcPr>
+    </w:tblStylePr>
+    <w:tblStylePr w:type="lastRow">
+      <w:rPr>
+        <w:b/>
+        <w:color w:val="404040"/>
+      </w:rPr>
+      <w:pPr>
+        <w:pBdr/>
+        <w:spacing/>
+        <w:ind/>
+      </w:pPr>
+      <w:tblPr>
+        <w:tblBorders/>
+      </w:tblPr>
+      <w:tcPr>
+        <w:shd w:val="clear" w:color="ffffff"/>
+        <w:tcBorders>
+          <w:top w:val="none" w:color="000000" w:sz="4" w:space="0"/>
+          <w:left w:val="none" w:color="000000" w:sz="4" w:space="0"/>
+          <w:bottom w:val="none" w:color="000000" w:sz="4" w:space="0"/>
+          <w:right w:val="none" w:color="000000" w:sz="4" w:space="0"/>
+        </w:tcBorders>
+      </w:tcPr>
+    </w:tblStylePr>
     <w:tblStylePr w:type="nwCell">
       <w:pPr>
         <w:pBdr/>
@@ -39029,9 +38974,9 @@
       </w:tcPr>
     </w:tblStylePr>
   </w:style>
-  <w:style w:type="table" w:styleId="292">
+  <w:style w:type="table" w:styleId="1434">
     <w:name w:val="Grid Table 3 - Accent 1"/>
-    <w:basedOn w:val="269"/>
+    <w:basedOn w:val="1411"/>
     <w:uiPriority w:val="99"/>
     <w:pPr>
       <w:pBdr/>
@@ -39130,29 +39075,6 @@
         <w:tblBorders/>
       </w:tblPr>
       <w:tcPr>
-        <w:shd w:color="ffffff"/>
-        <w:tcBorders>
-          <w:top w:val="none" w:color="000000" w:sz="4" w:space="0"/>
-          <w:left w:val="none" w:color="000000" w:sz="4" w:space="0"/>
-          <w:bottom w:val="none" w:color="000000" w:sz="4" w:space="0"/>
-          <w:right w:val="none" w:color="000000" w:sz="4" w:space="0"/>
-        </w:tcBorders>
-      </w:tcPr>
-    </w:tblStylePr>
-    <w:tblStylePr w:type="firstRow">
-      <w:rPr>
-        <w:b/>
-        <w:color w:val="404040"/>
-      </w:rPr>
-      <w:pPr>
-        <w:pBdr/>
-        <w:spacing/>
-        <w:ind/>
-      </w:pPr>
-      <w:tblPr>
-        <w:tblBorders/>
-      </w:tblPr>
-      <w:tcPr>
         <w:shd w:val="clear" w:color="ffffff"/>
         <w:tcBorders>
           <w:top w:val="none" w:color="000000" w:sz="4" w:space="0"/>
@@ -39162,30 +39084,7 @@
         </w:tcBorders>
       </w:tcPr>
     </w:tblStylePr>
-    <w:tblStylePr w:type="lastCol">
-      <w:rPr>
-        <w:i/>
-        <w:color w:val="404040"/>
-      </w:rPr>
-      <w:pPr>
-        <w:pBdr/>
-        <w:spacing/>
-        <w:ind/>
-      </w:pPr>
-      <w:tblPr>
-        <w:tblBorders/>
-      </w:tblPr>
-      <w:tcPr>
-        <w:shd w:color="ffffff"/>
-        <w:tcBorders>
-          <w:top w:val="none" w:color="000000" w:sz="4" w:space="0"/>
-          <w:left w:val="none" w:color="000000" w:sz="4" w:space="0"/>
-          <w:bottom w:val="none" w:color="000000" w:sz="4" w:space="0"/>
-          <w:right w:val="none" w:color="000000" w:sz="4" w:space="0"/>
-        </w:tcBorders>
-      </w:tcPr>
-    </w:tblStylePr>
-    <w:tblStylePr w:type="lastRow">
+    <w:tblStylePr w:type="firstRow">
       <w:rPr>
         <w:b/>
         <w:color w:val="404040"/>
@@ -39208,6 +39107,52 @@
         </w:tcBorders>
       </w:tcPr>
     </w:tblStylePr>
+    <w:tblStylePr w:type="lastCol">
+      <w:rPr>
+        <w:i/>
+        <w:color w:val="404040"/>
+      </w:rPr>
+      <w:pPr>
+        <w:pBdr/>
+        <w:spacing/>
+        <w:ind/>
+      </w:pPr>
+      <w:tblPr>
+        <w:tblBorders/>
+      </w:tblPr>
+      <w:tcPr>
+        <w:shd w:val="clear" w:color="ffffff"/>
+        <w:tcBorders>
+          <w:top w:val="none" w:color="000000" w:sz="4" w:space="0"/>
+          <w:left w:val="none" w:color="000000" w:sz="4" w:space="0"/>
+          <w:bottom w:val="none" w:color="000000" w:sz="4" w:space="0"/>
+          <w:right w:val="none" w:color="000000" w:sz="4" w:space="0"/>
+        </w:tcBorders>
+      </w:tcPr>
+    </w:tblStylePr>
+    <w:tblStylePr w:type="lastRow">
+      <w:rPr>
+        <w:b/>
+        <w:color w:val="404040"/>
+      </w:rPr>
+      <w:pPr>
+        <w:pBdr/>
+        <w:spacing/>
+        <w:ind/>
+      </w:pPr>
+      <w:tblPr>
+        <w:tblBorders/>
+      </w:tblPr>
+      <w:tcPr>
+        <w:shd w:val="clear" w:color="ffffff"/>
+        <w:tcBorders>
+          <w:top w:val="none" w:color="000000" w:sz="4" w:space="0"/>
+          <w:left w:val="none" w:color="000000" w:sz="4" w:space="0"/>
+          <w:bottom w:val="none" w:color="000000" w:sz="4" w:space="0"/>
+          <w:right w:val="none" w:color="000000" w:sz="4" w:space="0"/>
+        </w:tcBorders>
+      </w:tcPr>
+    </w:tblStylePr>
     <w:tblStylePr w:type="nwCell">
       <w:pPr>
         <w:pBdr/>
@@ -39274,9 +39219,9 @@
       </w:tcPr>
     </w:tblStylePr>
   </w:style>
-  <w:style w:type="table" w:styleId="293">
+  <w:style w:type="table" w:styleId="1435">
     <w:name w:val="Grid Table 3 - Accent 2"/>
-    <w:basedOn w:val="269"/>
+    <w:basedOn w:val="1411"/>
     <w:uiPriority w:val="99"/>
     <w:pPr>
       <w:pBdr/>
@@ -39375,29 +39320,6 @@
         <w:tblBorders/>
       </w:tblPr>
       <w:tcPr>
-        <w:shd w:color="ffffff"/>
-        <w:tcBorders>
-          <w:top w:val="none" w:color="000000" w:sz="4" w:space="0"/>
-          <w:left w:val="none" w:color="000000" w:sz="4" w:space="0"/>
-          <w:bottom w:val="none" w:color="000000" w:sz="4" w:space="0"/>
-          <w:right w:val="none" w:color="000000" w:sz="4" w:space="0"/>
-        </w:tcBorders>
-      </w:tcPr>
-    </w:tblStylePr>
-    <w:tblStylePr w:type="firstRow">
-      <w:rPr>
-        <w:b/>
-        <w:color w:val="404040"/>
-      </w:rPr>
-      <w:pPr>
-        <w:pBdr/>
-        <w:spacing/>
-        <w:ind/>
-      </w:pPr>
-      <w:tblPr>
-        <w:tblBorders/>
-      </w:tblPr>
-      <w:tcPr>
         <w:shd w:val="clear" w:color="ffffff"/>
         <w:tcBorders>
           <w:top w:val="none" w:color="000000" w:sz="4" w:space="0"/>
@@ -39407,30 +39329,7 @@
         </w:tcBorders>
       </w:tcPr>
     </w:tblStylePr>
-    <w:tblStylePr w:type="lastCol">
-      <w:rPr>
-        <w:i/>
-        <w:color w:val="404040"/>
-      </w:rPr>
-      <w:pPr>
-        <w:pBdr/>
-        <w:spacing/>
-        <w:ind/>
-      </w:pPr>
-      <w:tblPr>
-        <w:tblBorders/>
-      </w:tblPr>
-      <w:tcPr>
-        <w:shd w:color="ffffff"/>
-        <w:tcBorders>
-          <w:top w:val="none" w:color="000000" w:sz="4" w:space="0"/>
-          <w:left w:val="none" w:color="000000" w:sz="4" w:space="0"/>
-          <w:bottom w:val="none" w:color="000000" w:sz="4" w:space="0"/>
-          <w:right w:val="none" w:color="000000" w:sz="4" w:space="0"/>
-        </w:tcBorders>
-      </w:tcPr>
-    </w:tblStylePr>
-    <w:tblStylePr w:type="lastRow">
+    <w:tblStylePr w:type="firstRow">
       <w:rPr>
         <w:b/>
         <w:color w:val="404040"/>
@@ -39453,6 +39352,52 @@
         </w:tcBorders>
       </w:tcPr>
     </w:tblStylePr>
+    <w:tblStylePr w:type="lastCol">
+      <w:rPr>
+        <w:i/>
+        <w:color w:val="404040"/>
+      </w:rPr>
+      <w:pPr>
+        <w:pBdr/>
+        <w:spacing/>
+        <w:ind/>
+      </w:pPr>
+      <w:tblPr>
+        <w:tblBorders/>
+      </w:tblPr>
+      <w:tcPr>
+        <w:shd w:val="clear" w:color="ffffff"/>
+        <w:tcBorders>
+          <w:top w:val="none" w:color="000000" w:sz="4" w:space="0"/>
+          <w:left w:val="none" w:color="000000" w:sz="4" w:space="0"/>
+          <w:bottom w:val="none" w:color="000000" w:sz="4" w:space="0"/>
+          <w:right w:val="none" w:color="000000" w:sz="4" w:space="0"/>
+        </w:tcBorders>
+      </w:tcPr>
+    </w:tblStylePr>
+    <w:tblStylePr w:type="lastRow">
+      <w:rPr>
+        <w:b/>
+        <w:color w:val="404040"/>
+      </w:rPr>
+      <w:pPr>
+        <w:pBdr/>
+        <w:spacing/>
+        <w:ind/>
+      </w:pPr>
+      <w:tblPr>
+        <w:tblBorders/>
+      </w:tblPr>
+      <w:tcPr>
+        <w:shd w:val="clear" w:color="ffffff"/>
+        <w:tcBorders>
+          <w:top w:val="none" w:color="000000" w:sz="4" w:space="0"/>
+          <w:left w:val="none" w:color="000000" w:sz="4" w:space="0"/>
+          <w:bottom w:val="none" w:color="000000" w:sz="4" w:space="0"/>
+          <w:right w:val="none" w:color="000000" w:sz="4" w:space="0"/>
+        </w:tcBorders>
+      </w:tcPr>
+    </w:tblStylePr>
     <w:tblStylePr w:type="nwCell">
       <w:pPr>
         <w:pBdr/>
@@ -39519,9 +39464,9 @@
       </w:tcPr>
     </w:tblStylePr>
   </w:style>
-  <w:style w:type="table" w:styleId="294">
+  <w:style w:type="table" w:styleId="1436">
     <w:name w:val="Grid Table 3 - Accent 3"/>
-    <w:basedOn w:val="269"/>
+    <w:basedOn w:val="1411"/>
     <w:uiPriority w:val="99"/>
     <w:pPr>
       <w:pBdr/>
@@ -39620,29 +39565,6 @@
         <w:tblBorders/>
       </w:tblPr>
       <w:tcPr>
-        <w:shd w:color="ffffff"/>
-        <w:tcBorders>
-          <w:top w:val="none" w:color="000000" w:sz="4" w:space="0"/>
-          <w:left w:val="none" w:color="000000" w:sz="4" w:space="0"/>
-          <w:bottom w:val="none" w:color="000000" w:sz="4" w:space="0"/>
-          <w:right w:val="none" w:color="000000" w:sz="4" w:space="0"/>
-        </w:tcBorders>
-      </w:tcPr>
-    </w:tblStylePr>
-    <w:tblStylePr w:type="firstRow">
-      <w:rPr>
-        <w:b/>
-        <w:color w:val="404040"/>
-      </w:rPr>
-      <w:pPr>
-        <w:pBdr/>
-        <w:spacing/>
-        <w:ind/>
-      </w:pPr>
-      <w:tblPr>
-        <w:tblBorders/>
-      </w:tblPr>
-      <w:tcPr>
         <w:shd w:val="clear" w:color="ffffff"/>
         <w:tcBorders>
           <w:top w:val="none" w:color="000000" w:sz="4" w:space="0"/>
@@ -39652,30 +39574,7 @@
         </w:tcBorders>
       </w:tcPr>
     </w:tblStylePr>
-    <w:tblStylePr w:type="lastCol">
-      <w:rPr>
-        <w:i/>
-        <w:color w:val="404040"/>
-      </w:rPr>
-      <w:pPr>
-        <w:pBdr/>
-        <w:spacing/>
-        <w:ind/>
-      </w:pPr>
-      <w:tblPr>
-        <w:tblBorders/>
-      </w:tblPr>
-      <w:tcPr>
-        <w:shd w:color="ffffff"/>
-        <w:tcBorders>
-          <w:top w:val="none" w:color="000000" w:sz="4" w:space="0"/>
-          <w:left w:val="none" w:color="000000" w:sz="4" w:space="0"/>
-          <w:bottom w:val="none" w:color="000000" w:sz="4" w:space="0"/>
-          <w:right w:val="none" w:color="000000" w:sz="4" w:space="0"/>
-        </w:tcBorders>
-      </w:tcPr>
-    </w:tblStylePr>
-    <w:tblStylePr w:type="lastRow">
+    <w:tblStylePr w:type="firstRow">
       <w:rPr>
         <w:b/>
         <w:color w:val="404040"/>
@@ -39698,6 +39597,52 @@
         </w:tcBorders>
       </w:tcPr>
     </w:tblStylePr>
+    <w:tblStylePr w:type="lastCol">
+      <w:rPr>
+        <w:i/>
+        <w:color w:val="404040"/>
+      </w:rPr>
+      <w:pPr>
+        <w:pBdr/>
+        <w:spacing/>
+        <w:ind/>
+      </w:pPr>
+      <w:tblPr>
+        <w:tblBorders/>
+      </w:tblPr>
+      <w:tcPr>
+        <w:shd w:val="clear" w:color="ffffff"/>
+        <w:tcBorders>
+          <w:top w:val="none" w:color="000000" w:sz="4" w:space="0"/>
+          <w:left w:val="none" w:color="000000" w:sz="4" w:space="0"/>
+          <w:bottom w:val="none" w:color="000000" w:sz="4" w:space="0"/>
+          <w:right w:val="none" w:color="000000" w:sz="4" w:space="0"/>
+        </w:tcBorders>
+      </w:tcPr>
+    </w:tblStylePr>
+    <w:tblStylePr w:type="lastRow">
+      <w:rPr>
+        <w:b/>
+        <w:color w:val="404040"/>
+      </w:rPr>
+      <w:pPr>
+        <w:pBdr/>
+        <w:spacing/>
+        <w:ind/>
+      </w:pPr>
+      <w:tblPr>
+        <w:tblBorders/>
+      </w:tblPr>
+      <w:tcPr>
+        <w:shd w:val="clear" w:color="ffffff"/>
+        <w:tcBorders>
+          <w:top w:val="none" w:color="000000" w:sz="4" w:space="0"/>
+          <w:left w:val="none" w:color="000000" w:sz="4" w:space="0"/>
+          <w:bottom w:val="none" w:color="000000" w:sz="4" w:space="0"/>
+          <w:right w:val="none" w:color="000000" w:sz="4" w:space="0"/>
+        </w:tcBorders>
+      </w:tcPr>
+    </w:tblStylePr>
     <w:tblStylePr w:type="nwCell">
       <w:pPr>
         <w:pBdr/>
@@ -39764,9 +39709,9 @@
       </w:tcPr>
     </w:tblStylePr>
   </w:style>
-  <w:style w:type="table" w:styleId="295">
+  <w:style w:type="table" w:styleId="1437">
     <w:name w:val="Grid Table 3 - Accent 4"/>
-    <w:basedOn w:val="269"/>
+    <w:basedOn w:val="1411"/>
     <w:uiPriority w:val="99"/>
     <w:pPr>
       <w:pBdr/>
@@ -39865,29 +39810,6 @@
         <w:tblBorders/>
       </w:tblPr>
       <w:tcPr>
-        <w:shd w:color="ffffff"/>
-        <w:tcBorders>
-          <w:top w:val="none" w:color="000000" w:sz="4" w:space="0"/>
-          <w:left w:val="none" w:color="000000" w:sz="4" w:space="0"/>
-          <w:bottom w:val="none" w:color="000000" w:sz="4" w:space="0"/>
-          <w:right w:val="none" w:color="000000" w:sz="4" w:space="0"/>
-        </w:tcBorders>
-      </w:tcPr>
-    </w:tblStylePr>
-    <w:tblStylePr w:type="firstRow">
-      <w:rPr>
-        <w:b/>
-        <w:color w:val="404040"/>
-      </w:rPr>
-      <w:pPr>
-        <w:pBdr/>
-        <w:spacing/>
-        <w:ind/>
-      </w:pPr>
-      <w:tblPr>
-        <w:tblBorders/>
-      </w:tblPr>
-      <w:tcPr>
         <w:shd w:val="clear" w:color="ffffff"/>
         <w:tcBorders>
           <w:top w:val="none" w:color="000000" w:sz="4" w:space="0"/>
@@ -39897,30 +39819,7 @@
         </w:tcBorders>
       </w:tcPr>
     </w:tblStylePr>
-    <w:tblStylePr w:type="lastCol">
-      <w:rPr>
-        <w:i/>
-        <w:color w:val="404040"/>
-      </w:rPr>
-      <w:pPr>
-        <w:pBdr/>
-        <w:spacing/>
-        <w:ind/>
-      </w:pPr>
-      <w:tblPr>
-        <w:tblBorders/>
-      </w:tblPr>
-      <w:tcPr>
-        <w:shd w:color="ffffff"/>
-        <w:tcBorders>
-          <w:top w:val="none" w:color="000000" w:sz="4" w:space="0"/>
-          <w:left w:val="none" w:color="000000" w:sz="4" w:space="0"/>
-          <w:bottom w:val="none" w:color="000000" w:sz="4" w:space="0"/>
-          <w:right w:val="none" w:color="000000" w:sz="4" w:space="0"/>
-        </w:tcBorders>
-      </w:tcPr>
-    </w:tblStylePr>
-    <w:tblStylePr w:type="lastRow">
+    <w:tblStylePr w:type="firstRow">
       <w:rPr>
         <w:b/>
         <w:color w:val="404040"/>
@@ -39943,6 +39842,52 @@
         </w:tcBorders>
       </w:tcPr>
     </w:tblStylePr>
+    <w:tblStylePr w:type="lastCol">
+      <w:rPr>
+        <w:i/>
+        <w:color w:val="404040"/>
+      </w:rPr>
+      <w:pPr>
+        <w:pBdr/>
+        <w:spacing/>
+        <w:ind/>
+      </w:pPr>
+      <w:tblPr>
+        <w:tblBorders/>
+      </w:tblPr>
+      <w:tcPr>
+        <w:shd w:val="clear" w:color="ffffff"/>
+        <w:tcBorders>
+          <w:top w:val="none" w:color="000000" w:sz="4" w:space="0"/>
+          <w:left w:val="none" w:color="000000" w:sz="4" w:space="0"/>
+          <w:bottom w:val="none" w:color="000000" w:sz="4" w:space="0"/>
+          <w:right w:val="none" w:color="000000" w:sz="4" w:space="0"/>
+        </w:tcBorders>
+      </w:tcPr>
+    </w:tblStylePr>
+    <w:tblStylePr w:type="lastRow">
+      <w:rPr>
+        <w:b/>
+        <w:color w:val="404040"/>
+      </w:rPr>
+      <w:pPr>
+        <w:pBdr/>
+        <w:spacing/>
+        <w:ind/>
+      </w:pPr>
+      <w:tblPr>
+        <w:tblBorders/>
+      </w:tblPr>
+      <w:tcPr>
+        <w:shd w:val="clear" w:color="ffffff"/>
+        <w:tcBorders>
+          <w:top w:val="none" w:color="000000" w:sz="4" w:space="0"/>
+          <w:left w:val="none" w:color="000000" w:sz="4" w:space="0"/>
+          <w:bottom w:val="none" w:color="000000" w:sz="4" w:space="0"/>
+          <w:right w:val="none" w:color="000000" w:sz="4" w:space="0"/>
+        </w:tcBorders>
+      </w:tcPr>
+    </w:tblStylePr>
     <w:tblStylePr w:type="nwCell">
       <w:pPr>
         <w:pBdr/>
@@ -40009,9 +39954,9 @@
       </w:tcPr>
     </w:tblStylePr>
   </w:style>
-  <w:style w:type="table" w:styleId="296">
+  <w:style w:type="table" w:styleId="1438">
     <w:name w:val="Grid Table 3 - Accent 5"/>
-    <w:basedOn w:val="269"/>
+    <w:basedOn w:val="1411"/>
     <w:uiPriority w:val="99"/>
     <w:pPr>
       <w:pBdr/>
@@ -40110,29 +40055,6 @@
         <w:tblBorders/>
       </w:tblPr>
       <w:tcPr>
-        <w:shd w:color="ffffff"/>
-        <w:tcBorders>
-          <w:top w:val="none" w:color="000000" w:sz="4" w:space="0"/>
-          <w:left w:val="none" w:color="000000" w:sz="4" w:space="0"/>
-          <w:bottom w:val="none" w:color="000000" w:sz="4" w:space="0"/>
-          <w:right w:val="none" w:color="000000" w:sz="4" w:space="0"/>
-        </w:tcBorders>
-      </w:tcPr>
-    </w:tblStylePr>
-    <w:tblStylePr w:type="firstRow">
-      <w:rPr>
-        <w:b/>
-        <w:color w:val="404040"/>
-      </w:rPr>
-      <w:pPr>
-        <w:pBdr/>
-        <w:spacing/>
-        <w:ind/>
-      </w:pPr>
-      <w:tblPr>
-        <w:tblBorders/>
-      </w:tblPr>
-      <w:tcPr>
         <w:shd w:val="clear" w:color="ffffff"/>
         <w:tcBorders>
           <w:top w:val="none" w:color="000000" w:sz="4" w:space="0"/>
@@ -40142,30 +40064,7 @@
         </w:tcBorders>
       </w:tcPr>
     </w:tblStylePr>
-    <w:tblStylePr w:type="lastCol">
-      <w:rPr>
-        <w:i/>
-        <w:color w:val="404040"/>
-      </w:rPr>
-      <w:pPr>
-        <w:pBdr/>
-        <w:spacing/>
-        <w:ind/>
-      </w:pPr>
-      <w:tblPr>
-        <w:tblBorders/>
-      </w:tblPr>
-      <w:tcPr>
-        <w:shd w:color="ffffff"/>
-        <w:tcBorders>
-          <w:top w:val="none" w:color="000000" w:sz="4" w:space="0"/>
-          <w:left w:val="none" w:color="000000" w:sz="4" w:space="0"/>
-          <w:bottom w:val="none" w:color="000000" w:sz="4" w:space="0"/>
-          <w:right w:val="none" w:color="000000" w:sz="4" w:space="0"/>
-        </w:tcBorders>
-      </w:tcPr>
-    </w:tblStylePr>
-    <w:tblStylePr w:type="lastRow">
+    <w:tblStylePr w:type="firstRow">
       <w:rPr>
         <w:b/>
         <w:color w:val="404040"/>
@@ -40188,6 +40087,52 @@
         </w:tcBorders>
       </w:tcPr>
     </w:tblStylePr>
+    <w:tblStylePr w:type="lastCol">
+      <w:rPr>
+        <w:i/>
+        <w:color w:val="404040"/>
+      </w:rPr>
+      <w:pPr>
+        <w:pBdr/>
+        <w:spacing/>
+        <w:ind/>
+      </w:pPr>
+      <w:tblPr>
+        <w:tblBorders/>
+      </w:tblPr>
+      <w:tcPr>
+        <w:shd w:val="clear" w:color="ffffff"/>
+        <w:tcBorders>
+          <w:top w:val="none" w:color="000000" w:sz="4" w:space="0"/>
+          <w:left w:val="none" w:color="000000" w:sz="4" w:space="0"/>
+          <w:bottom w:val="none" w:color="000000" w:sz="4" w:space="0"/>
+          <w:right w:val="none" w:color="000000" w:sz="4" w:space="0"/>
+        </w:tcBorders>
+      </w:tcPr>
+    </w:tblStylePr>
+    <w:tblStylePr w:type="lastRow">
+      <w:rPr>
+        <w:b/>
+        <w:color w:val="404040"/>
+      </w:rPr>
+      <w:pPr>
+        <w:pBdr/>
+        <w:spacing/>
+        <w:ind/>
+      </w:pPr>
+      <w:tblPr>
+        <w:tblBorders/>
+      </w:tblPr>
+      <w:tcPr>
+        <w:shd w:val="clear" w:color="ffffff"/>
+        <w:tcBorders>
+          <w:top w:val="none" w:color="000000" w:sz="4" w:space="0"/>
+          <w:left w:val="none" w:color="000000" w:sz="4" w:space="0"/>
+          <w:bottom w:val="none" w:color="000000" w:sz="4" w:space="0"/>
+          <w:right w:val="none" w:color="000000" w:sz="4" w:space="0"/>
+        </w:tcBorders>
+      </w:tcPr>
+    </w:tblStylePr>
     <w:tblStylePr w:type="nwCell">
       <w:pPr>
         <w:pBdr/>
@@ -40254,9 +40199,9 @@
       </w:tcPr>
     </w:tblStylePr>
   </w:style>
-  <w:style w:type="table" w:styleId="297">
+  <w:style w:type="table" w:styleId="1439">
     <w:name w:val="Grid Table 3 - Accent 6"/>
-    <w:basedOn w:val="269"/>
+    <w:basedOn w:val="1411"/>
     <w:uiPriority w:val="99"/>
     <w:pPr>
       <w:pBdr/>
@@ -40355,29 +40300,6 @@
         <w:tblBorders/>
       </w:tblPr>
       <w:tcPr>
-        <w:shd w:color="ffffff"/>
-        <w:tcBorders>
-          <w:top w:val="none" w:color="000000" w:sz="4" w:space="0"/>
-          <w:left w:val="none" w:color="000000" w:sz="4" w:space="0"/>
-          <w:bottom w:val="none" w:color="000000" w:sz="4" w:space="0"/>
-          <w:right w:val="none" w:color="000000" w:sz="4" w:space="0"/>
-        </w:tcBorders>
-      </w:tcPr>
-    </w:tblStylePr>
-    <w:tblStylePr w:type="firstRow">
-      <w:rPr>
-        <w:b/>
-        <w:color w:val="404040"/>
-      </w:rPr>
-      <w:pPr>
-        <w:pBdr/>
-        <w:spacing/>
-        <w:ind/>
-      </w:pPr>
-      <w:tblPr>
-        <w:tblBorders/>
-      </w:tblPr>
-      <w:tcPr>
         <w:shd w:val="clear" w:color="ffffff"/>
         <w:tcBorders>
           <w:top w:val="none" w:color="000000" w:sz="4" w:space="0"/>
@@ -40387,30 +40309,7 @@
         </w:tcBorders>
       </w:tcPr>
     </w:tblStylePr>
-    <w:tblStylePr w:type="lastCol">
-      <w:rPr>
-        <w:i/>
-        <w:color w:val="404040"/>
-      </w:rPr>
-      <w:pPr>
-        <w:pBdr/>
-        <w:spacing/>
-        <w:ind/>
-      </w:pPr>
-      <w:tblPr>
-        <w:tblBorders/>
-      </w:tblPr>
-      <w:tcPr>
-        <w:shd w:color="ffffff"/>
-        <w:tcBorders>
-          <w:top w:val="none" w:color="000000" w:sz="4" w:space="0"/>
-          <w:left w:val="none" w:color="000000" w:sz="4" w:space="0"/>
-          <w:bottom w:val="none" w:color="000000" w:sz="4" w:space="0"/>
-          <w:right w:val="none" w:color="000000" w:sz="4" w:space="0"/>
-        </w:tcBorders>
-      </w:tcPr>
-    </w:tblStylePr>
-    <w:tblStylePr w:type="lastRow">
+    <w:tblStylePr w:type="firstRow">
       <w:rPr>
         <w:b/>
         <w:color w:val="404040"/>
@@ -40433,6 +40332,52 @@
         </w:tcBorders>
       </w:tcPr>
     </w:tblStylePr>
+    <w:tblStylePr w:type="lastCol">
+      <w:rPr>
+        <w:i/>
+        <w:color w:val="404040"/>
+      </w:rPr>
+      <w:pPr>
+        <w:pBdr/>
+        <w:spacing/>
+        <w:ind/>
+      </w:pPr>
+      <w:tblPr>
+        <w:tblBorders/>
+      </w:tblPr>
+      <w:tcPr>
+        <w:shd w:val="clear" w:color="ffffff"/>
+        <w:tcBorders>
+          <w:top w:val="none" w:color="000000" w:sz="4" w:space="0"/>
+          <w:left w:val="none" w:color="000000" w:sz="4" w:space="0"/>
+          <w:bottom w:val="none" w:color="000000" w:sz="4" w:space="0"/>
+          <w:right w:val="none" w:color="000000" w:sz="4" w:space="0"/>
+        </w:tcBorders>
+      </w:tcPr>
+    </w:tblStylePr>
+    <w:tblStylePr w:type="lastRow">
+      <w:rPr>
+        <w:b/>
+        <w:color w:val="404040"/>
+      </w:rPr>
+      <w:pPr>
+        <w:pBdr/>
+        <w:spacing/>
+        <w:ind/>
+      </w:pPr>
+      <w:tblPr>
+        <w:tblBorders/>
+      </w:tblPr>
+      <w:tcPr>
+        <w:shd w:val="clear" w:color="ffffff"/>
+        <w:tcBorders>
+          <w:top w:val="none" w:color="000000" w:sz="4" w:space="0"/>
+          <w:left w:val="none" w:color="000000" w:sz="4" w:space="0"/>
+          <w:bottom w:val="none" w:color="000000" w:sz="4" w:space="0"/>
+          <w:right w:val="none" w:color="000000" w:sz="4" w:space="0"/>
+        </w:tcBorders>
+      </w:tcPr>
+    </w:tblStylePr>
     <w:tblStylePr w:type="nwCell">
       <w:pPr>
         <w:pBdr/>
@@ -40499,9 +40444,9 @@
       </w:tcPr>
     </w:tblStylePr>
   </w:style>
-  <w:style w:type="table" w:styleId="298">
+  <w:style w:type="table" w:styleId="1440">
     <w:name w:val="Grid Table 4"/>
-    <w:basedOn w:val="269"/>
+    <w:basedOn w:val="1411"/>
     <w:uiPriority w:val="59"/>
     <w:pPr>
       <w:pBdr/>
@@ -40732,9 +40677,9 @@
       </w:tcPr>
     </w:tblStylePr>
   </w:style>
-  <w:style w:type="table" w:styleId="299">
+  <w:style w:type="table" w:styleId="1441">
     <w:name w:val="Grid Table 4 - Accent 1"/>
-    <w:basedOn w:val="269"/>
+    <w:basedOn w:val="1411"/>
     <w:uiPriority w:val="59"/>
     <w:pPr>
       <w:pBdr/>
@@ -40965,9 +40910,9 @@
       </w:tcPr>
     </w:tblStylePr>
   </w:style>
-  <w:style w:type="table" w:styleId="300">
+  <w:style w:type="table" w:styleId="1442">
     <w:name w:val="Grid Table 4 - Accent 2"/>
-    <w:basedOn w:val="269"/>
+    <w:basedOn w:val="1411"/>
     <w:uiPriority w:val="59"/>
     <w:pPr>
       <w:pBdr/>
@@ -41198,9 +41143,9 @@
       </w:tcPr>
     </w:tblStylePr>
   </w:style>
-  <w:style w:type="table" w:styleId="301">
+  <w:style w:type="table" w:styleId="1443">
     <w:name w:val="Grid Table 4 - Accent 3"/>
-    <w:basedOn w:val="269"/>
+    <w:basedOn w:val="1411"/>
     <w:uiPriority w:val="59"/>
     <w:pPr>
       <w:pBdr/>
@@ -41431,9 +41376,9 @@
       </w:tcPr>
     </w:tblStylePr>
   </w:style>
-  <w:style w:type="table" w:styleId="302">
+  <w:style w:type="table" w:styleId="1444">
     <w:name w:val="Grid Table 4 - Accent 4"/>
-    <w:basedOn w:val="269"/>
+    <w:basedOn w:val="1411"/>
     <w:uiPriority w:val="59"/>
     <w:pPr>
       <w:pBdr/>
@@ -41664,9 +41609,9 @@
       </w:tcPr>
     </w:tblStylePr>
   </w:style>
-  <w:style w:type="table" w:styleId="303">
+  <w:style w:type="table" w:styleId="1445">
     <w:name w:val="Grid Table 4 - Accent 5"/>
-    <w:basedOn w:val="269"/>
+    <w:basedOn w:val="1411"/>
     <w:uiPriority w:val="59"/>
     <w:pPr>
       <w:pBdr/>
@@ -41897,9 +41842,9 @@
       </w:tcPr>
     </w:tblStylePr>
   </w:style>
-  <w:style w:type="table" w:styleId="304">
+  <w:style w:type="table" w:styleId="1446">
     <w:name w:val="Grid Table 4 - Accent 6"/>
-    <w:basedOn w:val="269"/>
+    <w:basedOn w:val="1411"/>
     <w:uiPriority w:val="59"/>
     <w:pPr>
       <w:pBdr/>
@@ -42130,9 +42075,9 @@
       </w:tcPr>
     </w:tblStylePr>
   </w:style>
-  <w:style w:type="table" w:styleId="305">
+  <w:style w:type="table" w:styleId="1447">
     <w:name w:val="Grid Table 5 Dark"/>
-    <w:basedOn w:val="269"/>
+    <w:basedOn w:val="1411"/>
     <w:uiPriority w:val="99"/>
     <w:pPr>
       <w:pBdr/>
@@ -42358,9 +42303,9 @@
       </w:tcPr>
     </w:tblStylePr>
   </w:style>
-  <w:style w:type="table" w:styleId="306">
+  <w:style w:type="table" w:styleId="1448">
     <w:name w:val="Grid Table 5 Dark- Accent 1"/>
-    <w:basedOn w:val="269"/>
+    <w:basedOn w:val="1411"/>
     <w:uiPriority w:val="99"/>
     <w:pPr>
       <w:pBdr/>
@@ -42586,9 +42531,9 @@
       </w:tcPr>
     </w:tblStylePr>
   </w:style>
-  <w:style w:type="table" w:styleId="307">
+  <w:style w:type="table" w:styleId="1449">
     <w:name w:val="Grid Table 5 Dark - Accent 2"/>
-    <w:basedOn w:val="269"/>
+    <w:basedOn w:val="1411"/>
     <w:uiPriority w:val="99"/>
     <w:pPr>
       <w:pBdr/>
@@ -42814,9 +42759,9 @@
       </w:tcPr>
     </w:tblStylePr>
   </w:style>
-  <w:style w:type="table" w:styleId="308">
+  <w:style w:type="table" w:styleId="1450">
     <w:name w:val="Grid Table 5 Dark - Accent 3"/>
-    <w:basedOn w:val="269"/>
+    <w:basedOn w:val="1411"/>
     <w:uiPriority w:val="99"/>
     <w:pPr>
       <w:pBdr/>
@@ -43042,9 +42987,9 @@
       </w:tcPr>
     </w:tblStylePr>
   </w:style>
-  <w:style w:type="table" w:styleId="309">
+  <w:style w:type="table" w:styleId="1451">
     <w:name w:val="Grid Table 5 Dark- Accent 4"/>
-    <w:basedOn w:val="269"/>
+    <w:basedOn w:val="1411"/>
     <w:uiPriority w:val="99"/>
     <w:pPr>
       <w:pBdr/>
@@ -43270,9 +43215,9 @@
       </w:tcPr>
     </w:tblStylePr>
   </w:style>
-  <w:style w:type="table" w:styleId="310">
+  <w:style w:type="table" w:styleId="1452">
     <w:name w:val="Grid Table 5 Dark - Accent 5"/>
-    <w:basedOn w:val="269"/>
+    <w:basedOn w:val="1411"/>
     <w:uiPriority w:val="99"/>
     <w:pPr>
       <w:pBdr/>
@@ -43498,9 +43443,9 @@
       </w:tcPr>
     </w:tblStylePr>
   </w:style>
-  <w:style w:type="table" w:styleId="311">
+  <w:style w:type="table" w:styleId="1453">
     <w:name w:val="Grid Table 5 Dark - Accent 6"/>
-    <w:basedOn w:val="269"/>
+    <w:basedOn w:val="1411"/>
     <w:uiPriority w:val="99"/>
     <w:pPr>
       <w:pBdr/>
@@ -43726,9 +43671,9 @@
       </w:tcPr>
     </w:tblStylePr>
   </w:style>
-  <w:style w:type="table" w:styleId="312">
+  <w:style w:type="table" w:styleId="1454">
     <w:name w:val="Grid Table 6 Colorful"/>
-    <w:basedOn w:val="269"/>
+    <w:basedOn w:val="1411"/>
     <w:uiPriority w:val="99"/>
     <w:pPr>
       <w:pBdr/>
@@ -43956,9 +43901,9 @@
       </w:tcPr>
     </w:tblStylePr>
   </w:style>
-  <w:style w:type="table" w:styleId="313">
+  <w:style w:type="table" w:styleId="1455">
     <w:name w:val="Grid Table 6 Colorful - Accent 1"/>
-    <w:basedOn w:val="269"/>
+    <w:basedOn w:val="1411"/>
     <w:uiPriority w:val="99"/>
     <w:pPr>
       <w:pBdr/>
@@ -44186,9 +44131,9 @@
       </w:tcPr>
     </w:tblStylePr>
   </w:style>
-  <w:style w:type="table" w:styleId="314">
+  <w:style w:type="table" w:styleId="1456">
     <w:name w:val="Grid Table 6 Colorful - Accent 2"/>
-    <w:basedOn w:val="269"/>
+    <w:basedOn w:val="1411"/>
     <w:uiPriority w:val="99"/>
     <w:pPr>
       <w:pBdr/>
@@ -44416,9 +44361,9 @@
       </w:tcPr>
     </w:tblStylePr>
   </w:style>
-  <w:style w:type="table" w:styleId="315">
+  <w:style w:type="table" w:styleId="1457">
     <w:name w:val="Grid Table 6 Colorful - Accent 3"/>
-    <w:basedOn w:val="269"/>
+    <w:basedOn w:val="1411"/>
     <w:uiPriority w:val="99"/>
     <w:pPr>
       <w:pBdr/>
@@ -44646,9 +44591,9 @@
       </w:tcPr>
     </w:tblStylePr>
   </w:style>
-  <w:style w:type="table" w:styleId="316">
+  <w:style w:type="table" w:styleId="1458">
     <w:name w:val="Grid Table 6 Colorful - Accent 4"/>
-    <w:basedOn w:val="269"/>
+    <w:basedOn w:val="1411"/>
     <w:uiPriority w:val="99"/>
     <w:pPr>
       <w:pBdr/>
@@ -44876,9 +44821,9 @@
       </w:tcPr>
     </w:tblStylePr>
   </w:style>
-  <w:style w:type="table" w:styleId="317">
+  <w:style w:type="table" w:styleId="1459">
     <w:name w:val="Grid Table 6 Colorful - Accent 5"/>
-    <w:basedOn w:val="269"/>
+    <w:basedOn w:val="1411"/>
     <w:uiPriority w:val="99"/>
     <w:pPr>
       <w:pBdr/>
@@ -45106,9 +45051,9 @@
       </w:tcPr>
     </w:tblStylePr>
   </w:style>
-  <w:style w:type="table" w:styleId="318">
+  <w:style w:type="table" w:styleId="1460">
     <w:name w:val="Grid Table 6 Colorful - Accent 6"/>
-    <w:basedOn w:val="269"/>
+    <w:basedOn w:val="1411"/>
     <w:uiPriority w:val="99"/>
     <w:pPr>
       <w:pBdr/>
@@ -45336,9 +45281,9 @@
       </w:tcPr>
     </w:tblStylePr>
   </w:style>
-  <w:style w:type="table" w:styleId="319">
+  <w:style w:type="table" w:styleId="1461">
     <w:name w:val="Grid Table 7 Colorful"/>
-    <w:basedOn w:val="269"/>
+    <w:basedOn w:val="1411"/>
     <w:uiPriority w:val="99"/>
     <w:pPr>
       <w:pBdr/>
@@ -45440,11 +45385,11 @@
         <w:tblBorders/>
       </w:tblPr>
       <w:tcPr>
-        <w:shd w:color="ffffff"/>
+        <w:shd w:val="clear" w:color="ffffff"/>
         <w:tcBorders>
-          <w:top w:val="none"/>
-          <w:left w:val="none"/>
-          <w:bottom w:val="none"/>
+          <w:top w:val="none" w:color="000000" w:sz="4" w:space="0"/>
+          <w:left w:val="none" w:color="000000" w:sz="4" w:space="0"/>
+          <w:bottom w:val="none" w:color="000000" w:sz="4" w:space="0"/>
           <w:right w:val="single" w:color="000000" w:themeColor="text1" w:themeTint="80" w:sz="4" w:space="0"/>
         </w:tcBorders>
       </w:tcPr>
@@ -45467,10 +45412,10 @@
       <w:tcPr>
         <w:shd w:val="clear" w:color="ffffff" w:themeColor="light1" w:fill="ffffff" w:themeFill="light1"/>
         <w:tcBorders>
-          <w:top w:val="none"/>
-          <w:left w:val="none"/>
+          <w:top w:val="none" w:color="000000" w:sz="4" w:space="0"/>
+          <w:left w:val="none" w:color="000000" w:sz="4" w:space="0"/>
           <w:bottom w:val="single" w:color="000000" w:themeColor="text1" w:themeTint="80" w:sz="4" w:space="0"/>
-          <w:right w:val="none"/>
+          <w:right w:val="none" w:color="000000" w:sz="4" w:space="0"/>
         </w:tcBorders>
       </w:tcPr>
     </w:tblStylePr>
@@ -45490,12 +45435,12 @@
         <w:tblBorders/>
       </w:tblPr>
       <w:tcPr>
-        <w:shd w:color="ffffff"/>
+        <w:shd w:val="clear" w:color="ffffff"/>
         <w:tcBorders>
-          <w:top w:val="none"/>
+          <w:top w:val="none" w:color="000000" w:sz="4" w:space="0"/>
           <w:left w:val="single" w:color="000000" w:themeColor="text1" w:themeTint="80" w:sz="4" w:space="0"/>
-          <w:bottom w:val="none"/>
-          <w:right w:val="none"/>
+          <w:bottom w:val="none" w:color="000000" w:sz="4" w:space="0"/>
+          <w:right w:val="none" w:color="000000" w:sz="4" w:space="0"/>
         </w:tcBorders>
       </w:tcPr>
     </w:tblStylePr>
@@ -45518,9 +45463,9 @@
         <w:shd w:val="clear" w:color="ffffff" w:themeColor="light1" w:fill="ffffff" w:themeFill="light1"/>
         <w:tcBorders>
           <w:top w:val="single" w:color="000000" w:themeColor="text1" w:themeTint="80" w:sz="4" w:space="0"/>
-          <w:left w:val="none"/>
-          <w:bottom w:val="none"/>
-          <w:right w:val="none"/>
+          <w:left w:val="none" w:color="000000" w:sz="4" w:space="0"/>
+          <w:bottom w:val="none" w:color="000000" w:sz="4" w:space="0"/>
+          <w:right w:val="none" w:color="000000" w:sz="4" w:space="0"/>
         </w:tcBorders>
       </w:tcPr>
     </w:tblStylePr>
@@ -45590,9 +45535,9 @@
       </w:tcPr>
     </w:tblStylePr>
   </w:style>
-  <w:style w:type="table" w:styleId="320">
+  <w:style w:type="table" w:styleId="1462">
     <w:name w:val="Grid Table 7 Colorful - Accent 1"/>
-    <w:basedOn w:val="269"/>
+    <w:basedOn w:val="1411"/>
     <w:uiPriority w:val="99"/>
     <w:pPr>
       <w:pBdr/>
@@ -45694,11 +45639,11 @@
         <w:tblBorders/>
       </w:tblPr>
       <w:tcPr>
-        <w:shd w:color="ffffff"/>
+        <w:shd w:val="clear" w:color="ffffff"/>
         <w:tcBorders>
-          <w:top w:val="none"/>
-          <w:left w:val="none"/>
-          <w:bottom w:val="none"/>
+          <w:top w:val="none" w:color="000000" w:sz="4" w:space="0"/>
+          <w:left w:val="none" w:color="000000" w:sz="4" w:space="0"/>
+          <w:bottom w:val="none" w:color="000000" w:sz="4" w:space="0"/>
           <w:right w:val="single" w:color="000000" w:themeColor="accent1" w:themeTint="80" w:sz="4" w:space="0"/>
         </w:tcBorders>
       </w:tcPr>
@@ -45721,10 +45666,10 @@
       <w:tcPr>
         <w:shd w:val="clear" w:color="ffffff" w:themeColor="light1" w:fill="ffffff" w:themeFill="light1"/>
         <w:tcBorders>
-          <w:top w:val="none"/>
-          <w:left w:val="none"/>
+          <w:top w:val="none" w:color="000000" w:sz="4" w:space="0"/>
+          <w:left w:val="none" w:color="000000" w:sz="4" w:space="0"/>
           <w:bottom w:val="single" w:color="000000" w:themeColor="accent1" w:themeTint="80" w:sz="4" w:space="0"/>
-          <w:right w:val="none"/>
+          <w:right w:val="none" w:color="000000" w:sz="4" w:space="0"/>
         </w:tcBorders>
       </w:tcPr>
     </w:tblStylePr>
@@ -45744,12 +45689,12 @@
         <w:tblBorders/>
       </w:tblPr>
       <w:tcPr>
-        <w:shd w:color="ffffff"/>
+        <w:shd w:val="clear" w:color="ffffff"/>
         <w:tcBorders>
-          <w:top w:val="none"/>
+          <w:top w:val="none" w:color="000000" w:sz="4" w:space="0"/>
           <w:left w:val="single" w:color="000000" w:themeColor="accent1" w:themeTint="80" w:sz="4" w:space="0"/>
-          <w:bottom w:val="none"/>
-          <w:right w:val="none"/>
+          <w:bottom w:val="none" w:color="000000" w:sz="4" w:space="0"/>
+          <w:right w:val="none" w:color="000000" w:sz="4" w:space="0"/>
         </w:tcBorders>
       </w:tcPr>
     </w:tblStylePr>
@@ -45772,9 +45717,9 @@
         <w:shd w:val="clear" w:color="ffffff" w:themeColor="light1" w:fill="ffffff" w:themeFill="light1"/>
         <w:tcBorders>
           <w:top w:val="single" w:color="000000" w:themeColor="accent1" w:themeTint="80" w:sz="4" w:space="0"/>
-          <w:left w:val="none"/>
-          <w:bottom w:val="none"/>
-          <w:right w:val="none"/>
+          <w:left w:val="none" w:color="000000" w:sz="4" w:space="0"/>
+          <w:bottom w:val="none" w:color="000000" w:sz="4" w:space="0"/>
+          <w:right w:val="none" w:color="000000" w:sz="4" w:space="0"/>
         </w:tcBorders>
       </w:tcPr>
     </w:tblStylePr>
@@ -45844,9 +45789,9 @@
       </w:tcPr>
     </w:tblStylePr>
   </w:style>
-  <w:style w:type="table" w:styleId="321">
+  <w:style w:type="table" w:styleId="1463">
     <w:name w:val="Grid Table 7 Colorful - Accent 2"/>
-    <w:basedOn w:val="269"/>
+    <w:basedOn w:val="1411"/>
     <w:uiPriority w:val="99"/>
     <w:pPr>
       <w:pBdr/>
@@ -45948,11 +45893,11 @@
         <w:tblBorders/>
       </w:tblPr>
       <w:tcPr>
-        <w:shd w:color="ffffff"/>
+        <w:shd w:val="clear" w:color="ffffff"/>
         <w:tcBorders>
-          <w:top w:val="none"/>
-          <w:left w:val="none"/>
-          <w:bottom w:val="none"/>
+          <w:top w:val="none" w:color="000000" w:sz="4" w:space="0"/>
+          <w:left w:val="none" w:color="000000" w:sz="4" w:space="0"/>
+          <w:bottom w:val="none" w:color="000000" w:sz="4" w:space="0"/>
           <w:right w:val="single" w:color="000000" w:themeColor="accent2" w:themeTint="97" w:sz="4" w:space="0"/>
         </w:tcBorders>
       </w:tcPr>
@@ -45975,10 +45920,10 @@
       <w:tcPr>
         <w:shd w:val="clear" w:color="ffffff" w:themeColor="light1" w:fill="ffffff" w:themeFill="light1"/>
         <w:tcBorders>
-          <w:top w:val="none"/>
-          <w:left w:val="none"/>
+          <w:top w:val="none" w:color="000000" w:sz="4" w:space="0"/>
+          <w:left w:val="none" w:color="000000" w:sz="4" w:space="0"/>
           <w:bottom w:val="single" w:color="000000" w:themeColor="accent2" w:themeTint="97" w:sz="4" w:space="0"/>
-          <w:right w:val="none"/>
+          <w:right w:val="none" w:color="000000" w:sz="4" w:space="0"/>
         </w:tcBorders>
       </w:tcPr>
     </w:tblStylePr>
@@ -45998,12 +45943,12 @@
         <w:tblBorders/>
       </w:tblPr>
       <w:tcPr>
-        <w:shd w:color="ffffff"/>
+        <w:shd w:val="clear" w:color="ffffff"/>
         <w:tcBorders>
-          <w:top w:val="none"/>
+          <w:top w:val="none" w:color="000000" w:sz="4" w:space="0"/>
           <w:left w:val="single" w:color="000000" w:themeColor="accent2" w:themeTint="97" w:sz="4" w:space="0"/>
-          <w:bottom w:val="none"/>
-          <w:right w:val="none"/>
+          <w:bottom w:val="none" w:color="000000" w:sz="4" w:space="0"/>
+          <w:right w:val="none" w:color="000000" w:sz="4" w:space="0"/>
         </w:tcBorders>
       </w:tcPr>
     </w:tblStylePr>
@@ -46026,9 +45971,9 @@
         <w:shd w:val="clear" w:color="ffffff" w:themeColor="light1" w:fill="ffffff" w:themeFill="light1"/>
         <w:tcBorders>
           <w:top w:val="single" w:color="000000" w:themeColor="accent2" w:themeTint="97" w:sz="4" w:space="0"/>
-          <w:left w:val="none"/>
-          <w:bottom w:val="none"/>
-          <w:right w:val="none"/>
+          <w:left w:val="none" w:color="000000" w:sz="4" w:space="0"/>
+          <w:bottom w:val="none" w:color="000000" w:sz="4" w:space="0"/>
+          <w:right w:val="none" w:color="000000" w:sz="4" w:space="0"/>
         </w:tcBorders>
       </w:tcPr>
     </w:tblStylePr>
@@ -46098,9 +46043,9 @@
       </w:tcPr>
     </w:tblStylePr>
   </w:style>
-  <w:style w:type="table" w:styleId="322">
+  <w:style w:type="table" w:styleId="1464">
     <w:name w:val="Grid Table 7 Colorful - Accent 3"/>
-    <w:basedOn w:val="269"/>
+    <w:basedOn w:val="1411"/>
     <w:uiPriority w:val="99"/>
     <w:pPr>
       <w:pBdr/>
@@ -46202,11 +46147,11 @@
         <w:tblBorders/>
       </w:tblPr>
       <w:tcPr>
-        <w:shd w:color="ffffff"/>
+        <w:shd w:val="clear" w:color="ffffff"/>
         <w:tcBorders>
-          <w:top w:val="none"/>
-          <w:left w:val="none"/>
-          <w:bottom w:val="none"/>
+          <w:top w:val="none" w:color="000000" w:sz="4" w:space="0"/>
+          <w:left w:val="none" w:color="000000" w:sz="4" w:space="0"/>
+          <w:bottom w:val="none" w:color="000000" w:sz="4" w:space="0"/>
           <w:right w:val="single" w:color="000000" w:themeColor="accent3" w:themeTint="FE" w:sz="4" w:space="0"/>
         </w:tcBorders>
       </w:tcPr>
@@ -46229,10 +46174,10 @@
       <w:tcPr>
         <w:shd w:val="clear" w:color="ffffff" w:themeColor="light1" w:fill="ffffff" w:themeFill="light1"/>
         <w:tcBorders>
-          <w:top w:val="none"/>
-          <w:left w:val="none"/>
+          <w:top w:val="none" w:color="000000" w:sz="4" w:space="0"/>
+          <w:left w:val="none" w:color="000000" w:sz="4" w:space="0"/>
           <w:bottom w:val="single" w:color="000000" w:themeColor="accent3" w:themeTint="FE" w:sz="4" w:space="0"/>
-          <w:right w:val="none"/>
+          <w:right w:val="none" w:color="000000" w:sz="4" w:space="0"/>
         </w:tcBorders>
       </w:tcPr>
     </w:tblStylePr>
@@ -46252,12 +46197,12 @@
         <w:tblBorders/>
       </w:tblPr>
       <w:tcPr>
-        <w:shd w:color="ffffff"/>
+        <w:shd w:val="clear" w:color="ffffff"/>
         <w:tcBorders>
-          <w:top w:val="none"/>
+          <w:top w:val="none" w:color="000000" w:sz="4" w:space="0"/>
           <w:left w:val="single" w:color="000000" w:themeColor="accent3" w:themeTint="FE" w:sz="4" w:space="0"/>
-          <w:bottom w:val="none"/>
-          <w:right w:val="none"/>
+          <w:bottom w:val="none" w:color="000000" w:sz="4" w:space="0"/>
+          <w:right w:val="none" w:color="000000" w:sz="4" w:space="0"/>
         </w:tcBorders>
       </w:tcPr>
     </w:tblStylePr>
@@ -46280,9 +46225,9 @@
         <w:shd w:val="clear" w:color="ffffff" w:themeColor="light1" w:fill="ffffff" w:themeFill="light1"/>
         <w:tcBorders>
           <w:top w:val="single" w:color="000000" w:themeColor="accent3" w:themeTint="FE" w:sz="4" w:space="0"/>
-          <w:left w:val="none"/>
-          <w:bottom w:val="none"/>
-          <w:right w:val="none"/>
+          <w:left w:val="none" w:color="000000" w:sz="4" w:space="0"/>
+          <w:bottom w:val="none" w:color="000000" w:sz="4" w:space="0"/>
+          <w:right w:val="none" w:color="000000" w:sz="4" w:space="0"/>
         </w:tcBorders>
       </w:tcPr>
     </w:tblStylePr>
@@ -46352,9 +46297,9 @@
       </w:tcPr>
     </w:tblStylePr>
   </w:style>
-  <w:style w:type="table" w:styleId="323">
+  <w:style w:type="table" w:styleId="1465">
     <w:name w:val="Grid Table 7 Colorful - Accent 4"/>
-    <w:basedOn w:val="269"/>
+    <w:basedOn w:val="1411"/>
     <w:uiPriority w:val="99"/>
     <w:pPr>
       <w:pBdr/>
@@ -46456,11 +46401,11 @@
         <w:tblBorders/>
       </w:tblPr>
       <w:tcPr>
-        <w:shd w:color="ffffff"/>
+        <w:shd w:val="clear" w:color="ffffff"/>
         <w:tcBorders>
-          <w:top w:val="none"/>
-          <w:left w:val="none"/>
-          <w:bottom w:val="none"/>
+          <w:top w:val="none" w:color="000000" w:sz="4" w:space="0"/>
+          <w:left w:val="none" w:color="000000" w:sz="4" w:space="0"/>
+          <w:bottom w:val="none" w:color="000000" w:sz="4" w:space="0"/>
           <w:right w:val="single" w:color="000000" w:themeColor="accent4" w:themeTint="9A" w:sz="4" w:space="0"/>
         </w:tcBorders>
       </w:tcPr>
@@ -46483,10 +46428,10 @@
       <w:tcPr>
         <w:shd w:val="clear" w:color="ffffff" w:themeColor="light1" w:fill="ffffff" w:themeFill="light1"/>
         <w:tcBorders>
-          <w:top w:val="none"/>
-          <w:left w:val="none"/>
+          <w:top w:val="none" w:color="000000" w:sz="4" w:space="0"/>
+          <w:left w:val="none" w:color="000000" w:sz="4" w:space="0"/>
           <w:bottom w:val="single" w:color="000000" w:themeColor="accent4" w:themeTint="9A" w:sz="4" w:space="0"/>
-          <w:right w:val="none"/>
+          <w:right w:val="none" w:color="000000" w:sz="4" w:space="0"/>
         </w:tcBorders>
       </w:tcPr>
     </w:tblStylePr>
@@ -46506,12 +46451,12 @@
         <w:tblBorders/>
       </w:tblPr>
       <w:tcPr>
-        <w:shd w:color="ffffff"/>
+        <w:shd w:val="clear" w:color="ffffff"/>
         <w:tcBorders>
-          <w:top w:val="none"/>
+          <w:top w:val="none" w:color="000000" w:sz="4" w:space="0"/>
           <w:left w:val="single" w:color="000000" w:themeColor="accent4" w:themeTint="9A" w:sz="4" w:space="0"/>
-          <w:bottom w:val="none"/>
-          <w:right w:val="none"/>
+          <w:bottom w:val="none" w:color="000000" w:sz="4" w:space="0"/>
+          <w:right w:val="none" w:color="000000" w:sz="4" w:space="0"/>
         </w:tcBorders>
       </w:tcPr>
     </w:tblStylePr>
@@ -46534,9 +46479,9 @@
         <w:shd w:val="clear" w:color="ffffff" w:themeColor="light1" w:fill="ffffff" w:themeFill="light1"/>
         <w:tcBorders>
           <w:top w:val="single" w:color="000000" w:themeColor="accent4" w:themeTint="9A" w:sz="4" w:space="0"/>
-          <w:left w:val="none"/>
-          <w:bottom w:val="none"/>
-          <w:right w:val="none"/>
+          <w:left w:val="none" w:color="000000" w:sz="4" w:space="0"/>
+          <w:bottom w:val="none" w:color="000000" w:sz="4" w:space="0"/>
+          <w:right w:val="none" w:color="000000" w:sz="4" w:space="0"/>
         </w:tcBorders>
       </w:tcPr>
     </w:tblStylePr>
@@ -46606,9 +46551,9 @@
       </w:tcPr>
     </w:tblStylePr>
   </w:style>
-  <w:style w:type="table" w:styleId="324">
+  <w:style w:type="table" w:styleId="1466">
     <w:name w:val="Grid Table 7 Colorful - Accent 5"/>
-    <w:basedOn w:val="269"/>
+    <w:basedOn w:val="1411"/>
     <w:uiPriority w:val="99"/>
     <w:pPr>
       <w:pBdr/>
@@ -46710,11 +46655,11 @@
         <w:tblBorders/>
       </w:tblPr>
       <w:tcPr>
-        <w:shd w:color="ffffff"/>
+        <w:shd w:val="clear" w:color="ffffff"/>
         <w:tcBorders>
-          <w:top w:val="none"/>
-          <w:left w:val="none"/>
-          <w:bottom w:val="none"/>
+          <w:top w:val="none" w:color="000000" w:sz="4" w:space="0"/>
+          <w:left w:val="none" w:color="000000" w:sz="4" w:space="0"/>
+          <w:bottom w:val="none" w:color="000000" w:sz="4" w:space="0"/>
           <w:right w:val="single" w:color="000000" w:themeColor="accent5" w:themeTint="90" w:sz="4" w:space="0"/>
         </w:tcBorders>
       </w:tcPr>
@@ -46737,10 +46682,10 @@
       <w:tcPr>
         <w:shd w:val="clear" w:color="ffffff" w:themeColor="light1" w:fill="ffffff" w:themeFill="light1"/>
         <w:tcBorders>
-          <w:top w:val="none"/>
-          <w:left w:val="none"/>
+          <w:top w:val="none" w:color="000000" w:sz="4" w:space="0"/>
+          <w:left w:val="none" w:color="000000" w:sz="4" w:space="0"/>
           <w:bottom w:val="single" w:color="000000" w:themeColor="accent5" w:themeTint="90" w:sz="4" w:space="0"/>
-          <w:right w:val="none"/>
+          <w:right w:val="none" w:color="000000" w:sz="4" w:space="0"/>
         </w:tcBorders>
       </w:tcPr>
     </w:tblStylePr>
@@ -46760,12 +46705,12 @@
         <w:tblBorders/>
       </w:tblPr>
       <w:tcPr>
-        <w:shd w:color="ffffff"/>
+        <w:shd w:val="clear" w:color="ffffff"/>
         <w:tcBorders>
-          <w:top w:val="none"/>
+          <w:top w:val="none" w:color="000000" w:sz="4" w:space="0"/>
           <w:left w:val="single" w:color="000000" w:themeColor="accent5" w:themeTint="90" w:sz="4" w:space="0"/>
-          <w:bottom w:val="none"/>
-          <w:right w:val="none"/>
+          <w:bottom w:val="none" w:color="000000" w:sz="4" w:space="0"/>
+          <w:right w:val="none" w:color="000000" w:sz="4" w:space="0"/>
         </w:tcBorders>
       </w:tcPr>
     </w:tblStylePr>
@@ -46788,9 +46733,9 @@
         <w:shd w:val="clear" w:color="ffffff" w:themeColor="light1" w:fill="ffffff" w:themeFill="light1"/>
         <w:tcBorders>
           <w:top w:val="single" w:color="000000" w:themeColor="accent5" w:themeTint="90" w:sz="4" w:space="0"/>
-          <w:left w:val="none"/>
-          <w:bottom w:val="none"/>
-          <w:right w:val="none"/>
+          <w:left w:val="none" w:color="000000" w:sz="4" w:space="0"/>
+          <w:bottom w:val="none" w:color="000000" w:sz="4" w:space="0"/>
+          <w:right w:val="none" w:color="000000" w:sz="4" w:space="0"/>
         </w:tcBorders>
       </w:tcPr>
     </w:tblStylePr>
@@ -46860,9 +46805,9 @@
       </w:tcPr>
     </w:tblStylePr>
   </w:style>
-  <w:style w:type="table" w:styleId="325">
+  <w:style w:type="table" w:styleId="1467">
     <w:name w:val="Grid Table 7 Colorful - Accent 6"/>
-    <w:basedOn w:val="269"/>
+    <w:basedOn w:val="1411"/>
     <w:uiPriority w:val="99"/>
     <w:pPr>
       <w:pBdr/>
@@ -46964,11 +46909,11 @@
         <w:tblBorders/>
       </w:tblPr>
       <w:tcPr>
-        <w:shd w:color="ffffff"/>
+        <w:shd w:val="clear" w:color="ffffff"/>
         <w:tcBorders>
-          <w:top w:val="none"/>
-          <w:left w:val="none"/>
-          <w:bottom w:val="none"/>
+          <w:top w:val="none" w:color="000000" w:sz="4" w:space="0"/>
+          <w:left w:val="none" w:color="000000" w:sz="4" w:space="0"/>
+          <w:bottom w:val="none" w:color="000000" w:sz="4" w:space="0"/>
           <w:right w:val="single" w:color="000000" w:themeColor="accent6" w:themeTint="90" w:sz="4" w:space="0"/>
         </w:tcBorders>
       </w:tcPr>
@@ -46991,10 +46936,10 @@
       <w:tcPr>
         <w:shd w:val="clear" w:color="ffffff" w:themeColor="light1" w:fill="ffffff" w:themeFill="light1"/>
         <w:tcBorders>
-          <w:top w:val="none"/>
-          <w:left w:val="none"/>
+          <w:top w:val="none" w:color="000000" w:sz="4" w:space="0"/>
+          <w:left w:val="none" w:color="000000" w:sz="4" w:space="0"/>
           <w:bottom w:val="single" w:color="000000" w:themeColor="accent6" w:themeTint="90" w:sz="4" w:space="0"/>
-          <w:right w:val="none"/>
+          <w:right w:val="none" w:color="000000" w:sz="4" w:space="0"/>
         </w:tcBorders>
       </w:tcPr>
     </w:tblStylePr>
@@ -47014,12 +46959,12 @@
         <w:tblBorders/>
       </w:tblPr>
       <w:tcPr>
-        <w:shd w:color="ffffff"/>
+        <w:shd w:val="clear" w:color="ffffff"/>
         <w:tcBorders>
-          <w:top w:val="none"/>
+          <w:top w:val="none" w:color="000000" w:sz="4" w:space="0"/>
           <w:left w:val="single" w:color="000000" w:themeColor="accent6" w:themeTint="90" w:sz="4" w:space="0"/>
-          <w:bottom w:val="none"/>
-          <w:right w:val="none"/>
+          <w:bottom w:val="none" w:color="000000" w:sz="4" w:space="0"/>
+          <w:right w:val="none" w:color="000000" w:sz="4" w:space="0"/>
         </w:tcBorders>
       </w:tcPr>
     </w:tblStylePr>
@@ -47042,9 +46987,9 @@
         <w:shd w:val="clear" w:color="ffffff" w:themeColor="light1" w:fill="ffffff" w:themeFill="light1"/>
         <w:tcBorders>
           <w:top w:val="single" w:color="000000" w:themeColor="accent6" w:themeTint="90" w:sz="4" w:space="0"/>
-          <w:left w:val="none"/>
-          <w:bottom w:val="none"/>
-          <w:right w:val="none"/>
+          <w:left w:val="none" w:color="000000" w:sz="4" w:space="0"/>
+          <w:bottom w:val="none" w:color="000000" w:sz="4" w:space="0"/>
+          <w:right w:val="none" w:color="000000" w:sz="4" w:space="0"/>
         </w:tcBorders>
       </w:tcPr>
     </w:tblStylePr>
@@ -47114,9 +47059,9 @@
       </w:tcPr>
     </w:tblStylePr>
   </w:style>
-  <w:style w:type="table" w:styleId="326">
+  <w:style w:type="table" w:styleId="1468">
     <w:name w:val="List Table 1 Light"/>
-    <w:basedOn w:val="269"/>
+    <w:basedOn w:val="1411"/>
     <w:uiPriority w:val="99"/>
     <w:pPr>
       <w:pBdr/>
@@ -47330,9 +47275,9 @@
       </w:tcPr>
     </w:tblStylePr>
   </w:style>
-  <w:style w:type="table" w:styleId="327">
+  <w:style w:type="table" w:styleId="1469">
     <w:name w:val="List Table 1 Light - Accent 1"/>
-    <w:basedOn w:val="269"/>
+    <w:basedOn w:val="1411"/>
     <w:uiPriority w:val="99"/>
     <w:pPr>
       <w:pBdr/>
@@ -47546,9 +47491,9 @@
       </w:tcPr>
     </w:tblStylePr>
   </w:style>
-  <w:style w:type="table" w:styleId="328">
+  <w:style w:type="table" w:styleId="1470">
     <w:name w:val="List Table 1 Light - Accent 2"/>
-    <w:basedOn w:val="269"/>
+    <w:basedOn w:val="1411"/>
     <w:uiPriority w:val="99"/>
     <w:pPr>
       <w:pBdr/>
@@ -47762,9 +47707,9 @@
       </w:tcPr>
     </w:tblStylePr>
   </w:style>
-  <w:style w:type="table" w:styleId="329">
+  <w:style w:type="table" w:styleId="1471">
     <w:name w:val="List Table 1 Light - Accent 3"/>
-    <w:basedOn w:val="269"/>
+    <w:basedOn w:val="1411"/>
     <w:uiPriority w:val="99"/>
     <w:pPr>
       <w:pBdr/>
@@ -47978,9 +47923,9 @@
       </w:tcPr>
     </w:tblStylePr>
   </w:style>
-  <w:style w:type="table" w:styleId="330">
+  <w:style w:type="table" w:styleId="1472">
     <w:name w:val="List Table 1 Light - Accent 4"/>
-    <w:basedOn w:val="269"/>
+    <w:basedOn w:val="1411"/>
     <w:uiPriority w:val="99"/>
     <w:pPr>
       <w:pBdr/>
@@ -48194,9 +48139,9 @@
       </w:tcPr>
     </w:tblStylePr>
   </w:style>
-  <w:style w:type="table" w:styleId="331">
+  <w:style w:type="table" w:styleId="1473">
     <w:name w:val="List Table 1 Light - Accent 5"/>
-    <w:basedOn w:val="269"/>
+    <w:basedOn w:val="1411"/>
     <w:uiPriority w:val="99"/>
     <w:pPr>
       <w:pBdr/>
@@ -48410,9 +48355,9 @@
       </w:tcPr>
     </w:tblStylePr>
   </w:style>
-  <w:style w:type="table" w:styleId="332">
+  <w:style w:type="table" w:styleId="1474">
     <w:name w:val="List Table 1 Light - Accent 6"/>
-    <w:basedOn w:val="269"/>
+    <w:basedOn w:val="1411"/>
     <w:uiPriority w:val="99"/>
     <w:pPr>
       <w:pBdr/>
@@ -48626,9 +48571,9 @@
       </w:tcPr>
     </w:tblStylePr>
   </w:style>
-  <w:style w:type="table" w:styleId="333">
+  <w:style w:type="table" w:styleId="1475">
     <w:name w:val="List Table 2"/>
-    <w:basedOn w:val="269"/>
+    <w:basedOn w:val="1411"/>
     <w:uiPriority w:val="99"/>
     <w:pPr>
       <w:pBdr/>
@@ -48864,9 +48809,9 @@
       </w:tcPr>
     </w:tblStylePr>
   </w:style>
-  <w:style w:type="table" w:styleId="334">
+  <w:style w:type="table" w:styleId="1476">
     <w:name w:val="List Table 2 - Accent 1"/>
-    <w:basedOn w:val="269"/>
+    <w:basedOn w:val="1411"/>
     <w:uiPriority w:val="99"/>
     <w:pPr>
       <w:pBdr/>
@@ -49102,9 +49047,9 @@
       </w:tcPr>
     </w:tblStylePr>
   </w:style>
-  <w:style w:type="table" w:styleId="335">
+  <w:style w:type="table" w:styleId="1477">
     <w:name w:val="List Table 2 - Accent 2"/>
-    <w:basedOn w:val="269"/>
+    <w:basedOn w:val="1411"/>
     <w:uiPriority w:val="99"/>
     <w:pPr>
       <w:pBdr/>
@@ -49340,9 +49285,9 @@
       </w:tcPr>
     </w:tblStylePr>
   </w:style>
-  <w:style w:type="table" w:styleId="336">
+  <w:style w:type="table" w:styleId="1478">
     <w:name w:val="List Table 2 - Accent 3"/>
-    <w:basedOn w:val="269"/>
+    <w:basedOn w:val="1411"/>
     <w:uiPriority w:val="99"/>
     <w:pPr>
       <w:pBdr/>
@@ -49578,9 +49523,9 @@
       </w:tcPr>
     </w:tblStylePr>
   </w:style>
-  <w:style w:type="table" w:styleId="337">
+  <w:style w:type="table" w:styleId="1479">
     <w:name w:val="List Table 2 - Accent 4"/>
-    <w:basedOn w:val="269"/>
+    <w:basedOn w:val="1411"/>
     <w:uiPriority w:val="99"/>
     <w:pPr>
       <w:pBdr/>
@@ -49816,9 +49761,9 @@
       </w:tcPr>
     </w:tblStylePr>
   </w:style>
-  <w:style w:type="table" w:styleId="338">
+  <w:style w:type="table" w:styleId="1480">
     <w:name w:val="List Table 2 - Accent 5"/>
-    <w:basedOn w:val="269"/>
+    <w:basedOn w:val="1411"/>
     <w:uiPriority w:val="99"/>
     <w:pPr>
       <w:pBdr/>
@@ -50054,9 +49999,9 @@
       </w:tcPr>
     </w:tblStylePr>
   </w:style>
-  <w:style w:type="table" w:styleId="339">
+  <w:style w:type="table" w:styleId="1481">
     <w:name w:val="List Table 2 - Accent 6"/>
-    <w:basedOn w:val="269"/>
+    <w:basedOn w:val="1411"/>
     <w:uiPriority w:val="99"/>
     <w:pPr>
       <w:pBdr/>
@@ -50292,9 +50237,9 @@
       </w:tcPr>
     </w:tblStylePr>
   </w:style>
-  <w:style w:type="table" w:styleId="340">
+  <w:style w:type="table" w:styleId="1482">
     <w:name w:val="List Table 3"/>
-    <w:basedOn w:val="269"/>
+    <w:basedOn w:val="1411"/>
     <w:uiPriority w:val="99"/>
     <w:pPr>
       <w:pBdr/>
@@ -50520,9 +50465,9 @@
       </w:tcPr>
     </w:tblStylePr>
   </w:style>
-  <w:style w:type="table" w:styleId="341">
+  <w:style w:type="table" w:styleId="1483">
     <w:name w:val="List Table 3 - Accent 1"/>
-    <w:basedOn w:val="269"/>
+    <w:basedOn w:val="1411"/>
     <w:uiPriority w:val="99"/>
     <w:pPr>
       <w:pBdr/>
@@ -50748,9 +50693,9 @@
       </w:tcPr>
     </w:tblStylePr>
   </w:style>
-  <w:style w:type="table" w:styleId="342">
+  <w:style w:type="table" w:styleId="1484">
     <w:name w:val="List Table 3 - Accent 2"/>
-    <w:basedOn w:val="269"/>
+    <w:basedOn w:val="1411"/>
     <w:uiPriority w:val="99"/>
     <w:pPr>
       <w:pBdr/>
@@ -50976,9 +50921,9 @@
       </w:tcPr>
     </w:tblStylePr>
   </w:style>
-  <w:style w:type="table" w:styleId="343">
+  <w:style w:type="table" w:styleId="1485">
     <w:name w:val="List Table 3 - Accent 3"/>
-    <w:basedOn w:val="269"/>
+    <w:basedOn w:val="1411"/>
     <w:uiPriority w:val="99"/>
     <w:pPr>
       <w:pBdr/>
@@ -51204,9 +51149,9 @@
       </w:tcPr>
     </w:tblStylePr>
   </w:style>
-  <w:style w:type="table" w:styleId="344">
+  <w:style w:type="table" w:styleId="1486">
     <w:name w:val="List Table 3 - Accent 4"/>
-    <w:basedOn w:val="269"/>
+    <w:basedOn w:val="1411"/>
     <w:uiPriority w:val="99"/>
     <w:pPr>
       <w:pBdr/>
@@ -51432,9 +51377,9 @@
       </w:tcPr>
     </w:tblStylePr>
   </w:style>
-  <w:style w:type="table" w:styleId="345">
+  <w:style w:type="table" w:styleId="1487">
     <w:name w:val="List Table 3 - Accent 5"/>
-    <w:basedOn w:val="269"/>
+    <w:basedOn w:val="1411"/>
     <w:uiPriority w:val="99"/>
     <w:pPr>
       <w:pBdr/>
@@ -51660,9 +51605,9 @@
       </w:tcPr>
     </w:tblStylePr>
   </w:style>
-  <w:style w:type="table" w:styleId="346">
+  <w:style w:type="table" w:styleId="1488">
     <w:name w:val="List Table 3 - Accent 6"/>
-    <w:basedOn w:val="269"/>
+    <w:basedOn w:val="1411"/>
     <w:uiPriority w:val="99"/>
     <w:pPr>
       <w:pBdr/>
@@ -51888,9 +51833,9 @@
       </w:tcPr>
     </w:tblStylePr>
   </w:style>
-  <w:style w:type="table" w:styleId="347">
+  <w:style w:type="table" w:styleId="1489">
     <w:name w:val="List Table 4"/>
-    <w:basedOn w:val="269"/>
+    <w:basedOn w:val="1411"/>
     <w:uiPriority w:val="99"/>
     <w:pPr>
       <w:pBdr/>
@@ -52113,9 +52058,9 @@
       </w:tcPr>
     </w:tblStylePr>
   </w:style>
-  <w:style w:type="table" w:styleId="348">
+  <w:style w:type="table" w:styleId="1490">
     <w:name w:val="List Table 4 - Accent 1"/>
-    <w:basedOn w:val="269"/>
+    <w:basedOn w:val="1411"/>
     <w:uiPriority w:val="99"/>
     <w:pPr>
       <w:pBdr/>
@@ -52338,9 +52283,9 @@
       </w:tcPr>
     </w:tblStylePr>
   </w:style>
-  <w:style w:type="table" w:styleId="349">
+  <w:style w:type="table" w:styleId="1491">
     <w:name w:val="List Table 4 - Accent 2"/>
-    <w:basedOn w:val="269"/>
+    <w:basedOn w:val="1411"/>
     <w:uiPriority w:val="99"/>
     <w:pPr>
       <w:pBdr/>
@@ -52563,9 +52508,9 @@
       </w:tcPr>
     </w:tblStylePr>
   </w:style>
-  <w:style w:type="table" w:styleId="350">
+  <w:style w:type="table" w:styleId="1492">
     <w:name w:val="List Table 4 - Accent 3"/>
-    <w:basedOn w:val="269"/>
+    <w:basedOn w:val="1411"/>
     <w:uiPriority w:val="99"/>
     <w:pPr>
       <w:pBdr/>
@@ -52788,9 +52733,9 @@
       </w:tcPr>
     </w:tblStylePr>
   </w:style>
-  <w:style w:type="table" w:styleId="351">
+  <w:style w:type="table" w:styleId="1493">
     <w:name w:val="List Table 4 - Accent 4"/>
-    <w:basedOn w:val="269"/>
+    <w:basedOn w:val="1411"/>
     <w:uiPriority w:val="99"/>
     <w:pPr>
       <w:pBdr/>
@@ -53013,9 +52958,9 @@
       </w:tcPr>
     </w:tblStylePr>
   </w:style>
-  <w:style w:type="table" w:styleId="352">
+  <w:style w:type="table" w:styleId="1494">
     <w:name w:val="List Table 4 - Accent 5"/>
-    <w:basedOn w:val="269"/>
+    <w:basedOn w:val="1411"/>
     <w:uiPriority w:val="99"/>
     <w:pPr>
       <w:pBdr/>
@@ -53238,9 +53183,9 @@
       </w:tcPr>
     </w:tblStylePr>
   </w:style>
-  <w:style w:type="table" w:styleId="353">
+  <w:style w:type="table" w:styleId="1495">
     <w:name w:val="List Table 4 - Accent 6"/>
-    <w:basedOn w:val="269"/>
+    <w:basedOn w:val="1411"/>
     <w:uiPriority w:val="99"/>
     <w:pPr>
       <w:pBdr/>
@@ -53463,9 +53408,9 @@
       </w:tcPr>
     </w:tblStylePr>
   </w:style>
-  <w:style w:type="table" w:styleId="354">
+  <w:style w:type="table" w:styleId="1496">
     <w:name w:val="List Table 5 Dark"/>
-    <w:basedOn w:val="269"/>
+    <w:basedOn w:val="1411"/>
     <w:uiPriority w:val="99"/>
     <w:pPr>
       <w:pBdr/>
@@ -53705,9 +53650,9 @@
       </w:tcPr>
     </w:tblStylePr>
   </w:style>
-  <w:style w:type="table" w:styleId="355">
+  <w:style w:type="table" w:styleId="1497">
     <w:name w:val="List Table 5 Dark - Accent 1"/>
-    <w:basedOn w:val="269"/>
+    <w:basedOn w:val="1411"/>
     <w:uiPriority w:val="99"/>
     <w:pPr>
       <w:pBdr/>
@@ -53947,9 +53892,9 @@
       </w:tcPr>
     </w:tblStylePr>
   </w:style>
-  <w:style w:type="table" w:styleId="356">
+  <w:style w:type="table" w:styleId="1498">
     <w:name w:val="List Table 5 Dark - Accent 2"/>
-    <w:basedOn w:val="269"/>
+    <w:basedOn w:val="1411"/>
     <w:uiPriority w:val="99"/>
     <w:pPr>
       <w:pBdr/>
@@ -54189,9 +54134,9 @@
       </w:tcPr>
     </w:tblStylePr>
   </w:style>
-  <w:style w:type="table" w:styleId="357">
+  <w:style w:type="table" w:styleId="1499">
     <w:name w:val="List Table 5 Dark - Accent 3"/>
-    <w:basedOn w:val="269"/>
+    <w:basedOn w:val="1411"/>
     <w:uiPriority w:val="99"/>
     <w:pPr>
       <w:pBdr/>
@@ -54431,9 +54376,9 @@
       </w:tcPr>
     </w:tblStylePr>
   </w:style>
-  <w:style w:type="table" w:styleId="358">
+  <w:style w:type="table" w:styleId="1500">
     <w:name w:val="List Table 5 Dark - Accent 4"/>
-    <w:basedOn w:val="269"/>
+    <w:basedOn w:val="1411"/>
     <w:uiPriority w:val="99"/>
     <w:pPr>
       <w:pBdr/>
@@ -54673,9 +54618,9 @@
       </w:tcPr>
     </w:tblStylePr>
   </w:style>
-  <w:style w:type="table" w:styleId="359">
+  <w:style w:type="table" w:styleId="1501">
     <w:name w:val="List Table 5 Dark - Accent 5"/>
-    <w:basedOn w:val="269"/>
+    <w:basedOn w:val="1411"/>
     <w:uiPriority w:val="99"/>
     <w:pPr>
       <w:pBdr/>
@@ -54915,9 +54860,9 @@
       </w:tcPr>
     </w:tblStylePr>
   </w:style>
-  <w:style w:type="table" w:styleId="360">
+  <w:style w:type="table" w:styleId="1502">
     <w:name w:val="List Table 5 Dark - Accent 6"/>
-    <w:basedOn w:val="269"/>
+    <w:basedOn w:val="1411"/>
     <w:uiPriority w:val="99"/>
     <w:pPr>
       <w:pBdr/>
@@ -55157,9 +55102,9 @@
       </w:tcPr>
     </w:tblStylePr>
   </w:style>
-  <w:style w:type="table" w:styleId="361">
+  <w:style w:type="table" w:styleId="1503">
     <w:name w:val="List Table 6 Colorful"/>
-    <w:basedOn w:val="269"/>
+    <w:basedOn w:val="1411"/>
     <w:uiPriority w:val="99"/>
     <w:pPr>
       <w:pBdr/>
@@ -55380,9 +55325,9 @@
       </w:tcPr>
     </w:tblStylePr>
   </w:style>
-  <w:style w:type="table" w:styleId="362">
+  <w:style w:type="table" w:styleId="1504">
     <w:name w:val="List Table 6 Colorful - Accent 1"/>
-    <w:basedOn w:val="269"/>
+    <w:basedOn w:val="1411"/>
     <w:uiPriority w:val="99"/>
     <w:pPr>
       <w:pBdr/>
@@ -55603,9 +55548,9 @@
       </w:tcPr>
     </w:tblStylePr>
   </w:style>
-  <w:style w:type="table" w:styleId="363">
+  <w:style w:type="table" w:styleId="1505">
     <w:name w:val="List Table 6 Colorful - Accent 2"/>
-    <w:basedOn w:val="269"/>
+    <w:basedOn w:val="1411"/>
     <w:uiPriority w:val="99"/>
     <w:pPr>
       <w:pBdr/>
@@ -55826,9 +55771,9 @@
       </w:tcPr>
     </w:tblStylePr>
   </w:style>
-  <w:style w:type="table" w:styleId="364">
+  <w:style w:type="table" w:styleId="1506">
     <w:name w:val="List Table 6 Colorful - Accent 3"/>
-    <w:basedOn w:val="269"/>
+    <w:basedOn w:val="1411"/>
     <w:uiPriority w:val="99"/>
     <w:pPr>
       <w:pBdr/>
@@ -56049,9 +55994,9 @@
       </w:tcPr>
     </w:tblStylePr>
   </w:style>
-  <w:style w:type="table" w:styleId="365">
+  <w:style w:type="table" w:styleId="1507">
     <w:name w:val="List Table 6 Colorful - Accent 4"/>
-    <w:basedOn w:val="269"/>
+    <w:basedOn w:val="1411"/>
     <w:uiPriority w:val="99"/>
     <w:pPr>
       <w:pBdr/>
@@ -56272,9 +56217,9 @@
       </w:tcPr>
     </w:tblStylePr>
   </w:style>
-  <w:style w:type="table" w:styleId="366">
+  <w:style w:type="table" w:styleId="1508">
     <w:name w:val="List Table 6 Colorful - Accent 5"/>
-    <w:basedOn w:val="269"/>
+    <w:basedOn w:val="1411"/>
     <w:uiPriority w:val="99"/>
     <w:pPr>
       <w:pBdr/>
@@ -56495,9 +56440,9 @@
       </w:tcPr>
     </w:tblStylePr>
   </w:style>
-  <w:style w:type="table" w:styleId="367">
+  <w:style w:type="table" w:styleId="1509">
     <w:name w:val="List Table 6 Colorful - Accent 6"/>
-    <w:basedOn w:val="269"/>
+    <w:basedOn w:val="1411"/>
     <w:uiPriority w:val="99"/>
     <w:pPr>
       <w:pBdr/>
@@ -56718,9 +56663,9 @@
       </w:tcPr>
     </w:tblStylePr>
   </w:style>
-  <w:style w:type="table" w:styleId="368">
+  <w:style w:type="table" w:styleId="1510">
     <w:name w:val="List Table 7 Colorful"/>
-    <w:basedOn w:val="269"/>
+    <w:basedOn w:val="1411"/>
     <w:uiPriority w:val="99"/>
     <w:pPr>
       <w:pBdr/>
@@ -56819,11 +56764,11 @@
         <w:tblBorders/>
       </w:tblPr>
       <w:tcPr>
-        <w:shd w:color="ffffff"/>
+        <w:shd w:val="clear" w:color="ffffff"/>
         <w:tcBorders>
-          <w:top w:val="none"/>
-          <w:left w:val="none"/>
-          <w:bottom w:val="none"/>
+          <w:top w:val="none" w:color="000000" w:sz="4" w:space="0"/>
+          <w:left w:val="none" w:color="000000" w:sz="4" w:space="0"/>
+          <w:bottom w:val="none" w:color="000000" w:sz="4" w:space="0"/>
           <w:right w:val="single" w:color="000000" w:themeColor="text1" w:themeTint="80" w:sz="4" w:space="0"/>
         </w:tcBorders>
       </w:tcPr>
@@ -56846,10 +56791,10 @@
       <w:tcPr>
         <w:shd w:val="clear" w:color="ffffff" w:themeColor="light1" w:fill="ffffff" w:themeFill="light1"/>
         <w:tcBorders>
-          <w:top w:val="none"/>
-          <w:left w:val="none"/>
+          <w:top w:val="none" w:color="000000" w:sz="4" w:space="0"/>
+          <w:left w:val="none" w:color="000000" w:sz="4" w:space="0"/>
           <w:bottom w:val="single" w:color="000000" w:themeColor="text1" w:themeTint="80" w:sz="4" w:space="0"/>
-          <w:right w:val="none"/>
+          <w:right w:val="none" w:color="000000" w:sz="4" w:space="0"/>
         </w:tcBorders>
       </w:tcPr>
     </w:tblStylePr>
@@ -56869,12 +56814,12 @@
         <w:tblBorders/>
       </w:tblPr>
       <w:tcPr>
-        <w:shd w:color="ffffff"/>
+        <w:shd w:val="clear" w:color="ffffff"/>
         <w:tcBorders>
-          <w:top w:val="none"/>
+          <w:top w:val="none" w:color="000000" w:sz="4" w:space="0"/>
           <w:left w:val="single" w:color="000000" w:themeColor="text1" w:themeTint="80" w:sz="4" w:space="0"/>
-          <w:bottom w:val="none"/>
-          <w:right w:val="none"/>
+          <w:bottom w:val="none" w:color="000000" w:sz="4" w:space="0"/>
+          <w:right w:val="none" w:color="000000" w:sz="4" w:space="0"/>
         </w:tcBorders>
       </w:tcPr>
     </w:tblStylePr>
@@ -56897,9 +56842,9 @@
         <w:shd w:val="clear" w:color="ffffff" w:themeColor="light1" w:fill="ffffff" w:themeFill="light1"/>
         <w:tcBorders>
           <w:top w:val="single" w:color="000000" w:themeColor="text1" w:themeTint="80" w:sz="4" w:space="0"/>
-          <w:left w:val="none"/>
-          <w:bottom w:val="none"/>
-          <w:right w:val="none"/>
+          <w:left w:val="none" w:color="000000" w:sz="4" w:space="0"/>
+          <w:bottom w:val="none" w:color="000000" w:sz="4" w:space="0"/>
+          <w:right w:val="none" w:color="000000" w:sz="4" w:space="0"/>
         </w:tcBorders>
       </w:tcPr>
     </w:tblStylePr>
@@ -56974,9 +56919,9 @@
       </w:tcPr>
     </w:tblStylePr>
   </w:style>
-  <w:style w:type="table" w:styleId="369">
+  <w:style w:type="table" w:styleId="1511">
     <w:name w:val="List Table 7 Colorful - Accent 1"/>
-    <w:basedOn w:val="269"/>
+    <w:basedOn w:val="1411"/>
     <w:uiPriority w:val="99"/>
     <w:pPr>
       <w:pBdr/>
@@ -57075,11 +57020,11 @@
         <w:tblBorders/>
       </w:tblPr>
       <w:tcPr>
-        <w:shd w:color="ffffff"/>
+        <w:shd w:val="clear" w:color="ffffff"/>
         <w:tcBorders>
-          <w:top w:val="none"/>
-          <w:left w:val="none"/>
-          <w:bottom w:val="none"/>
+          <w:top w:val="none" w:color="000000" w:sz="4" w:space="0"/>
+          <w:left w:val="none" w:color="000000" w:sz="4" w:space="0"/>
+          <w:bottom w:val="none" w:color="000000" w:sz="4" w:space="0"/>
           <w:right w:val="single" w:color="000000" w:themeColor="accent1" w:sz="4" w:space="0"/>
         </w:tcBorders>
       </w:tcPr>
@@ -57102,10 +57047,10 @@
       <w:tcPr>
         <w:shd w:val="clear" w:color="ffffff" w:themeColor="light1" w:fill="ffffff" w:themeFill="light1"/>
         <w:tcBorders>
-          <w:top w:val="none"/>
-          <w:left w:val="none"/>
+          <w:top w:val="none" w:color="000000" w:sz="4" w:space="0"/>
+          <w:left w:val="none" w:color="000000" w:sz="4" w:space="0"/>
           <w:bottom w:val="single" w:color="000000" w:themeColor="accent1" w:sz="4" w:space="0"/>
-          <w:right w:val="none"/>
+          <w:right w:val="none" w:color="000000" w:sz="4" w:space="0"/>
         </w:tcBorders>
       </w:tcPr>
     </w:tblStylePr>
@@ -57125,12 +57070,12 @@
         <w:tblBorders/>
       </w:tblPr>
       <w:tcPr>
-        <w:shd w:color="ffffff"/>
+        <w:shd w:val="clear" w:color="ffffff"/>
         <w:tcBorders>
-          <w:top w:val="none"/>
+          <w:top w:val="none" w:color="000000" w:sz="4" w:space="0"/>
           <w:left w:val="single" w:color="000000" w:themeColor="accent1" w:sz="4" w:space="0"/>
-          <w:bottom w:val="none"/>
-          <w:right w:val="none"/>
+          <w:bottom w:val="none" w:color="000000" w:sz="4" w:space="0"/>
+          <w:right w:val="none" w:color="000000" w:sz="4" w:space="0"/>
         </w:tcBorders>
       </w:tcPr>
     </w:tblStylePr>
@@ -57153,9 +57098,9 @@
         <w:shd w:val="clear" w:color="ffffff" w:themeColor="light1" w:fill="ffffff" w:themeFill="light1"/>
         <w:tcBorders>
           <w:top w:val="single" w:color="000000" w:themeColor="accent1" w:sz="4" w:space="0"/>
-          <w:left w:val="none"/>
-          <w:bottom w:val="none"/>
-          <w:right w:val="none"/>
+          <w:left w:val="none" w:color="000000" w:sz="4" w:space="0"/>
+          <w:bottom w:val="none" w:color="000000" w:sz="4" w:space="0"/>
+          <w:right w:val="none" w:color="000000" w:sz="4" w:space="0"/>
         </w:tcBorders>
       </w:tcPr>
     </w:tblStylePr>
@@ -57230,9 +57175,9 @@
       </w:tcPr>
     </w:tblStylePr>
   </w:style>
-  <w:style w:type="table" w:styleId="370">
+  <w:style w:type="table" w:styleId="1512">
     <w:name w:val="List Table 7 Colorful - Accent 2"/>
-    <w:basedOn w:val="269"/>
+    <w:basedOn w:val="1411"/>
     <w:uiPriority w:val="99"/>
     <w:pPr>
       <w:pBdr/>
@@ -57331,11 +57276,11 @@
         <w:tblBorders/>
       </w:tblPr>
       <w:tcPr>
-        <w:shd w:color="ffffff"/>
+        <w:shd w:val="clear" w:color="ffffff"/>
         <w:tcBorders>
-          <w:top w:val="none"/>
-          <w:left w:val="none"/>
-          <w:bottom w:val="none"/>
+          <w:top w:val="none" w:color="000000" w:sz="4" w:space="0"/>
+          <w:left w:val="none" w:color="000000" w:sz="4" w:space="0"/>
+          <w:bottom w:val="none" w:color="000000" w:sz="4" w:space="0"/>
           <w:right w:val="single" w:color="000000" w:themeColor="accent2" w:themeTint="97" w:sz="4" w:space="0"/>
         </w:tcBorders>
       </w:tcPr>
@@ -57358,10 +57303,10 @@
       <w:tcPr>
         <w:shd w:val="clear" w:color="ffffff" w:themeColor="light1" w:fill="ffffff" w:themeFill="light1"/>
         <w:tcBorders>
-          <w:top w:val="none"/>
-          <w:left w:val="none"/>
+          <w:top w:val="none" w:color="000000" w:sz="4" w:space="0"/>
+          <w:left w:val="none" w:color="000000" w:sz="4" w:space="0"/>
           <w:bottom w:val="single" w:color="000000" w:themeColor="accent2" w:themeTint="97" w:sz="4" w:space="0"/>
-          <w:right w:val="none"/>
+          <w:right w:val="none" w:color="000000" w:sz="4" w:space="0"/>
         </w:tcBorders>
       </w:tcPr>
     </w:tblStylePr>
@@ -57381,12 +57326,12 @@
         <w:tblBorders/>
       </w:tblPr>
       <w:tcPr>
-        <w:shd w:color="ffffff"/>
+        <w:shd w:val="clear" w:color="ffffff"/>
         <w:tcBorders>
-          <w:top w:val="none"/>
+          <w:top w:val="none" w:color="000000" w:sz="4" w:space="0"/>
           <w:left w:val="single" w:color="000000" w:themeColor="accent2" w:themeTint="97" w:sz="4" w:space="0"/>
-          <w:bottom w:val="none"/>
-          <w:right w:val="none"/>
+          <w:bottom w:val="none" w:color="000000" w:sz="4" w:space="0"/>
+          <w:right w:val="none" w:color="000000" w:sz="4" w:space="0"/>
         </w:tcBorders>
       </w:tcPr>
     </w:tblStylePr>
@@ -57409,9 +57354,9 @@
         <w:shd w:val="clear" w:color="ffffff" w:themeColor="light1" w:fill="ffffff" w:themeFill="light1"/>
         <w:tcBorders>
           <w:top w:val="single" w:color="000000" w:themeColor="accent2" w:themeTint="97" w:sz="4" w:space="0"/>
-          <w:left w:val="none"/>
-          <w:bottom w:val="none"/>
-          <w:right w:val="none"/>
+          <w:left w:val="none" w:color="000000" w:sz="4" w:space="0"/>
+          <w:bottom w:val="none" w:color="000000" w:sz="4" w:space="0"/>
+          <w:right w:val="none" w:color="000000" w:sz="4" w:space="0"/>
         </w:tcBorders>
       </w:tcPr>
     </w:tblStylePr>
@@ -57486,9 +57431,9 @@
       </w:tcPr>
     </w:tblStylePr>
   </w:style>
-  <w:style w:type="table" w:styleId="371">
+  <w:style w:type="table" w:styleId="1513">
     <w:name w:val="List Table 7 Colorful - Accent 3"/>
-    <w:basedOn w:val="269"/>
+    <w:basedOn w:val="1411"/>
     <w:uiPriority w:val="99"/>
     <w:pPr>
       <w:pBdr/>
@@ -57587,11 +57532,11 @@
         <w:tblBorders/>
       </w:tblPr>
       <w:tcPr>
-        <w:shd w:color="ffffff"/>
+        <w:shd w:val="clear" w:color="ffffff"/>
         <w:tcBorders>
-          <w:top w:val="none"/>
-          <w:left w:val="none"/>
-          <w:bottom w:val="none"/>
+          <w:top w:val="none" w:color="000000" w:sz="4" w:space="0"/>
+          <w:left w:val="none" w:color="000000" w:sz="4" w:space="0"/>
+          <w:bottom w:val="none" w:color="000000" w:sz="4" w:space="0"/>
           <w:right w:val="single" w:color="000000" w:themeColor="accent3" w:themeTint="98" w:sz="4" w:space="0"/>
         </w:tcBorders>
       </w:tcPr>
@@ -57614,10 +57559,10 @@
       <w:tcPr>
         <w:shd w:val="clear" w:color="ffffff" w:themeColor="light1" w:fill="ffffff" w:themeFill="light1"/>
         <w:tcBorders>
-          <w:top w:val="none"/>
-          <w:left w:val="none"/>
+          <w:top w:val="none" w:color="000000" w:sz="4" w:space="0"/>
+          <w:left w:val="none" w:color="000000" w:sz="4" w:space="0"/>
           <w:bottom w:val="single" w:color="000000" w:themeColor="accent3" w:themeTint="98" w:sz="4" w:space="0"/>
-          <w:right w:val="none"/>
+          <w:right w:val="none" w:color="000000" w:sz="4" w:space="0"/>
         </w:tcBorders>
       </w:tcPr>
     </w:tblStylePr>
@@ -57637,12 +57582,12 @@
         <w:tblBorders/>
       </w:tblPr>
       <w:tcPr>
-        <w:shd w:color="ffffff"/>
+        <w:shd w:val="clear" w:color="ffffff"/>
         <w:tcBorders>
-          <w:top w:val="none"/>
+          <w:top w:val="none" w:color="000000" w:sz="4" w:space="0"/>
           <w:left w:val="single" w:color="000000" w:themeColor="accent3" w:themeTint="98" w:sz="4" w:space="0"/>
-          <w:bottom w:val="none"/>
-          <w:right w:val="none"/>
+          <w:bottom w:val="none" w:color="000000" w:sz="4" w:space="0"/>
+          <w:right w:val="none" w:color="000000" w:sz="4" w:space="0"/>
         </w:tcBorders>
       </w:tcPr>
     </w:tblStylePr>
@@ -57665,9 +57610,9 @@
         <w:shd w:val="clear" w:color="ffffff" w:themeColor="light1" w:fill="ffffff" w:themeFill="light1"/>
         <w:tcBorders>
           <w:top w:val="single" w:color="000000" w:themeColor="accent3" w:themeTint="98" w:sz="4" w:space="0"/>
-          <w:left w:val="none"/>
-          <w:bottom w:val="none"/>
-          <w:right w:val="none"/>
+          <w:left w:val="none" w:color="000000" w:sz="4" w:space="0"/>
+          <w:bottom w:val="none" w:color="000000" w:sz="4" w:space="0"/>
+          <w:right w:val="none" w:color="000000" w:sz="4" w:space="0"/>
         </w:tcBorders>
       </w:tcPr>
     </w:tblStylePr>
@@ -57742,9 +57687,9 @@
       </w:tcPr>
     </w:tblStylePr>
   </w:style>
-  <w:style w:type="table" w:styleId="372">
+  <w:style w:type="table" w:styleId="1514">
     <w:name w:val="List Table 7 Colorful - Accent 4"/>
-    <w:basedOn w:val="269"/>
+    <w:basedOn w:val="1411"/>
     <w:uiPriority w:val="99"/>
     <w:pPr>
       <w:pBdr/>
@@ -57843,11 +57788,11 @@
         <w:tblBorders/>
       </w:tblPr>
       <w:tcPr>
-        <w:shd w:color="ffffff"/>
+        <w:shd w:val="clear" w:color="ffffff"/>
         <w:tcBorders>
-          <w:top w:val="none"/>
-          <w:left w:val="none"/>
-          <w:bottom w:val="none"/>
+          <w:top w:val="none" w:color="000000" w:sz="4" w:space="0"/>
+          <w:left w:val="none" w:color="000000" w:sz="4" w:space="0"/>
+          <w:bottom w:val="none" w:color="000000" w:sz="4" w:space="0"/>
           <w:right w:val="single" w:color="000000" w:themeColor="accent4" w:themeTint="9A" w:sz="4" w:space="0"/>
         </w:tcBorders>
       </w:tcPr>
@@ -57870,10 +57815,10 @@
       <w:tcPr>
         <w:shd w:val="clear" w:color="ffffff" w:themeColor="light1" w:fill="ffffff" w:themeFill="light1"/>
         <w:tcBorders>
-          <w:top w:val="none"/>
-          <w:left w:val="none"/>
+          <w:top w:val="none" w:color="000000" w:sz="4" w:space="0"/>
+          <w:left w:val="none" w:color="000000" w:sz="4" w:space="0"/>
           <w:bottom w:val="single" w:color="000000" w:themeColor="accent4" w:themeTint="9A" w:sz="4" w:space="0"/>
-          <w:right w:val="none"/>
+          <w:right w:val="none" w:color="000000" w:sz="4" w:space="0"/>
         </w:tcBorders>
       </w:tcPr>
     </w:tblStylePr>
@@ -57893,12 +57838,12 @@
         <w:tblBorders/>
       </w:tblPr>
       <w:tcPr>
-        <w:shd w:color="ffffff"/>
+        <w:shd w:val="clear" w:color="ffffff"/>
         <w:tcBorders>
-          <w:top w:val="none"/>
+          <w:top w:val="none" w:color="000000" w:sz="4" w:space="0"/>
           <w:left w:val="single" w:color="000000" w:themeColor="accent4" w:themeTint="9A" w:sz="4" w:space="0"/>
-          <w:bottom w:val="none"/>
-          <w:right w:val="none"/>
+          <w:bottom w:val="none" w:color="000000" w:sz="4" w:space="0"/>
+          <w:right w:val="none" w:color="000000" w:sz="4" w:space="0"/>
         </w:tcBorders>
       </w:tcPr>
     </w:tblStylePr>
@@ -57921,9 +57866,9 @@
         <w:shd w:val="clear" w:color="ffffff" w:themeColor="light1" w:fill="ffffff" w:themeFill="light1"/>
         <w:tcBorders>
           <w:top w:val="single" w:color="000000" w:themeColor="accent4" w:themeTint="9A" w:sz="4" w:space="0"/>
-          <w:left w:val="none"/>
-          <w:bottom w:val="none"/>
-          <w:right w:val="none"/>
+          <w:left w:val="none" w:color="000000" w:sz="4" w:space="0"/>
+          <w:bottom w:val="none" w:color="000000" w:sz="4" w:space="0"/>
+          <w:right w:val="none" w:color="000000" w:sz="4" w:space="0"/>
         </w:tcBorders>
       </w:tcPr>
     </w:tblStylePr>
@@ -57998,9 +57943,9 @@
       </w:tcPr>
     </w:tblStylePr>
   </w:style>
-  <w:style w:type="table" w:styleId="373">
+  <w:style w:type="table" w:styleId="1515">
     <w:name w:val="List Table 7 Colorful - Accent 5"/>
-    <w:basedOn w:val="269"/>
+    <w:basedOn w:val="1411"/>
     <w:uiPriority w:val="99"/>
     <w:pPr>
       <w:pBdr/>
@@ -58099,11 +58044,11 @@
         <w:tblBorders/>
       </w:tblPr>
       <w:tcPr>
-        <w:shd w:color="ffffff"/>
+        <w:shd w:val="clear" w:color="ffffff"/>
         <w:tcBorders>
-          <w:top w:val="none"/>
-          <w:left w:val="none"/>
-          <w:bottom w:val="none"/>
+          <w:top w:val="none" w:color="000000" w:sz="4" w:space="0"/>
+          <w:left w:val="none" w:color="000000" w:sz="4" w:space="0"/>
+          <w:bottom w:val="none" w:color="000000" w:sz="4" w:space="0"/>
           <w:right w:val="single" w:color="000000" w:themeColor="accent5" w:themeTint="9A" w:sz="4" w:space="0"/>
         </w:tcBorders>
       </w:tcPr>
@@ -58126,10 +58071,10 @@
       <w:tcPr>
         <w:shd w:val="clear" w:color="ffffff" w:themeColor="light1" w:fill="ffffff" w:themeFill="light1"/>
         <w:tcBorders>
-          <w:top w:val="none"/>
-          <w:left w:val="none"/>
+          <w:top w:val="none" w:color="000000" w:sz="4" w:space="0"/>
+          <w:left w:val="none" w:color="000000" w:sz="4" w:space="0"/>
           <w:bottom w:val="single" w:color="000000" w:themeColor="accent5" w:themeTint="9A" w:sz="4" w:space="0"/>
-          <w:right w:val="none"/>
+          <w:right w:val="none" w:color="000000" w:sz="4" w:space="0"/>
         </w:tcBorders>
       </w:tcPr>
     </w:tblStylePr>
@@ -58149,12 +58094,12 @@
         <w:tblBorders/>
       </w:tblPr>
       <w:tcPr>
-        <w:shd w:color="ffffff"/>
+        <w:shd w:val="clear" w:color="ffffff"/>
         <w:tcBorders>
-          <w:top w:val="none"/>
+          <w:top w:val="none" w:color="000000" w:sz="4" w:space="0"/>
           <w:left w:val="single" w:color="000000" w:themeColor="accent5" w:themeTint="9A" w:sz="4" w:space="0"/>
-          <w:bottom w:val="none"/>
-          <w:right w:val="none"/>
+          <w:bottom w:val="none" w:color="000000" w:sz="4" w:space="0"/>
+          <w:right w:val="none" w:color="000000" w:sz="4" w:space="0"/>
         </w:tcBorders>
       </w:tcPr>
     </w:tblStylePr>
@@ -58177,9 +58122,9 @@
         <w:shd w:val="clear" w:color="ffffff" w:themeColor="light1" w:fill="ffffff" w:themeFill="light1"/>
         <w:tcBorders>
           <w:top w:val="single" w:color="000000" w:themeColor="accent5" w:themeTint="9A" w:sz="4" w:space="0"/>
-          <w:left w:val="none"/>
-          <w:bottom w:val="none"/>
-          <w:right w:val="none"/>
+          <w:left w:val="none" w:color="000000" w:sz="4" w:space="0"/>
+          <w:bottom w:val="none" w:color="000000" w:sz="4" w:space="0"/>
+          <w:right w:val="none" w:color="000000" w:sz="4" w:space="0"/>
         </w:tcBorders>
       </w:tcPr>
     </w:tblStylePr>
@@ -58254,9 +58199,9 @@
       </w:tcPr>
     </w:tblStylePr>
   </w:style>
-  <w:style w:type="table" w:styleId="374">
+  <w:style w:type="table" w:styleId="1516">
     <w:name w:val="List Table 7 Colorful - Accent 6"/>
-    <w:basedOn w:val="269"/>
+    <w:basedOn w:val="1411"/>
     <w:uiPriority w:val="99"/>
     <w:pPr>
       <w:pBdr/>
@@ -58355,11 +58300,11 @@
         <w:tblBorders/>
       </w:tblPr>
       <w:tcPr>
-        <w:shd w:color="ffffff"/>
+        <w:shd w:val="clear" w:color="ffffff"/>
         <w:tcBorders>
-          <w:top w:val="none"/>
-          <w:left w:val="none"/>
-          <w:bottom w:val="none"/>
+          <w:top w:val="none" w:color="000000" w:sz="4" w:space="0"/>
+          <w:left w:val="none" w:color="000000" w:sz="4" w:space="0"/>
+          <w:bottom w:val="none" w:color="000000" w:sz="4" w:space="0"/>
           <w:right w:val="single" w:color="000000" w:themeColor="accent6" w:themeTint="98" w:sz="4" w:space="0"/>
         </w:tcBorders>
       </w:tcPr>
@@ -58382,10 +58327,10 @@
       <w:tcPr>
         <w:shd w:val="clear" w:color="ffffff" w:themeColor="light1" w:fill="ffffff" w:themeFill="light1"/>
         <w:tcBorders>
-          <w:top w:val="none"/>
-          <w:left w:val="none"/>
+          <w:top w:val="none" w:color="000000" w:sz="4" w:space="0"/>
+          <w:left w:val="none" w:color="000000" w:sz="4" w:space="0"/>
           <w:bottom w:val="single" w:color="000000" w:themeColor="accent6" w:themeTint="98" w:sz="4" w:space="0"/>
-          <w:right w:val="none"/>
+          <w:right w:val="none" w:color="000000" w:sz="4" w:space="0"/>
         </w:tcBorders>
       </w:tcPr>
     </w:tblStylePr>
@@ -58405,12 +58350,12 @@
         <w:tblBorders/>
       </w:tblPr>
       <w:tcPr>
-        <w:shd w:color="ffffff"/>
+        <w:shd w:val="clear" w:color="ffffff"/>
         <w:tcBorders>
-          <w:top w:val="none"/>
+          <w:top w:val="none" w:color="000000" w:sz="4" w:space="0"/>
           <w:left w:val="single" w:color="000000" w:themeColor="accent6" w:themeTint="98" w:sz="4" w:space="0"/>
-          <w:bottom w:val="none"/>
-          <w:right w:val="none"/>
+          <w:bottom w:val="none" w:color="000000" w:sz="4" w:space="0"/>
+          <w:right w:val="none" w:color="000000" w:sz="4" w:space="0"/>
         </w:tcBorders>
       </w:tcPr>
     </w:tblStylePr>
@@ -58433,9 +58378,9 @@
         <w:shd w:val="clear" w:color="ffffff" w:themeColor="light1" w:fill="ffffff" w:themeFill="light1"/>
         <w:tcBorders>
           <w:top w:val="single" w:color="000000" w:themeColor="accent6" w:themeTint="98" w:sz="4" w:space="0"/>
-          <w:left w:val="none"/>
-          <w:bottom w:val="none"/>
-          <w:right w:val="none"/>
+          <w:left w:val="none" w:color="000000" w:sz="4" w:space="0"/>
+          <w:bottom w:val="none" w:color="000000" w:sz="4" w:space="0"/>
+          <w:right w:val="none" w:color="000000" w:sz="4" w:space="0"/>
         </w:tcBorders>
       </w:tcPr>
     </w:tblStylePr>
@@ -58510,9 +58455,9 @@
       </w:tcPr>
     </w:tblStylePr>
   </w:style>
-  <w:style w:type="table" w:styleId="375">
+  <w:style w:type="table" w:styleId="1517">
     <w:name w:val="Lined - Accent"/>
-    <w:basedOn w:val="269"/>
+    <w:basedOn w:val="1411"/>
     <w:uiPriority w:val="99"/>
     <w:pPr>
       <w:pBdr/>
@@ -58747,9 +58692,9 @@
       </w:tcPr>
     </w:tblStylePr>
   </w:style>
-  <w:style w:type="table" w:styleId="376">
+  <w:style w:type="table" w:styleId="1518">
     <w:name w:val="Lined - Accent 1"/>
-    <w:basedOn w:val="269"/>
+    <w:basedOn w:val="1411"/>
     <w:uiPriority w:val="99"/>
     <w:pPr>
       <w:pBdr/>
@@ -58984,9 +58929,9 @@
       </w:tcPr>
     </w:tblStylePr>
   </w:style>
-  <w:style w:type="table" w:styleId="377">
+  <w:style w:type="table" w:styleId="1519">
     <w:name w:val="Lined - Accent 2"/>
-    <w:basedOn w:val="269"/>
+    <w:basedOn w:val="1411"/>
     <w:uiPriority w:val="99"/>
     <w:pPr>
       <w:pBdr/>
@@ -59221,9 +59166,9 @@
       </w:tcPr>
     </w:tblStylePr>
   </w:style>
-  <w:style w:type="table" w:styleId="378">
+  <w:style w:type="table" w:styleId="1520">
     <w:name w:val="Lined - Accent 3"/>
-    <w:basedOn w:val="269"/>
+    <w:basedOn w:val="1411"/>
     <w:uiPriority w:val="99"/>
     <w:pPr>
       <w:pBdr/>
@@ -59458,9 +59403,9 @@
       </w:tcPr>
     </w:tblStylePr>
   </w:style>
-  <w:style w:type="table" w:styleId="379">
+  <w:style w:type="table" w:styleId="1521">
     <w:name w:val="Lined - Accent 4"/>
-    <w:basedOn w:val="269"/>
+    <w:basedOn w:val="1411"/>
     <w:uiPriority w:val="99"/>
     <w:pPr>
       <w:pBdr/>
@@ -59695,9 +59640,9 @@
       </w:tcPr>
     </w:tblStylePr>
   </w:style>
-  <w:style w:type="table" w:styleId="380">
+  <w:style w:type="table" w:styleId="1522">
     <w:name w:val="Lined - Accent 5"/>
-    <w:basedOn w:val="269"/>
+    <w:basedOn w:val="1411"/>
     <w:uiPriority w:val="99"/>
     <w:pPr>
       <w:pBdr/>
@@ -59932,9 +59877,9 @@
       </w:tcPr>
     </w:tblStylePr>
   </w:style>
-  <w:style w:type="table" w:styleId="381">
+  <w:style w:type="table" w:styleId="1523">
     <w:name w:val="Lined - Accent 6"/>
-    <w:basedOn w:val="269"/>
+    <w:basedOn w:val="1411"/>
     <w:uiPriority w:val="99"/>
     <w:pPr>
       <w:pBdr/>
@@ -60169,9 +60114,9 @@
       </w:tcPr>
     </w:tblStylePr>
   </w:style>
-  <w:style w:type="table" w:styleId="382">
+  <w:style w:type="table" w:styleId="1524">
     <w:name w:val="Bordered &amp; Lined - Accent"/>
-    <w:basedOn w:val="269"/>
+    <w:basedOn w:val="1411"/>
     <w:uiPriority w:val="99"/>
     <w:pPr>
       <w:pBdr/>
@@ -60413,9 +60358,9 @@
       </w:tcPr>
     </w:tblStylePr>
   </w:style>
-  <w:style w:type="table" w:styleId="383">
+  <w:style w:type="table" w:styleId="1525">
     <w:name w:val="Bordered &amp; Lined - Accent 1"/>
-    <w:basedOn w:val="269"/>
+    <w:basedOn w:val="1411"/>
     <w:uiPriority w:val="99"/>
     <w:pPr>
       <w:pBdr/>
@@ -60657,9 +60602,9 @@
       </w:tcPr>
     </w:tblStylePr>
   </w:style>
-  <w:style w:type="table" w:styleId="384">
+  <w:style w:type="table" w:styleId="1526">
     <w:name w:val="Bordered &amp; Lined - Accent 2"/>
-    <w:basedOn w:val="269"/>
+    <w:basedOn w:val="1411"/>
     <w:uiPriority w:val="99"/>
     <w:pPr>
       <w:pBdr/>
@@ -60901,9 +60846,9 @@
       </w:tcPr>
     </w:tblStylePr>
   </w:style>
-  <w:style w:type="table" w:styleId="385">
+  <w:style w:type="table" w:styleId="1527">
     <w:name w:val="Bordered &amp; Lined - Accent 3"/>
-    <w:basedOn w:val="269"/>
+    <w:basedOn w:val="1411"/>
     <w:uiPriority w:val="99"/>
     <w:pPr>
       <w:pBdr/>
@@ -61145,9 +61090,9 @@
       </w:tcPr>
     </w:tblStylePr>
   </w:style>
-  <w:style w:type="table" w:styleId="386">
+  <w:style w:type="table" w:styleId="1528">
     <w:name w:val="Bordered &amp; Lined - Accent 4"/>
-    <w:basedOn w:val="269"/>
+    <w:basedOn w:val="1411"/>
     <w:uiPriority w:val="99"/>
     <w:pPr>
       <w:pBdr/>
@@ -61389,9 +61334,9 @@
       </w:tcPr>
     </w:tblStylePr>
   </w:style>
-  <w:style w:type="table" w:styleId="387">
+  <w:style w:type="table" w:styleId="1529">
     <w:name w:val="Bordered &amp; Lined - Accent 5"/>
-    <w:basedOn w:val="269"/>
+    <w:basedOn w:val="1411"/>
     <w:uiPriority w:val="99"/>
     <w:pPr>
       <w:pBdr/>
@@ -61633,9 +61578,9 @@
       </w:tcPr>
     </w:tblStylePr>
   </w:style>
-  <w:style w:type="table" w:styleId="388">
+  <w:style w:type="table" w:styleId="1530">
     <w:name w:val="Bordered &amp; Lined - Accent 6"/>
-    <w:basedOn w:val="269"/>
+    <w:basedOn w:val="1411"/>
     <w:uiPriority w:val="99"/>
     <w:pPr>
       <w:pBdr/>
@@ -61877,9 +61822,9 @@
       </w:tcPr>
     </w:tblStylePr>
   </w:style>
-  <w:style w:type="table" w:styleId="389">
+  <w:style w:type="table" w:styleId="1531">
     <w:name w:val="Bordered"/>
-    <w:basedOn w:val="269"/>
+    <w:basedOn w:val="1411"/>
     <w:uiPriority w:val="99"/>
     <w:pPr>
       <w:pBdr/>
@@ -62108,9 +62053,9 @@
       </w:tcPr>
     </w:tblStylePr>
   </w:style>
-  <w:style w:type="table" w:styleId="390">
+  <w:style w:type="table" w:styleId="1532">
     <w:name w:val="Bordered - Accent 1"/>
-    <w:basedOn w:val="269"/>
+    <w:basedOn w:val="1411"/>
     <w:uiPriority w:val="99"/>
     <w:pPr>
       <w:pBdr/>
@@ -62339,9 +62284,9 @@
       </w:tcPr>
     </w:tblStylePr>
   </w:style>
-  <w:style w:type="table" w:styleId="391">
+  <w:style w:type="table" w:styleId="1533">
     <w:name w:val="Bordered - Accent 2"/>
-    <w:basedOn w:val="269"/>
+    <w:basedOn w:val="1411"/>
     <w:uiPriority w:val="99"/>
     <w:pPr>
       <w:pBdr/>
@@ -62570,9 +62515,9 @@
       </w:tcPr>
     </w:tblStylePr>
   </w:style>
-  <w:style w:type="table" w:styleId="392">
+  <w:style w:type="table" w:styleId="1534">
     <w:name w:val="Bordered - Accent 3"/>
-    <w:basedOn w:val="269"/>
+    <w:basedOn w:val="1411"/>
     <w:uiPriority w:val="99"/>
     <w:pPr>
       <w:pBdr/>
@@ -62801,9 +62746,9 @@
       </w:tcPr>
     </w:tblStylePr>
   </w:style>
-  <w:style w:type="table" w:styleId="393">
+  <w:style w:type="table" w:styleId="1535">
     <w:name w:val="Bordered - Accent 4"/>
-    <w:basedOn w:val="269"/>
+    <w:basedOn w:val="1411"/>
     <w:uiPriority w:val="99"/>
     <w:pPr>
       <w:pBdr/>
@@ -63032,9 +62977,9 @@
       </w:tcPr>
     </w:tblStylePr>
   </w:style>
-  <w:style w:type="table" w:styleId="394">
+  <w:style w:type="table" w:styleId="1536">
     <w:name w:val="Bordered - Accent 5"/>
-    <w:basedOn w:val="269"/>
+    <w:basedOn w:val="1411"/>
     <w:uiPriority w:val="99"/>
     <w:pPr>
       <w:pBdr/>
@@ -63263,9 +63208,9 @@
       </w:tcPr>
     </w:tblStylePr>
   </w:style>
-  <w:style w:type="table" w:styleId="395">
+  <w:style w:type="table" w:styleId="1537">
     <w:name w:val="Bordered - Accent 6"/>
-    <w:basedOn w:val="269"/>
+    <w:basedOn w:val="1411"/>
     <w:uiPriority w:val="99"/>
     <w:pPr>
       <w:pBdr/>
@@ -63494,7 +63439,7 @@
       </w:tcPr>
     </w:tblStylePr>
   </w:style>
-  <w:style w:type="paragraph" w:styleId="396" w:default="1">
+  <w:style w:type="paragraph" w:styleId="1538" w:default="1">
     <w:name w:val="Normal"/>
     <w:qFormat/>
     <w:pPr>
@@ -63503,11 +63448,11 @@
       <w:ind/>
     </w:pPr>
   </w:style>
-  <w:style w:type="paragraph" w:styleId="397">
+  <w:style w:type="paragraph" w:styleId="1539">
     <w:name w:val="Heading 1"/>
-    <w:basedOn w:val="396"/>
-    <w:next w:val="396"/>
-    <w:link w:val="408"/>
+    <w:basedOn w:val="1538"/>
+    <w:next w:val="1538"/>
+    <w:link w:val="1550"/>
     <w:uiPriority w:val="9"/>
     <w:qFormat/>
     <w:pPr>
@@ -63525,11 +63470,11 @@
       <w:szCs w:val="40"/>
     </w:rPr>
   </w:style>
-  <w:style w:type="paragraph" w:styleId="398">
+  <w:style w:type="paragraph" w:styleId="1540">
     <w:name w:val="Heading 2"/>
-    <w:basedOn w:val="396"/>
-    <w:next w:val="396"/>
-    <w:link w:val="409"/>
+    <w:basedOn w:val="1538"/>
+    <w:next w:val="1538"/>
+    <w:link w:val="1551"/>
     <w:uiPriority w:val="9"/>
     <w:unhideWhenUsed/>
     <w:qFormat/>
@@ -63548,11 +63493,11 @@
       <w:szCs w:val="32"/>
     </w:rPr>
   </w:style>
-  <w:style w:type="paragraph" w:styleId="399">
+  <w:style w:type="paragraph" w:styleId="1541">
     <w:name w:val="Heading 3"/>
-    <w:basedOn w:val="396"/>
-    <w:next w:val="396"/>
-    <w:link w:val="410"/>
+    <w:basedOn w:val="1538"/>
+    <w:next w:val="1538"/>
+    <w:link w:val="1552"/>
     <w:uiPriority w:val="9"/>
     <w:unhideWhenUsed/>
     <w:qFormat/>
@@ -63571,11 +63516,11 @@
       <w:szCs w:val="28"/>
     </w:rPr>
   </w:style>
-  <w:style w:type="paragraph" w:styleId="400">
+  <w:style w:type="paragraph" w:styleId="1542">
     <w:name w:val="Heading 4"/>
-    <w:basedOn w:val="396"/>
-    <w:next w:val="396"/>
-    <w:link w:val="411"/>
+    <w:basedOn w:val="1538"/>
+    <w:next w:val="1538"/>
+    <w:link w:val="1553"/>
     <w:uiPriority w:val="9"/>
     <w:unhideWhenUsed/>
     <w:qFormat/>
@@ -63594,11 +63539,11 @@
       <w:color w:val="0f4761" w:themeColor="accent1" w:themeShade="BF"/>
     </w:rPr>
   </w:style>
-  <w:style w:type="paragraph" w:styleId="401">
+  <w:style w:type="paragraph" w:styleId="1543">
     <w:name w:val="Heading 5"/>
-    <w:basedOn w:val="396"/>
-    <w:next w:val="396"/>
-    <w:link w:val="412"/>
+    <w:basedOn w:val="1538"/>
+    <w:next w:val="1538"/>
+    <w:link w:val="1554"/>
     <w:uiPriority w:val="9"/>
     <w:unhideWhenUsed/>
     <w:qFormat/>
@@ -63615,11 +63560,11 @@
       <w:color w:val="0f4761" w:themeColor="accent1" w:themeShade="BF"/>
     </w:rPr>
   </w:style>
-  <w:style w:type="paragraph" w:styleId="402">
+  <w:style w:type="paragraph" w:styleId="1544">
     <w:name w:val="Heading 6"/>
-    <w:basedOn w:val="396"/>
-    <w:next w:val="396"/>
-    <w:link w:val="413"/>
+    <w:basedOn w:val="1538"/>
+    <w:next w:val="1538"/>
+    <w:link w:val="1555"/>
     <w:uiPriority w:val="9"/>
     <w:unhideWhenUsed/>
     <w:qFormat/>
@@ -63638,11 +63583,11 @@
       <w:color w:val="595959" w:themeColor="text1" w:themeTint="A6"/>
     </w:rPr>
   </w:style>
-  <w:style w:type="paragraph" w:styleId="403">
+  <w:style w:type="paragraph" w:styleId="1545">
     <w:name w:val="Heading 7"/>
-    <w:basedOn w:val="396"/>
-    <w:next w:val="396"/>
-    <w:link w:val="414"/>
+    <w:basedOn w:val="1538"/>
+    <w:next w:val="1538"/>
+    <w:link w:val="1556"/>
     <w:uiPriority w:val="9"/>
     <w:unhideWhenUsed/>
     <w:qFormat/>
@@ -63659,11 +63604,11 @@
       <w:color w:val="595959" w:themeColor="text1" w:themeTint="A6"/>
     </w:rPr>
   </w:style>
-  <w:style w:type="paragraph" w:styleId="404">
+  <w:style w:type="paragraph" w:styleId="1546">
     <w:name w:val="Heading 8"/>
-    <w:basedOn w:val="396"/>
-    <w:next w:val="396"/>
-    <w:link w:val="415"/>
+    <w:basedOn w:val="1538"/>
+    <w:next w:val="1538"/>
+    <w:link w:val="1557"/>
     <w:uiPriority w:val="9"/>
     <w:unhideWhenUsed/>
     <w:qFormat/>
@@ -63682,11 +63627,11 @@
       <w:color w:val="272727" w:themeColor="text1" w:themeTint="D8"/>
     </w:rPr>
   </w:style>
-  <w:style w:type="paragraph" w:styleId="405">
+  <w:style w:type="paragraph" w:styleId="1547">
     <w:name w:val="Heading 9"/>
-    <w:basedOn w:val="396"/>
-    <w:next w:val="396"/>
-    <w:link w:val="416"/>
+    <w:basedOn w:val="1538"/>
+    <w:next w:val="1538"/>
+    <w:link w:val="1558"/>
     <w:uiPriority w:val="9"/>
     <w:unhideWhenUsed/>
     <w:qFormat/>
@@ -63705,7 +63650,7 @@
       <w:color w:val="272727" w:themeColor="text1" w:themeTint="D8"/>
     </w:rPr>
   </w:style>
-  <w:style w:type="character" w:styleId="406" w:default="1">
+  <w:style w:type="character" w:styleId="1548" w:default="1">
     <w:name w:val="Default Paragraph Font"/>
     <w:uiPriority w:val="1"/>
     <w:semiHidden/>
@@ -63716,7 +63661,7 @@
       <w:ind/>
     </w:pPr>
   </w:style>
-  <w:style w:type="numbering" w:styleId="407" w:default="1">
+  <w:style w:type="numbering" w:styleId="1549" w:default="1">
     <w:name w:val="No List"/>
     <w:uiPriority w:val="99"/>
     <w:semiHidden/>
@@ -63727,10 +63672,10 @@
       <w:ind/>
     </w:pPr>
   </w:style>
-  <w:style w:type="character" w:styleId="408">
+  <w:style w:type="character" w:styleId="1550">
     <w:name w:val="Heading 1 Char"/>
-    <w:basedOn w:val="406"/>
-    <w:link w:val="397"/>
+    <w:basedOn w:val="1548"/>
+    <w:link w:val="1539"/>
     <w:uiPriority w:val="9"/>
     <w:pPr>
       <w:pBdr/>
@@ -63744,10 +63689,10 @@
       <w:szCs w:val="40"/>
     </w:rPr>
   </w:style>
-  <w:style w:type="character" w:styleId="409">
+  <w:style w:type="character" w:styleId="1551">
     <w:name w:val="Heading 2 Char"/>
-    <w:basedOn w:val="406"/>
-    <w:link w:val="398"/>
+    <w:basedOn w:val="1548"/>
+    <w:link w:val="1540"/>
     <w:uiPriority w:val="9"/>
     <w:pPr>
       <w:pBdr/>
@@ -63761,10 +63706,10 @@
       <w:szCs w:val="32"/>
     </w:rPr>
   </w:style>
-  <w:style w:type="character" w:styleId="410">
+  <w:style w:type="character" w:styleId="1552">
     <w:name w:val="Heading 3 Char"/>
-    <w:basedOn w:val="406"/>
-    <w:link w:val="399"/>
+    <w:basedOn w:val="1548"/>
+    <w:link w:val="1541"/>
     <w:uiPriority w:val="9"/>
     <w:pPr>
       <w:pBdr/>
@@ -63778,10 +63723,10 @@
       <w:szCs w:val="28"/>
     </w:rPr>
   </w:style>
-  <w:style w:type="character" w:styleId="411">
+  <w:style w:type="character" w:styleId="1553">
     <w:name w:val="Heading 4 Char"/>
-    <w:basedOn w:val="406"/>
-    <w:link w:val="400"/>
+    <w:basedOn w:val="1548"/>
+    <w:link w:val="1542"/>
     <w:uiPriority w:val="9"/>
     <w:pPr>
       <w:pBdr/>
@@ -63795,10 +63740,10 @@
       <w:color w:val="0f4761" w:themeColor="accent1" w:themeShade="BF"/>
     </w:rPr>
   </w:style>
-  <w:style w:type="character" w:styleId="412">
+  <w:style w:type="character" w:styleId="1554">
     <w:name w:val="Heading 5 Char"/>
-    <w:basedOn w:val="406"/>
-    <w:link w:val="401"/>
+    <w:basedOn w:val="1548"/>
+    <w:link w:val="1543"/>
     <w:uiPriority w:val="9"/>
     <w:pPr>
       <w:pBdr/>
@@ -63810,10 +63755,10 @@
       <w:color w:val="0f4761" w:themeColor="accent1" w:themeShade="BF"/>
     </w:rPr>
   </w:style>
-  <w:style w:type="character" w:styleId="413">
+  <w:style w:type="character" w:styleId="1555">
     <w:name w:val="Heading 6 Char"/>
-    <w:basedOn w:val="406"/>
-    <w:link w:val="402"/>
+    <w:basedOn w:val="1548"/>
+    <w:link w:val="1544"/>
     <w:uiPriority w:val="9"/>
     <w:pPr>
       <w:pBdr/>
@@ -63827,10 +63772,10 @@
       <w:color w:val="595959" w:themeColor="text1" w:themeTint="A6"/>
     </w:rPr>
   </w:style>
-  <w:style w:type="character" w:styleId="414">
+  <w:style w:type="character" w:styleId="1556">
     <w:name w:val="Heading 7 Char"/>
-    <w:basedOn w:val="406"/>
-    <w:link w:val="403"/>
+    <w:basedOn w:val="1548"/>
+    <w:link w:val="1545"/>
     <w:uiPriority w:val="9"/>
     <w:pPr>
       <w:pBdr/>
@@ -63842,10 +63787,10 @@
       <w:color w:val="595959" w:themeColor="text1" w:themeTint="A6"/>
     </w:rPr>
   </w:style>
-  <w:style w:type="character" w:styleId="415">
+  <w:style w:type="character" w:styleId="1557">
     <w:name w:val="Heading 8 Char"/>
-    <w:basedOn w:val="406"/>
-    <w:link w:val="404"/>
+    <w:basedOn w:val="1548"/>
+    <w:link w:val="1546"/>
     <w:uiPriority w:val="9"/>
     <w:pPr>
       <w:pBdr/>
@@ -63859,10 +63804,10 @@
       <w:color w:val="272727" w:themeColor="text1" w:themeTint="D8"/>
     </w:rPr>
   </w:style>
-  <w:style w:type="character" w:styleId="416">
+  <w:style w:type="character" w:styleId="1558">
     <w:name w:val="Heading 9 Char"/>
-    <w:basedOn w:val="406"/>
-    <w:link w:val="405"/>
+    <w:basedOn w:val="1548"/>
+    <w:link w:val="1547"/>
     <w:uiPriority w:val="9"/>
     <w:pPr>
       <w:pBdr/>
@@ -63876,11 +63821,11 @@
       <w:color w:val="272727" w:themeColor="text1" w:themeTint="D8"/>
     </w:rPr>
   </w:style>
-  <w:style w:type="paragraph" w:styleId="417">
+  <w:style w:type="paragraph" w:styleId="1559">
     <w:name w:val="Title"/>
-    <w:basedOn w:val="396"/>
-    <w:next w:val="396"/>
-    <w:link w:val="418"/>
+    <w:basedOn w:val="1538"/>
+    <w:next w:val="1538"/>
+    <w:link w:val="1560"/>
     <w:uiPriority w:val="10"/>
     <w:qFormat/>
     <w:pPr>
@@ -63896,10 +63841,10 @@
       <w:szCs w:val="56"/>
     </w:rPr>
   </w:style>
-  <w:style w:type="character" w:styleId="418">
+  <w:style w:type="character" w:styleId="1560">
     <w:name w:val="Title Char"/>
-    <w:basedOn w:val="406"/>
-    <w:link w:val="417"/>
+    <w:basedOn w:val="1548"/>
+    <w:link w:val="1559"/>
     <w:uiPriority w:val="10"/>
     <w:pPr>
       <w:pBdr/>
@@ -63913,11 +63858,11 @@
       <w:szCs w:val="56"/>
     </w:rPr>
   </w:style>
-  <w:style w:type="paragraph" w:styleId="419">
+  <w:style w:type="paragraph" w:styleId="1561">
     <w:name w:val="Subtitle"/>
-    <w:basedOn w:val="396"/>
-    <w:next w:val="396"/>
-    <w:link w:val="420"/>
+    <w:basedOn w:val="1538"/>
+    <w:next w:val="1538"/>
+    <w:link w:val="1562"/>
     <w:uiPriority w:val="11"/>
     <w:qFormat/>
     <w:pPr>
@@ -63935,10 +63880,10 @@
       <w:szCs w:val="28"/>
     </w:rPr>
   </w:style>
-  <w:style w:type="character" w:styleId="420">
+  <w:style w:type="character" w:styleId="1562">
     <w:name w:val="Subtitle Char"/>
-    <w:basedOn w:val="406"/>
-    <w:link w:val="419"/>
+    <w:basedOn w:val="1548"/>
+    <w:link w:val="1561"/>
     <w:uiPriority w:val="11"/>
     <w:pPr>
       <w:pBdr/>
@@ -63952,11 +63897,11 @@
       <w:szCs w:val="28"/>
     </w:rPr>
   </w:style>
-  <w:style w:type="paragraph" w:styleId="421">
+  <w:style w:type="paragraph" w:styleId="1563">
     <w:name w:val="Quote"/>
-    <w:basedOn w:val="396"/>
-    <w:next w:val="396"/>
-    <w:link w:val="422"/>
+    <w:basedOn w:val="1538"/>
+    <w:next w:val="1538"/>
+    <w:link w:val="1564"/>
     <w:uiPriority w:val="29"/>
     <w:qFormat/>
     <w:pPr>
@@ -63971,10 +63916,10 @@
       <w:color w:val="404040" w:themeColor="text1" w:themeTint="BF"/>
     </w:rPr>
   </w:style>
-  <w:style w:type="character" w:styleId="422">
+  <w:style w:type="character" w:styleId="1564">
     <w:name w:val="Quote Char"/>
-    <w:basedOn w:val="406"/>
-    <w:link w:val="421"/>
+    <w:basedOn w:val="1548"/>
+    <w:link w:val="1563"/>
     <w:uiPriority w:val="29"/>
     <w:pPr>
       <w:pBdr/>
@@ -63987,9 +63932,9 @@
       <w:color w:val="404040" w:themeColor="text1" w:themeTint="BF"/>
     </w:rPr>
   </w:style>
-  <w:style w:type="paragraph" w:styleId="423">
+  <w:style w:type="paragraph" w:styleId="1565">
     <w:name w:val="List Paragraph"/>
-    <w:basedOn w:val="396"/>
+    <w:basedOn w:val="1538"/>
     <w:uiPriority w:val="34"/>
     <w:qFormat/>
     <w:pPr>
@@ -63999,9 +63944,9 @@
       <w:contextualSpacing w:val="true"/>
     </w:pPr>
   </w:style>
-  <w:style w:type="character" w:styleId="424">
+  <w:style w:type="character" w:styleId="1566">
     <w:name w:val="Intense Emphasis"/>
-    <w:basedOn w:val="406"/>
+    <w:basedOn w:val="1548"/>
     <w:uiPriority w:val="21"/>
     <w:qFormat/>
     <w:pPr>
@@ -64015,11 +63960,11 @@
       <w:color w:val="0f4761" w:themeColor="accent1" w:themeShade="BF"/>
     </w:rPr>
   </w:style>
-  <w:style w:type="paragraph" w:styleId="425">
+  <w:style w:type="paragraph" w:styleId="1567">
     <w:name w:val="Intense Quote"/>
-    <w:basedOn w:val="396"/>
-    <w:next w:val="396"/>
-    <w:link w:val="426"/>
+    <w:basedOn w:val="1538"/>
+    <w:next w:val="1538"/>
+    <w:link w:val="1568"/>
     <w:uiPriority w:val="30"/>
     <w:qFormat/>
     <w:pPr>
@@ -64037,10 +63982,10 @@
       <w:color w:val="0f4761" w:themeColor="accent1" w:themeShade="BF"/>
     </w:rPr>
   </w:style>
-  <w:style w:type="character" w:styleId="426">
+  <w:style w:type="character" w:styleId="1568">
     <w:name w:val="Intense Quote Char"/>
-    <w:basedOn w:val="406"/>
-    <w:link w:val="425"/>
+    <w:basedOn w:val="1548"/>
+    <w:link w:val="1567"/>
     <w:uiPriority w:val="30"/>
     <w:pPr>
       <w:pBdr/>
@@ -64053,9 +63998,9 @@
       <w:color w:val="0f4761" w:themeColor="accent1" w:themeShade="BF"/>
     </w:rPr>
   </w:style>
-  <w:style w:type="character" w:styleId="427">
+  <w:style w:type="character" w:styleId="1569">
     <w:name w:val="Intense Reference"/>
-    <w:basedOn w:val="406"/>
+    <w:basedOn w:val="1548"/>
     <w:uiPriority w:val="32"/>
     <w:qFormat/>
     <w:pPr>
@@ -64071,9 +64016,9 @@
       <w:spacing w:val="5"/>
     </w:rPr>
   </w:style>
-  <w:style w:type="paragraph" w:styleId="428">
+  <w:style w:type="paragraph" w:styleId="1570">
     <w:name w:val="No Spacing"/>
-    <w:basedOn w:val="396"/>
+    <w:basedOn w:val="1538"/>
     <w:uiPriority w:val="1"/>
     <w:qFormat/>
     <w:pPr>
@@ -64082,9 +64027,9 @@
       <w:ind/>
     </w:pPr>
   </w:style>
-  <w:style w:type="character" w:styleId="429">
+  <w:style w:type="character" w:styleId="1571">
     <w:name w:val="Subtle Emphasis"/>
-    <w:basedOn w:val="406"/>
+    <w:basedOn w:val="1548"/>
     <w:uiPriority w:val="19"/>
     <w:qFormat/>
     <w:pPr>
@@ -64098,9 +64043,9 @@
       <w:color w:val="404040" w:themeColor="text1" w:themeTint="BF"/>
     </w:rPr>
   </w:style>
-  <w:style w:type="character" w:styleId="430">
+  <w:style w:type="character" w:styleId="1572">
     <w:name w:val="Emphasis"/>
-    <w:basedOn w:val="406"/>
+    <w:basedOn w:val="1548"/>
     <w:uiPriority w:val="20"/>
     <w:qFormat/>
     <w:pPr>
@@ -64113,9 +64058,9 @@
       <w:iCs/>
     </w:rPr>
   </w:style>
-  <w:style w:type="character" w:styleId="431">
+  <w:style w:type="character" w:styleId="1573">
     <w:name w:val="Strong"/>
-    <w:basedOn w:val="406"/>
+    <w:basedOn w:val="1548"/>
     <w:uiPriority w:val="22"/>
     <w:qFormat/>
     <w:pPr>
@@ -64128,9 +64073,9 @@
       <w:bCs/>
     </w:rPr>
   </w:style>
-  <w:style w:type="character" w:styleId="432">
+  <w:style w:type="character" w:styleId="1574">
     <w:name w:val="Subtle Reference"/>
-    <w:basedOn w:val="406"/>
+    <w:basedOn w:val="1548"/>
     <w:uiPriority w:val="31"/>
     <w:qFormat/>
     <w:pPr>
@@ -64143,9 +64088,9 @@
       <w:color w:val="5a5a5a" w:themeColor="text1" w:themeTint="A5"/>
     </w:rPr>
   </w:style>
-  <w:style w:type="character" w:styleId="433">
+  <w:style w:type="character" w:styleId="1575">
     <w:name w:val="Book Title"/>
-    <w:basedOn w:val="406"/>
+    <w:basedOn w:val="1548"/>
     <w:uiPriority w:val="33"/>
     <w:qFormat/>
     <w:pPr>
@@ -64161,10 +64106,10 @@
       <w:spacing w:val="5"/>
     </w:rPr>
   </w:style>
-  <w:style w:type="paragraph" w:styleId="434">
+  <w:style w:type="paragraph" w:styleId="1576">
     <w:name w:val="Header"/>
-    <w:basedOn w:val="396"/>
-    <w:link w:val="435"/>
+    <w:basedOn w:val="1538"/>
+    <w:link w:val="1577"/>
     <w:uiPriority w:val="99"/>
     <w:unhideWhenUsed/>
     <w:pPr>
@@ -64177,10 +64122,10 @@
       <w:ind/>
     </w:pPr>
   </w:style>
-  <w:style w:type="character" w:styleId="435">
+  <w:style w:type="character" w:styleId="1577">
     <w:name w:val="Header Char"/>
-    <w:basedOn w:val="406"/>
-    <w:link w:val="434"/>
+    <w:basedOn w:val="1548"/>
+    <w:link w:val="1576"/>
     <w:uiPriority w:val="99"/>
     <w:pPr>
       <w:pBdr/>
@@ -64188,10 +64133,10 @@
       <w:ind/>
     </w:pPr>
   </w:style>
-  <w:style w:type="paragraph" w:styleId="436">
+  <w:style w:type="paragraph" w:styleId="1578">
     <w:name w:val="Footer"/>
-    <w:basedOn w:val="396"/>
-    <w:link w:val="437"/>
+    <w:basedOn w:val="1538"/>
+    <w:link w:val="1579"/>
     <w:uiPriority w:val="99"/>
     <w:unhideWhenUsed/>
     <w:pPr>
@@ -64204,10 +64149,10 @@
       <w:ind/>
     </w:pPr>
   </w:style>
-  <w:style w:type="character" w:styleId="437">
+  <w:style w:type="character" w:styleId="1579">
     <w:name w:val="Footer Char"/>
-    <w:basedOn w:val="406"/>
-    <w:link w:val="436"/>
+    <w:basedOn w:val="1548"/>
+    <w:link w:val="1578"/>
     <w:uiPriority w:val="99"/>
     <w:pPr>
       <w:pBdr/>
@@ -64215,10 +64160,10 @@
       <w:ind/>
     </w:pPr>
   </w:style>
-  <w:style w:type="paragraph" w:styleId="438">
+  <w:style w:type="paragraph" w:styleId="1580">
     <w:name w:val="Caption"/>
-    <w:basedOn w:val="396"/>
-    <w:next w:val="396"/>
+    <w:basedOn w:val="1538"/>
+    <w:next w:val="1538"/>
     <w:uiPriority w:val="35"/>
     <w:unhideWhenUsed/>
     <w:qFormat/>
@@ -64235,10 +64180,10 @@
       <w:szCs w:val="18"/>
     </w:rPr>
   </w:style>
-  <w:style w:type="paragraph" w:styleId="439">
+  <w:style w:type="paragraph" w:styleId="1581">
     <w:name w:val="footnote text"/>
-    <w:basedOn w:val="396"/>
-    <w:link w:val="440"/>
+    <w:basedOn w:val="1538"/>
+    <w:link w:val="1582"/>
     <w:uiPriority w:val="99"/>
     <w:semiHidden/>
     <w:unhideWhenUsed/>
@@ -64252,10 +64197,10 @@
       <w:szCs w:val="20"/>
     </w:rPr>
   </w:style>
-  <w:style w:type="character" w:styleId="440">
+  <w:style w:type="character" w:styleId="1582">
     <w:name w:val="Footnote Text Char"/>
-    <w:basedOn w:val="406"/>
-    <w:link w:val="439"/>
+    <w:basedOn w:val="1548"/>
+    <w:link w:val="1581"/>
     <w:uiPriority w:val="99"/>
     <w:semiHidden/>
     <w:pPr>
@@ -64268,9 +64213,9 @@
       <w:szCs w:val="20"/>
     </w:rPr>
   </w:style>
-  <w:style w:type="character" w:styleId="441">
+  <w:style w:type="character" w:styleId="1583">
     <w:name w:val="footnote reference"/>
-    <w:basedOn w:val="406"/>
+    <w:basedOn w:val="1548"/>
     <w:uiPriority w:val="99"/>
     <w:semiHidden/>
     <w:unhideWhenUsed/>
@@ -64283,10 +64228,10 @@
       <w:vertAlign w:val="superscript"/>
     </w:rPr>
   </w:style>
-  <w:style w:type="paragraph" w:styleId="442">
+  <w:style w:type="paragraph" w:styleId="1584">
     <w:name w:val="endnote text"/>
-    <w:basedOn w:val="396"/>
-    <w:link w:val="443"/>
+    <w:basedOn w:val="1538"/>
+    <w:link w:val="1585"/>
     <w:uiPriority w:val="99"/>
     <w:semiHidden/>
     <w:unhideWhenUsed/>
@@ -64300,10 +64245,10 @@
       <w:szCs w:val="20"/>
     </w:rPr>
   </w:style>
-  <w:style w:type="character" w:styleId="443">
+  <w:style w:type="character" w:styleId="1585">
     <w:name w:val="Endnote Text Char"/>
-    <w:basedOn w:val="406"/>
-    <w:link w:val="442"/>
+    <w:basedOn w:val="1548"/>
+    <w:link w:val="1584"/>
     <w:uiPriority w:val="99"/>
     <w:semiHidden/>
     <w:pPr>
@@ -64316,9 +64261,9 @@
       <w:szCs w:val="20"/>
     </w:rPr>
   </w:style>
-  <w:style w:type="character" w:styleId="444">
+  <w:style w:type="character" w:styleId="1586">
     <w:name w:val="endnote reference"/>
-    <w:basedOn w:val="406"/>
+    <w:basedOn w:val="1548"/>
     <w:uiPriority w:val="99"/>
     <w:semiHidden/>
     <w:unhideWhenUsed/>
@@ -64331,9 +64276,9 @@
       <w:vertAlign w:val="superscript"/>
     </w:rPr>
   </w:style>
-  <w:style w:type="character" w:styleId="445">
+  <w:style w:type="character" w:styleId="1587">
     <w:name w:val="Hyperlink"/>
-    <w:basedOn w:val="406"/>
+    <w:basedOn w:val="1548"/>
     <w:uiPriority w:val="99"/>
     <w:unhideWhenUsed/>
     <w:pPr>
@@ -64346,9 +64291,9 @@
       <w:u w:val="single"/>
     </w:rPr>
   </w:style>
-  <w:style w:type="character" w:styleId="446">
+  <w:style w:type="character" w:styleId="1588">
     <w:name w:val="FollowedHyperlink"/>
-    <w:basedOn w:val="406"/>
+    <w:basedOn w:val="1548"/>
     <w:uiPriority w:val="99"/>
     <w:semiHidden/>
     <w:unhideWhenUsed/>
@@ -64362,10 +64307,10 @@
       <w:u w:val="single"/>
     </w:rPr>
   </w:style>
-  <w:style w:type="paragraph" w:styleId="447">
+  <w:style w:type="paragraph" w:styleId="1589">
     <w:name w:val="toc 1"/>
-    <w:basedOn w:val="396"/>
-    <w:next w:val="396"/>
+    <w:basedOn w:val="1538"/>
+    <w:next w:val="1538"/>
     <w:uiPriority w:val="39"/>
     <w:unhideWhenUsed/>
     <w:pPr>
@@ -64374,10 +64319,10 @@
       <w:ind/>
     </w:pPr>
   </w:style>
-  <w:style w:type="paragraph" w:styleId="448">
+  <w:style w:type="paragraph" w:styleId="1590">
     <w:name w:val="toc 2"/>
-    <w:basedOn w:val="396"/>
-    <w:next w:val="396"/>
+    <w:basedOn w:val="1538"/>
+    <w:next w:val="1538"/>
     <w:uiPriority w:val="39"/>
     <w:unhideWhenUsed/>
     <w:pPr>
@@ -64386,10 +64331,10 @@
       <w:ind w:left="220"/>
     </w:pPr>
   </w:style>
-  <w:style w:type="paragraph" w:styleId="449">
+  <w:style w:type="paragraph" w:styleId="1591">
     <w:name w:val="toc 3"/>
-    <w:basedOn w:val="396"/>
-    <w:next w:val="396"/>
+    <w:basedOn w:val="1538"/>
+    <w:next w:val="1538"/>
     <w:uiPriority w:val="39"/>
     <w:unhideWhenUsed/>
     <w:pPr>
@@ -64398,10 +64343,10 @@
       <w:ind w:left="440"/>
     </w:pPr>
   </w:style>
-  <w:style w:type="paragraph" w:styleId="450">
+  <w:style w:type="paragraph" w:styleId="1592">
     <w:name w:val="toc 4"/>
-    <w:basedOn w:val="396"/>
-    <w:next w:val="396"/>
+    <w:basedOn w:val="1538"/>
+    <w:next w:val="1538"/>
     <w:uiPriority w:val="39"/>
     <w:unhideWhenUsed/>
     <w:pPr>
@@ -64410,10 +64355,10 @@
       <w:ind w:left="660"/>
     </w:pPr>
   </w:style>
-  <w:style w:type="paragraph" w:styleId="451">
+  <w:style w:type="paragraph" w:styleId="1593">
     <w:name w:val="toc 5"/>
-    <w:basedOn w:val="396"/>
-    <w:next w:val="396"/>
+    <w:basedOn w:val="1538"/>
+    <w:next w:val="1538"/>
     <w:uiPriority w:val="39"/>
     <w:unhideWhenUsed/>
     <w:pPr>
@@ -64422,10 +64367,10 @@
       <w:ind w:left="880"/>
     </w:pPr>
   </w:style>
-  <w:style w:type="paragraph" w:styleId="452">
+  <w:style w:type="paragraph" w:styleId="1594">
     <w:name w:val="toc 6"/>
-    <w:basedOn w:val="396"/>
-    <w:next w:val="396"/>
+    <w:basedOn w:val="1538"/>
+    <w:next w:val="1538"/>
     <w:uiPriority w:val="39"/>
     <w:unhideWhenUsed/>
     <w:pPr>
@@ -64434,10 +64379,10 @@
       <w:ind w:left="1100"/>
     </w:pPr>
   </w:style>
-  <w:style w:type="paragraph" w:styleId="453">
+  <w:style w:type="paragraph" w:styleId="1595">
     <w:name w:val="toc 7"/>
-    <w:basedOn w:val="396"/>
-    <w:next w:val="396"/>
+    <w:basedOn w:val="1538"/>
+    <w:next w:val="1538"/>
     <w:uiPriority w:val="39"/>
     <w:unhideWhenUsed/>
     <w:pPr>
@@ -64446,10 +64391,10 @@
       <w:ind w:left="1320"/>
     </w:pPr>
   </w:style>
-  <w:style w:type="paragraph" w:styleId="454">
+  <w:style w:type="paragraph" w:styleId="1596">
     <w:name w:val="toc 8"/>
-    <w:basedOn w:val="396"/>
-    <w:next w:val="396"/>
+    <w:basedOn w:val="1538"/>
+    <w:next w:val="1538"/>
     <w:uiPriority w:val="39"/>
     <w:unhideWhenUsed/>
     <w:pPr>
@@ -64458,10 +64403,10 @@
       <w:ind w:left="1540"/>
     </w:pPr>
   </w:style>
-  <w:style w:type="paragraph" w:styleId="455">
+  <w:style w:type="paragraph" w:styleId="1597">
     <w:name w:val="toc 9"/>
-    <w:basedOn w:val="396"/>
-    <w:next w:val="396"/>
+    <w:basedOn w:val="1538"/>
+    <w:next w:val="1538"/>
     <w:uiPriority w:val="39"/>
     <w:unhideWhenUsed/>
     <w:pPr>
@@ -64470,9 +64415,9 @@
       <w:ind w:left="1760"/>
     </w:pPr>
   </w:style>
-  <w:style w:type="character" w:styleId="456">
+  <w:style w:type="character" w:styleId="1598">
     <w:name w:val="Placeholder Text"/>
-    <w:basedOn w:val="406"/>
+    <w:basedOn w:val="1548"/>
     <w:uiPriority w:val="99"/>
     <w:semiHidden/>
     <w:pPr>
@@ -64484,7 +64429,7 @@
       <w:color w:val="666666"/>
     </w:rPr>
   </w:style>
-  <w:style w:type="paragraph" w:styleId="466">
+  <w:style w:type="paragraph" w:styleId="1599">
     <w:name w:val="TOC Heading"/>
     <w:uiPriority w:val="39"/>
     <w:unhideWhenUsed/>
@@ -64494,10 +64439,10 @@
       <w:ind/>
     </w:pPr>
   </w:style>
-  <w:style w:type="paragraph" w:styleId="467">
+  <w:style w:type="paragraph" w:styleId="1600">
     <w:name w:val="table of figures"/>
-    <w:basedOn w:val="396"/>
-    <w:next w:val="396"/>
+    <w:basedOn w:val="1538"/>
+    <w:next w:val="1538"/>
     <w:uiPriority w:val="99"/>
     <w:unhideWhenUsed/>
     <w:pPr>
